--- a/docs/plans/分工说明.docx
+++ b/docs/plans/分工说明.docx
@@ -91,6 +91,24 @@
         </w:rPr>
         <w:t xml:space="preserve">一、分工总览</w:t>
       </w:r>
+    </w:p>
+    <w:p>
+      <w:pPr>
+        <w:spacing w:after="60" w:before="60"/>
+      </w:pPr>
+      <w:r>
+        <w:rPr>
+          <w:color w:val="666666"/>
+          <w:sz w:val="18"/>
+          <w:szCs w:val="18"/>
+        </w:rPr>
+        <w:t xml:space="preserve">蓝色 = Xuyu Zhang，绿色 = Qiushi Huang，黄色 = 两人共同</w:t>
+      </w:r>
+    </w:p>
+    <w:p>
+      <w:pPr>
+        <w:spacing w:after="0" w:before="40"/>
+      </w:pPr>
     </w:p>
     <w:tbl>
       <w:tblPr>
@@ -112,7 +130,6 @@
       <w:tr>
         <w:tc>
           <w:tcPr>
-            <w:gridSpan w:val="1"/>
             <w:tcBorders>
               <w:top w:val="single" w:color="AAAAAA" w:sz="4"/>
               <w:left w:val="single" w:color="AAAAAA" w:sz="4"/>
@@ -125,7 +142,6 @@
           <w:p>
             <w:pPr>
               <w:spacing w:after="80" w:before="80"/>
-              <w:jc w:val="left"/>
             </w:pPr>
             <w:r>
               <w:rPr>
@@ -141,7 +157,6 @@
         </w:tc>
         <w:tc>
           <w:tcPr>
-            <w:gridSpan w:val="1"/>
             <w:tcBorders>
               <w:top w:val="single" w:color="AAAAAA" w:sz="4"/>
               <w:left w:val="single" w:color="AAAAAA" w:sz="4"/>
@@ -154,7 +169,6 @@
           <w:p>
             <w:pPr>
               <w:spacing w:after="80" w:before="80"/>
-              <w:jc w:val="left"/>
             </w:pPr>
             <w:r>
               <w:rPr>
@@ -164,13 +178,12 @@
                 <w:sz w:val="20"/>
                 <w:szCs w:val="20"/>
               </w:rPr>
-              <w:t xml:space="preserve">负责方向</w:t>
-            </w:r>
-          </w:p>
-        </w:tc>
-        <w:tc>
-          <w:tcPr>
-            <w:gridSpan w:val="1"/>
+              <w:t xml:space="preserve">模块</w:t>
+            </w:r>
+          </w:p>
+        </w:tc>
+        <w:tc>
+          <w:tcPr>
             <w:tcBorders>
               <w:top w:val="single" w:color="AAAAAA" w:sz="4"/>
               <w:left w:val="single" w:color="AAAAAA" w:sz="4"/>
@@ -183,7 +196,6 @@
           <w:p>
             <w:pPr>
               <w:spacing w:after="80" w:before="80"/>
-              <w:jc w:val="left"/>
             </w:pPr>
             <w:r>
               <w:rPr>
@@ -193,7 +205,7 @@
                 <w:sz w:val="20"/>
                 <w:szCs w:val="20"/>
               </w:rPr>
-              <w:t xml:space="preserve">涵盖任务</w:t>
+              <w:t xml:space="preserve">涉及文件（简）</w:t>
             </w:r>
           </w:p>
         </w:tc>
@@ -201,7 +213,6 @@
       <w:tr>
         <w:tc>
           <w:tcPr>
-            <w:gridSpan w:val="1"/>
             <w:tcBorders>
               <w:top w:val="single" w:color="AAAAAA" w:sz="4"/>
               <w:left w:val="single" w:color="AAAAAA" w:sz="4"/>
@@ -218,71 +229,115 @@
             </w:pPr>
             <w:r>
               <w:rPr>
-                <w:b w:val="false"/>
-                <w:bCs w:val="false"/>
-                <w:color w:val="000000"/>
+                <w:color w:val="000000"/>
+                <w:sz w:val="20"/>
+                <w:szCs w:val="20"/>
+              </w:rPr>
+              <w:t xml:space="preserve">Xuyu Zhang（26025395）</w:t>
+            </w:r>
+          </w:p>
+        </w:tc>
+        <w:tc>
+          <w:tcPr>
+            <w:tcBorders>
+              <w:top w:val="single" w:color="AAAAAA" w:sz="4"/>
+              <w:left w:val="single" w:color="AAAAAA" w:sz="4"/>
+              <w:bottom w:val="single" w:color="AAAAAA" w:sz="4"/>
+              <w:right w:val="single" w:color="AAAAAA" w:sz="4"/>
+            </w:tcBorders>
+            <w:shd w:fill="D6E4F0" w:color="auto" w:val="clear"/>
+            <w:vAlign w:val="center"/>
+          </w:tcPr>
+          <w:p>
+            <w:pPr>
+              <w:spacing w:after="80" w:before="80"/>
+              <w:jc w:val="left"/>
+            </w:pPr>
+            <w:r>
+              <w:rPr>
+                <w:color w:val="000000"/>
+                <w:sz w:val="20"/>
+                <w:szCs w:val="20"/>
+              </w:rPr>
+              <w:t xml:space="preserve">项目初始化</w:t>
+            </w:r>
+          </w:p>
+        </w:tc>
+        <w:tc>
+          <w:tcPr>
+            <w:tcBorders>
+              <w:top w:val="single" w:color="AAAAAA" w:sz="4"/>
+              <w:left w:val="single" w:color="AAAAAA" w:sz="4"/>
+              <w:bottom w:val="single" w:color="AAAAAA" w:sz="4"/>
+              <w:right w:val="single" w:color="AAAAAA" w:sz="4"/>
+            </w:tcBorders>
+            <w:shd w:fill="D6E4F0" w:color="auto" w:val="clear"/>
+            <w:vAlign w:val="center"/>
+          </w:tcPr>
+          <w:p>
+            <w:pPr>
+              <w:spacing w:after="80" w:before="80"/>
+              <w:jc w:val="left"/>
+            </w:pPr>
+            <w:r>
+              <w:rPr>
+                <w:rFonts w:ascii="Courier New" w:cs="Courier New" w:eastAsia="Courier New" w:hAnsi="Courier New"/>
+                <w:color w:val="1a1a2e"/>
                 <w:sz w:val="19"/>
                 <w:szCs w:val="19"/>
               </w:rPr>
-              <w:t xml:space="preserve">Xuyu Zhang（26025395）</w:t>
-            </w:r>
-          </w:p>
-        </w:tc>
-        <w:tc>
-          <w:tcPr>
-            <w:gridSpan w:val="1"/>
-            <w:tcBorders>
-              <w:top w:val="single" w:color="AAAAAA" w:sz="4"/>
-              <w:left w:val="single" w:color="AAAAAA" w:sz="4"/>
-              <w:bottom w:val="single" w:color="AAAAAA" w:sz="4"/>
-              <w:right w:val="single" w:color="AAAAAA" w:sz="4"/>
-            </w:tcBorders>
-            <w:shd w:fill="D6E4F0" w:color="auto" w:val="clear"/>
-            <w:vAlign w:val="center"/>
-          </w:tcPr>
-          <w:p>
-            <w:pPr>
-              <w:spacing w:after="80" w:before="80"/>
-              <w:jc w:val="left"/>
-            </w:pPr>
-            <w:r>
-              <w:rPr>
-                <w:b w:val="false"/>
-                <w:bCs w:val="false"/>
-                <w:color w:val="000000"/>
+              <w:t xml:space="preserve">main.py</w:t>
+            </w:r>
+            <w:r>
+              <w:rPr>
+                <w:color w:val="000000"/>
+                <w:sz w:val="20"/>
+                <w:szCs w:val="20"/>
+              </w:rPr>
+              <w:t xml:space="preserve"> </w:t>
+            </w:r>
+            <w:r>
+              <w:rPr>
+                <w:rFonts w:ascii="Courier New" w:cs="Courier New" w:eastAsia="Courier New" w:hAnsi="Courier New"/>
+                <w:color w:val="1a1a2e"/>
                 <w:sz w:val="19"/>
                 <w:szCs w:val="19"/>
               </w:rPr>
-              <w:t xml:space="preserve">项目基础 + 用户认证 + 购物车</w:t>
-            </w:r>
-          </w:p>
-        </w:tc>
-        <w:tc>
-          <w:tcPr>
-            <w:gridSpan w:val="1"/>
-            <w:tcBorders>
-              <w:top w:val="single" w:color="AAAAAA" w:sz="4"/>
-              <w:left w:val="single" w:color="AAAAAA" w:sz="4"/>
-              <w:bottom w:val="single" w:color="AAAAAA" w:sz="4"/>
-              <w:right w:val="single" w:color="AAAAAA" w:sz="4"/>
-            </w:tcBorders>
-            <w:shd w:fill="D6E4F0" w:color="auto" w:val="clear"/>
-            <w:vAlign w:val="center"/>
-          </w:tcPr>
-          <w:p>
-            <w:pPr>
-              <w:spacing w:after="80" w:before="80"/>
-              <w:jc w:val="left"/>
-            </w:pPr>
-            <w:r>
-              <w:rPr>
-                <w:b w:val="false"/>
-                <w:bCs w:val="false"/>
-                <w:color w:val="000000"/>
+              <w:t xml:space="preserve">database.py</w:t>
+            </w:r>
+            <w:r>
+              <w:rPr>
+                <w:color w:val="000000"/>
+                <w:sz w:val="20"/>
+                <w:szCs w:val="20"/>
+              </w:rPr>
+              <w:t xml:space="preserve"> </w:t>
+            </w:r>
+            <w:r>
+              <w:rPr>
+                <w:rFonts w:ascii="Courier New" w:cs="Courier New" w:eastAsia="Courier New" w:hAnsi="Courier New"/>
+                <w:color w:val="1a1a2e"/>
                 <w:sz w:val="19"/>
                 <w:szCs w:val="19"/>
               </w:rPr>
-              <w:t xml:space="preserve">任务 2、3、4b、5、6、7、9</w:t>
+              <w:t xml:space="preserve">main.jsx</w:t>
+            </w:r>
+            <w:r>
+              <w:rPr>
+                <w:color w:val="000000"/>
+                <w:sz w:val="20"/>
+                <w:szCs w:val="20"/>
+              </w:rPr>
+              <w:t xml:space="preserve"> </w:t>
+            </w:r>
+            <w:r>
+              <w:rPr>
+                <w:rFonts w:ascii="Courier New" w:cs="Courier New" w:eastAsia="Courier New" w:hAnsi="Courier New"/>
+                <w:color w:val="1a1a2e"/>
+                <w:sz w:val="19"/>
+                <w:szCs w:val="19"/>
+              </w:rPr>
+              <w:t xml:space="preserve">App.jsx</w:t>
             </w:r>
           </w:p>
         </w:tc>
@@ -290,88 +345,187 @@
       <w:tr>
         <w:tc>
           <w:tcPr>
-            <w:gridSpan w:val="1"/>
-            <w:tcBorders>
-              <w:top w:val="single" w:color="AAAAAA" w:sz="4"/>
-              <w:left w:val="single" w:color="AAAAAA" w:sz="4"/>
-              <w:bottom w:val="single" w:color="AAAAAA" w:sz="4"/>
-              <w:right w:val="single" w:color="AAAAAA" w:sz="4"/>
-            </w:tcBorders>
-            <w:shd w:fill="D5E8D4" w:color="auto" w:val="clear"/>
-            <w:vAlign w:val="center"/>
-          </w:tcPr>
-          <w:p>
-            <w:pPr>
-              <w:spacing w:after="80" w:before="80"/>
-              <w:jc w:val="left"/>
-            </w:pPr>
-            <w:r>
-              <w:rPr>
-                <w:b w:val="false"/>
-                <w:bCs w:val="false"/>
-                <w:color w:val="000000"/>
+            <w:tcBorders>
+              <w:top w:val="single" w:color="AAAAAA" w:sz="4"/>
+              <w:left w:val="single" w:color="AAAAAA" w:sz="4"/>
+              <w:bottom w:val="single" w:color="AAAAAA" w:sz="4"/>
+              <w:right w:val="single" w:color="AAAAAA" w:sz="4"/>
+            </w:tcBorders>
+            <w:shd w:fill="D6E4F0" w:color="auto" w:val="clear"/>
+            <w:vAlign w:val="center"/>
+          </w:tcPr>
+          <w:p>
+            <w:pPr>
+              <w:spacing w:after="80" w:before="80"/>
+              <w:jc w:val="left"/>
+            </w:pPr>
+          </w:p>
+        </w:tc>
+        <w:tc>
+          <w:tcPr>
+            <w:tcBorders>
+              <w:top w:val="single" w:color="AAAAAA" w:sz="4"/>
+              <w:left w:val="single" w:color="AAAAAA" w:sz="4"/>
+              <w:bottom w:val="single" w:color="AAAAAA" w:sz="4"/>
+              <w:right w:val="single" w:color="AAAAAA" w:sz="4"/>
+            </w:tcBorders>
+            <w:shd w:fill="D6E4F0" w:color="auto" w:val="clear"/>
+            <w:vAlign w:val="center"/>
+          </w:tcPr>
+          <w:p>
+            <w:pPr>
+              <w:spacing w:after="80" w:before="80"/>
+              <w:jc w:val="left"/>
+            </w:pPr>
+            <w:r>
+              <w:rPr>
+                <w:color w:val="000000"/>
+                <w:sz w:val="20"/>
+                <w:szCs w:val="20"/>
+              </w:rPr>
+              <w:t xml:space="preserve">全局 UI 样式</w:t>
+            </w:r>
+          </w:p>
+        </w:tc>
+        <w:tc>
+          <w:tcPr>
+            <w:tcBorders>
+              <w:top w:val="single" w:color="AAAAAA" w:sz="4"/>
+              <w:left w:val="single" w:color="AAAAAA" w:sz="4"/>
+              <w:bottom w:val="single" w:color="AAAAAA" w:sz="4"/>
+              <w:right w:val="single" w:color="AAAAAA" w:sz="4"/>
+            </w:tcBorders>
+            <w:shd w:fill="D6E4F0" w:color="auto" w:val="clear"/>
+            <w:vAlign w:val="center"/>
+          </w:tcPr>
+          <w:p>
+            <w:pPr>
+              <w:spacing w:after="80" w:before="80"/>
+              <w:jc w:val="left"/>
+            </w:pPr>
+            <w:r>
+              <w:rPr>
+                <w:rFonts w:ascii="Courier New" w:cs="Courier New" w:eastAsia="Courier New" w:hAnsi="Courier New"/>
+                <w:color w:val="1a1a2e"/>
                 <w:sz w:val="19"/>
                 <w:szCs w:val="19"/>
               </w:rPr>
-              <w:t xml:space="preserve">Qiushi Huang（25668904）</w:t>
-            </w:r>
-          </w:p>
-        </w:tc>
-        <w:tc>
-          <w:tcPr>
-            <w:gridSpan w:val="1"/>
-            <w:tcBorders>
-              <w:top w:val="single" w:color="AAAAAA" w:sz="4"/>
-              <w:left w:val="single" w:color="AAAAAA" w:sz="4"/>
-              <w:bottom w:val="single" w:color="AAAAAA" w:sz="4"/>
-              <w:right w:val="single" w:color="AAAAAA" w:sz="4"/>
-            </w:tcBorders>
-            <w:shd w:fill="D5E8D4" w:color="auto" w:val="clear"/>
-            <w:vAlign w:val="center"/>
-          </w:tcPr>
-          <w:p>
-            <w:pPr>
-              <w:spacing w:after="80" w:before="80"/>
-              <w:jc w:val="left"/>
-            </w:pPr>
-            <w:r>
-              <w:rPr>
-                <w:b w:val="false"/>
-                <w:bCs w:val="false"/>
-                <w:color w:val="000000"/>
+              <w:t xml:space="preserve">index.css</w:t>
+            </w:r>
+            <w:r>
+              <w:rPr>
+                <w:color w:val="000000"/>
+                <w:sz w:val="20"/>
+                <w:szCs w:val="20"/>
+              </w:rPr>
+              <w:t xml:space="preserve">（色值、断点、通用类）</w:t>
+            </w:r>
+          </w:p>
+        </w:tc>
+      </w:tr>
+      <w:tr>
+        <w:tc>
+          <w:tcPr>
+            <w:tcBorders>
+              <w:top w:val="single" w:color="AAAAAA" w:sz="4"/>
+              <w:left w:val="single" w:color="AAAAAA" w:sz="4"/>
+              <w:bottom w:val="single" w:color="AAAAAA" w:sz="4"/>
+              <w:right w:val="single" w:color="AAAAAA" w:sz="4"/>
+            </w:tcBorders>
+            <w:shd w:fill="D6E4F0" w:color="auto" w:val="clear"/>
+            <w:vAlign w:val="center"/>
+          </w:tcPr>
+          <w:p>
+            <w:pPr>
+              <w:spacing w:after="80" w:before="80"/>
+              <w:jc w:val="left"/>
+            </w:pPr>
+          </w:p>
+        </w:tc>
+        <w:tc>
+          <w:tcPr>
+            <w:tcBorders>
+              <w:top w:val="single" w:color="AAAAAA" w:sz="4"/>
+              <w:left w:val="single" w:color="AAAAAA" w:sz="4"/>
+              <w:bottom w:val="single" w:color="AAAAAA" w:sz="4"/>
+              <w:right w:val="single" w:color="AAAAAA" w:sz="4"/>
+            </w:tcBorders>
+            <w:shd w:fill="D6E4F0" w:color="auto" w:val="clear"/>
+            <w:vAlign w:val="center"/>
+          </w:tcPr>
+          <w:p>
+            <w:pPr>
+              <w:spacing w:after="80" w:before="80"/>
+              <w:jc w:val="left"/>
+            </w:pPr>
+            <w:r>
+              <w:rPr>
+                <w:color w:val="000000"/>
+                <w:sz w:val="20"/>
+                <w:szCs w:val="20"/>
+              </w:rPr>
+              <w:t xml:space="preserve">用户认证（后端）</w:t>
+            </w:r>
+          </w:p>
+        </w:tc>
+        <w:tc>
+          <w:tcPr>
+            <w:tcBorders>
+              <w:top w:val="single" w:color="AAAAAA" w:sz="4"/>
+              <w:left w:val="single" w:color="AAAAAA" w:sz="4"/>
+              <w:bottom w:val="single" w:color="AAAAAA" w:sz="4"/>
+              <w:right w:val="single" w:color="AAAAAA" w:sz="4"/>
+            </w:tcBorders>
+            <w:shd w:fill="D6E4F0" w:color="auto" w:val="clear"/>
+            <w:vAlign w:val="center"/>
+          </w:tcPr>
+          <w:p>
+            <w:pPr>
+              <w:spacing w:after="80" w:before="80"/>
+              <w:jc w:val="left"/>
+            </w:pPr>
+            <w:r>
+              <w:rPr>
+                <w:rFonts w:ascii="Courier New" w:cs="Courier New" w:eastAsia="Courier New" w:hAnsi="Courier New"/>
+                <w:color w:val="1a1a2e"/>
                 <w:sz w:val="19"/>
                 <w:szCs w:val="19"/>
               </w:rPr>
-              <w:t xml:space="preserve">数据库 + 商品 + 管理员后台</w:t>
-            </w:r>
-          </w:p>
-        </w:tc>
-        <w:tc>
-          <w:tcPr>
-            <w:gridSpan w:val="1"/>
-            <w:tcBorders>
-              <w:top w:val="single" w:color="AAAAAA" w:sz="4"/>
-              <w:left w:val="single" w:color="AAAAAA" w:sz="4"/>
-              <w:bottom w:val="single" w:color="AAAAAA" w:sz="4"/>
-              <w:right w:val="single" w:color="AAAAAA" w:sz="4"/>
-            </w:tcBorders>
-            <w:shd w:fill="D5E8D4" w:color="auto" w:val="clear"/>
-            <w:vAlign w:val="center"/>
-          </w:tcPr>
-          <w:p>
-            <w:pPr>
-              <w:spacing w:after="80" w:before="80"/>
-              <w:jc w:val="left"/>
-            </w:pPr>
-            <w:r>
-              <w:rPr>
-                <w:b w:val="false"/>
-                <w:bCs w:val="false"/>
-                <w:color w:val="000000"/>
+              <w:t xml:space="preserve">auth/jwt.py</w:t>
+            </w:r>
+            <w:r>
+              <w:rPr>
+                <w:color w:val="000000"/>
+                <w:sz w:val="20"/>
+                <w:szCs w:val="20"/>
+              </w:rPr>
+              <w:t xml:space="preserve"> </w:t>
+            </w:r>
+            <w:r>
+              <w:rPr>
+                <w:rFonts w:ascii="Courier New" w:cs="Courier New" w:eastAsia="Courier New" w:hAnsi="Courier New"/>
+                <w:color w:val="1a1a2e"/>
                 <w:sz w:val="19"/>
                 <w:szCs w:val="19"/>
               </w:rPr>
-              <w:t xml:space="preserve">任务 1、4a、4c、6b、8、10</w:t>
+              <w:t xml:space="preserve">routers/auth.py</w:t>
+            </w:r>
+            <w:r>
+              <w:rPr>
+                <w:color w:val="000000"/>
+                <w:sz w:val="20"/>
+                <w:szCs w:val="20"/>
+              </w:rPr>
+              <w:t xml:space="preserve"> </w:t>
+            </w:r>
+            <w:r>
+              <w:rPr>
+                <w:rFonts w:ascii="Courier New" w:cs="Courier New" w:eastAsia="Courier New" w:hAnsi="Courier New"/>
+                <w:color w:val="1a1a2e"/>
+                <w:sz w:val="19"/>
+                <w:szCs w:val="19"/>
+              </w:rPr>
+              <w:t xml:space="preserve">models/user.py</w:t>
             </w:r>
           </w:p>
         </w:tc>
@@ -379,88 +533,875 @@
       <w:tr>
         <w:tc>
           <w:tcPr>
-            <w:gridSpan w:val="1"/>
-            <w:tcBorders>
-              <w:top w:val="single" w:color="AAAAAA" w:sz="4"/>
-              <w:left w:val="single" w:color="AAAAAA" w:sz="4"/>
-              <w:bottom w:val="single" w:color="AAAAAA" w:sz="4"/>
-              <w:right w:val="single" w:color="AAAAAA" w:sz="4"/>
-            </w:tcBorders>
-            <w:shd w:fill="FFF3CD" w:color="auto" w:val="clear"/>
-            <w:vAlign w:val="center"/>
-          </w:tcPr>
-          <w:p>
-            <w:pPr>
-              <w:spacing w:after="80" w:before="80"/>
-              <w:jc w:val="left"/>
-            </w:pPr>
-            <w:r>
-              <w:rPr>
-                <w:b w:val="false"/>
-                <w:bCs w:val="false"/>
-                <w:color w:val="000000"/>
+            <w:tcBorders>
+              <w:top w:val="single" w:color="AAAAAA" w:sz="4"/>
+              <w:left w:val="single" w:color="AAAAAA" w:sz="4"/>
+              <w:bottom w:val="single" w:color="AAAAAA" w:sz="4"/>
+              <w:right w:val="single" w:color="AAAAAA" w:sz="4"/>
+            </w:tcBorders>
+            <w:shd w:fill="D6E4F0" w:color="auto" w:val="clear"/>
+            <w:vAlign w:val="center"/>
+          </w:tcPr>
+          <w:p>
+            <w:pPr>
+              <w:spacing w:after="80" w:before="80"/>
+              <w:jc w:val="left"/>
+            </w:pPr>
+          </w:p>
+        </w:tc>
+        <w:tc>
+          <w:tcPr>
+            <w:tcBorders>
+              <w:top w:val="single" w:color="AAAAAA" w:sz="4"/>
+              <w:left w:val="single" w:color="AAAAAA" w:sz="4"/>
+              <w:bottom w:val="single" w:color="AAAAAA" w:sz="4"/>
+              <w:right w:val="single" w:color="AAAAAA" w:sz="4"/>
+            </w:tcBorders>
+            <w:shd w:fill="D6E4F0" w:color="auto" w:val="clear"/>
+            <w:vAlign w:val="center"/>
+          </w:tcPr>
+          <w:p>
+            <w:pPr>
+              <w:spacing w:after="80" w:before="80"/>
+              <w:jc w:val="left"/>
+            </w:pPr>
+            <w:r>
+              <w:rPr>
+                <w:color w:val="000000"/>
+                <w:sz w:val="20"/>
+                <w:szCs w:val="20"/>
+              </w:rPr>
+              <w:t xml:space="preserve">用户认证（前端）</w:t>
+            </w:r>
+          </w:p>
+        </w:tc>
+        <w:tc>
+          <w:tcPr>
+            <w:tcBorders>
+              <w:top w:val="single" w:color="AAAAAA" w:sz="4"/>
+              <w:left w:val="single" w:color="AAAAAA" w:sz="4"/>
+              <w:bottom w:val="single" w:color="AAAAAA" w:sz="4"/>
+              <w:right w:val="single" w:color="AAAAAA" w:sz="4"/>
+            </w:tcBorders>
+            <w:shd w:fill="D6E4F0" w:color="auto" w:val="clear"/>
+            <w:vAlign w:val="center"/>
+          </w:tcPr>
+          <w:p>
+            <w:pPr>
+              <w:spacing w:after="80" w:before="80"/>
+              <w:jc w:val="left"/>
+            </w:pPr>
+            <w:r>
+              <w:rPr>
+                <w:rFonts w:ascii="Courier New" w:cs="Courier New" w:eastAsia="Courier New" w:hAnsi="Courier New"/>
+                <w:color w:val="1a1a2e"/>
                 <w:sz w:val="19"/>
                 <w:szCs w:val="19"/>
               </w:rPr>
-              <w:t xml:space="preserve">两人共同</w:t>
-            </w:r>
-          </w:p>
-        </w:tc>
-        <w:tc>
-          <w:tcPr>
-            <w:gridSpan w:val="1"/>
-            <w:tcBorders>
-              <w:top w:val="single" w:color="AAAAAA" w:sz="4"/>
-              <w:left w:val="single" w:color="AAAAAA" w:sz="4"/>
-              <w:bottom w:val="single" w:color="AAAAAA" w:sz="4"/>
-              <w:right w:val="single" w:color="AAAAAA" w:sz="4"/>
-            </w:tcBorders>
-            <w:shd w:fill="FFF3CD" w:color="auto" w:val="clear"/>
-            <w:vAlign w:val="center"/>
-          </w:tcPr>
-          <w:p>
-            <w:pPr>
-              <w:spacing w:after="80" w:before="80"/>
-              <w:jc w:val="left"/>
-            </w:pPr>
-            <w:r>
-              <w:rPr>
-                <w:b w:val="false"/>
-                <w:bCs w:val="false"/>
-                <w:color w:val="000000"/>
+              <w:t xml:space="preserve">LoginPage.jsx</w:t>
+            </w:r>
+            <w:r>
+              <w:rPr>
+                <w:color w:val="000000"/>
+                <w:sz w:val="20"/>
+                <w:szCs w:val="20"/>
+              </w:rPr>
+              <w:t xml:space="preserve"> </w:t>
+            </w:r>
+            <w:r>
+              <w:rPr>
+                <w:rFonts w:ascii="Courier New" w:cs="Courier New" w:eastAsia="Courier New" w:hAnsi="Courier New"/>
+                <w:color w:val="1a1a2e"/>
                 <w:sz w:val="19"/>
                 <w:szCs w:val="19"/>
               </w:rPr>
-              <w:t xml:space="preserve">收尾、检查、提交</w:t>
-            </w:r>
-          </w:p>
-        </w:tc>
-        <w:tc>
-          <w:tcPr>
-            <w:gridSpan w:val="1"/>
-            <w:tcBorders>
-              <w:top w:val="single" w:color="AAAAAA" w:sz="4"/>
-              <w:left w:val="single" w:color="AAAAAA" w:sz="4"/>
-              <w:bottom w:val="single" w:color="AAAAAA" w:sz="4"/>
-              <w:right w:val="single" w:color="AAAAAA" w:sz="4"/>
-            </w:tcBorders>
-            <w:shd w:fill="FFF3CD" w:color="auto" w:val="clear"/>
-            <w:vAlign w:val="center"/>
-          </w:tcPr>
-          <w:p>
-            <w:pPr>
-              <w:spacing w:after="80" w:before="80"/>
-              <w:jc w:val="left"/>
-            </w:pPr>
-            <w:r>
-              <w:rPr>
-                <w:b w:val="false"/>
-                <w:bCs w:val="false"/>
-                <w:color w:val="000000"/>
+              <w:t xml:space="preserve">RegisterPage.jsx</w:t>
+            </w:r>
+            <w:r>
+              <w:rPr>
+                <w:color w:val="000000"/>
+                <w:sz w:val="20"/>
+                <w:szCs w:val="20"/>
+              </w:rPr>
+              <w:t xml:space="preserve"> </w:t>
+            </w:r>
+            <w:r>
+              <w:rPr>
+                <w:rFonts w:ascii="Courier New" w:cs="Courier New" w:eastAsia="Courier New" w:hAnsi="Courier New"/>
+                <w:color w:val="1a1a2e"/>
                 <w:sz w:val="19"/>
                 <w:szCs w:val="19"/>
               </w:rPr>
-              <w:t xml:space="preserve">任务 11–14</w:t>
+              <w:t xml:space="preserve">AuthContext.jsx</w:t>
+            </w:r>
+          </w:p>
+        </w:tc>
+      </w:tr>
+      <w:tr>
+        <w:tc>
+          <w:tcPr>
+            <w:tcBorders>
+              <w:top w:val="single" w:color="AAAAAA" w:sz="4"/>
+              <w:left w:val="single" w:color="AAAAAA" w:sz="4"/>
+              <w:bottom w:val="single" w:color="AAAAAA" w:sz="4"/>
+              <w:right w:val="single" w:color="AAAAAA" w:sz="4"/>
+            </w:tcBorders>
+            <w:shd w:fill="D6E4F0" w:color="auto" w:val="clear"/>
+            <w:vAlign w:val="center"/>
+          </w:tcPr>
+          <w:p>
+            <w:pPr>
+              <w:spacing w:after="80" w:before="80"/>
+              <w:jc w:val="left"/>
+            </w:pPr>
+          </w:p>
+        </w:tc>
+        <w:tc>
+          <w:tcPr>
+            <w:tcBorders>
+              <w:top w:val="single" w:color="AAAAAA" w:sz="4"/>
+              <w:left w:val="single" w:color="AAAAAA" w:sz="4"/>
+              <w:bottom w:val="single" w:color="AAAAAA" w:sz="4"/>
+              <w:right w:val="single" w:color="AAAAAA" w:sz="4"/>
+            </w:tcBorders>
+            <w:shd w:fill="D6E4F0" w:color="auto" w:val="clear"/>
+            <w:vAlign w:val="center"/>
+          </w:tcPr>
+          <w:p>
+            <w:pPr>
+              <w:spacing w:after="80" w:before="80"/>
+              <w:jc w:val="left"/>
+            </w:pPr>
+            <w:r>
+              <w:rPr>
+                <w:color w:val="000000"/>
+                <w:sz w:val="20"/>
+                <w:szCs w:val="20"/>
+              </w:rPr>
+              <w:t xml:space="preserve">购物车（后端）</w:t>
+            </w:r>
+          </w:p>
+        </w:tc>
+        <w:tc>
+          <w:tcPr>
+            <w:tcBorders>
+              <w:top w:val="single" w:color="AAAAAA" w:sz="4"/>
+              <w:left w:val="single" w:color="AAAAAA" w:sz="4"/>
+              <w:bottom w:val="single" w:color="AAAAAA" w:sz="4"/>
+              <w:right w:val="single" w:color="AAAAAA" w:sz="4"/>
+            </w:tcBorders>
+            <w:shd w:fill="D6E4F0" w:color="auto" w:val="clear"/>
+            <w:vAlign w:val="center"/>
+          </w:tcPr>
+          <w:p>
+            <w:pPr>
+              <w:spacing w:after="80" w:before="80"/>
+              <w:jc w:val="left"/>
+            </w:pPr>
+            <w:r>
+              <w:rPr>
+                <w:rFonts w:ascii="Courier New" w:cs="Courier New" w:eastAsia="Courier New" w:hAnsi="Courier New"/>
+                <w:color w:val="1a1a2e"/>
+                <w:sz w:val="19"/>
+                <w:szCs w:val="19"/>
+              </w:rPr>
+              <w:t xml:space="preserve">routers/cart.py</w:t>
+            </w:r>
+            <w:r>
+              <w:rPr>
+                <w:color w:val="000000"/>
+                <w:sz w:val="20"/>
+                <w:szCs w:val="20"/>
+              </w:rPr>
+              <w:t xml:space="preserve"> </w:t>
+            </w:r>
+            <w:r>
+              <w:rPr>
+                <w:rFonts w:ascii="Courier New" w:cs="Courier New" w:eastAsia="Courier New" w:hAnsi="Courier New"/>
+                <w:color w:val="1a1a2e"/>
+                <w:sz w:val="19"/>
+                <w:szCs w:val="19"/>
+              </w:rPr>
+              <w:t xml:space="preserve">models/cart.py</w:t>
+            </w:r>
+            <w:r>
+              <w:rPr>
+                <w:color w:val="000000"/>
+                <w:sz w:val="20"/>
+                <w:szCs w:val="20"/>
+              </w:rPr>
+              <w:t xml:space="preserve"> </w:t>
+            </w:r>
+            <w:r>
+              <w:rPr>
+                <w:rFonts w:ascii="Courier New" w:cs="Courier New" w:eastAsia="Courier New" w:hAnsi="Courier New"/>
+                <w:color w:val="1a1a2e"/>
+                <w:sz w:val="19"/>
+                <w:szCs w:val="19"/>
+              </w:rPr>
+              <w:t xml:space="preserve">schemas/cart.py</w:t>
+            </w:r>
+          </w:p>
+        </w:tc>
+      </w:tr>
+      <w:tr>
+        <w:tc>
+          <w:tcPr>
+            <w:tcBorders>
+              <w:top w:val="single" w:color="AAAAAA" w:sz="4"/>
+              <w:left w:val="single" w:color="AAAAAA" w:sz="4"/>
+              <w:bottom w:val="single" w:color="AAAAAA" w:sz="4"/>
+              <w:right w:val="single" w:color="AAAAAA" w:sz="4"/>
+            </w:tcBorders>
+            <w:shd w:fill="D6E4F0" w:color="auto" w:val="clear"/>
+            <w:vAlign w:val="center"/>
+          </w:tcPr>
+          <w:p>
+            <w:pPr>
+              <w:spacing w:after="80" w:before="80"/>
+              <w:jc w:val="left"/>
+            </w:pPr>
+          </w:p>
+        </w:tc>
+        <w:tc>
+          <w:tcPr>
+            <w:tcBorders>
+              <w:top w:val="single" w:color="AAAAAA" w:sz="4"/>
+              <w:left w:val="single" w:color="AAAAAA" w:sz="4"/>
+              <w:bottom w:val="single" w:color="AAAAAA" w:sz="4"/>
+              <w:right w:val="single" w:color="AAAAAA" w:sz="4"/>
+            </w:tcBorders>
+            <w:shd w:fill="D6E4F0" w:color="auto" w:val="clear"/>
+            <w:vAlign w:val="center"/>
+          </w:tcPr>
+          <w:p>
+            <w:pPr>
+              <w:spacing w:after="80" w:before="80"/>
+              <w:jc w:val="left"/>
+            </w:pPr>
+            <w:r>
+              <w:rPr>
+                <w:color w:val="000000"/>
+                <w:sz w:val="20"/>
+                <w:szCs w:val="20"/>
+              </w:rPr>
+              <w:t xml:space="preserve">购物车（前端）</w:t>
+            </w:r>
+          </w:p>
+        </w:tc>
+        <w:tc>
+          <w:tcPr>
+            <w:tcBorders>
+              <w:top w:val="single" w:color="AAAAAA" w:sz="4"/>
+              <w:left w:val="single" w:color="AAAAAA" w:sz="4"/>
+              <w:bottom w:val="single" w:color="AAAAAA" w:sz="4"/>
+              <w:right w:val="single" w:color="AAAAAA" w:sz="4"/>
+            </w:tcBorders>
+            <w:shd w:fill="D6E4F0" w:color="auto" w:val="clear"/>
+            <w:vAlign w:val="center"/>
+          </w:tcPr>
+          <w:p>
+            <w:pPr>
+              <w:spacing w:after="80" w:before="80"/>
+              <w:jc w:val="left"/>
+            </w:pPr>
+            <w:r>
+              <w:rPr>
+                <w:rFonts w:ascii="Courier New" w:cs="Courier New" w:eastAsia="Courier New" w:hAnsi="Courier New"/>
+                <w:color w:val="1a1a2e"/>
+                <w:sz w:val="19"/>
+                <w:szCs w:val="19"/>
+              </w:rPr>
+              <w:t xml:space="preserve">CartPage.jsx</w:t>
+            </w:r>
+            <w:r>
+              <w:rPr>
+                <w:color w:val="000000"/>
+                <w:sz w:val="20"/>
+                <w:szCs w:val="20"/>
+              </w:rPr>
+              <w:t xml:space="preserve"> </w:t>
+            </w:r>
+            <w:r>
+              <w:rPr>
+                <w:rFonts w:ascii="Courier New" w:cs="Courier New" w:eastAsia="Courier New" w:hAnsi="Courier New"/>
+                <w:color w:val="1a1a2e"/>
+                <w:sz w:val="19"/>
+                <w:szCs w:val="19"/>
+              </w:rPr>
+              <w:t xml:space="preserve">ProfilePage.jsx</w:t>
+            </w:r>
+            <w:r>
+              <w:rPr>
+                <w:color w:val="000000"/>
+                <w:sz w:val="20"/>
+                <w:szCs w:val="20"/>
+              </w:rPr>
+              <w:t xml:space="preserve"> </w:t>
+            </w:r>
+            <w:r>
+              <w:rPr>
+                <w:rFonts w:ascii="Courier New" w:cs="Courier New" w:eastAsia="Courier New" w:hAnsi="Courier New"/>
+                <w:color w:val="1a1a2e"/>
+                <w:sz w:val="19"/>
+                <w:szCs w:val="19"/>
+              </w:rPr>
+              <w:t xml:space="preserve">Navbar.jsx</w:t>
+            </w:r>
+          </w:p>
+        </w:tc>
+      </w:tr>
+      <w:tr>
+        <w:tc>
+          <w:tcPr>
+            <w:tcBorders>
+              <w:top w:val="single" w:color="AAAAAA" w:sz="4"/>
+              <w:left w:val="single" w:color="AAAAAA" w:sz="4"/>
+              <w:bottom w:val="single" w:color="AAAAAA" w:sz="4"/>
+              <w:right w:val="single" w:color="AAAAAA" w:sz="4"/>
+            </w:tcBorders>
+            <w:shd w:fill="D5E8D4" w:color="auto" w:val="clear"/>
+            <w:vAlign w:val="center"/>
+          </w:tcPr>
+          <w:p>
+            <w:pPr>
+              <w:spacing w:after="80" w:before="80"/>
+              <w:jc w:val="left"/>
+            </w:pPr>
+            <w:r>
+              <w:rPr>
+                <w:color w:val="000000"/>
+                <w:sz w:val="20"/>
+                <w:szCs w:val="20"/>
+              </w:rPr>
+              <w:t xml:space="preserve">Qiushi Huang（25668904）</w:t>
+            </w:r>
+          </w:p>
+        </w:tc>
+        <w:tc>
+          <w:tcPr>
+            <w:tcBorders>
+              <w:top w:val="single" w:color="AAAAAA" w:sz="4"/>
+              <w:left w:val="single" w:color="AAAAAA" w:sz="4"/>
+              <w:bottom w:val="single" w:color="AAAAAA" w:sz="4"/>
+              <w:right w:val="single" w:color="AAAAAA" w:sz="4"/>
+            </w:tcBorders>
+            <w:shd w:fill="D5E8D4" w:color="auto" w:val="clear"/>
+            <w:vAlign w:val="center"/>
+          </w:tcPr>
+          <w:p>
+            <w:pPr>
+              <w:spacing w:after="80" w:before="80"/>
+              <w:jc w:val="left"/>
+            </w:pPr>
+            <w:r>
+              <w:rPr>
+                <w:color w:val="000000"/>
+                <w:sz w:val="20"/>
+                <w:szCs w:val="20"/>
+              </w:rPr>
+              <w:t xml:space="preserve">数据库设计</w:t>
+            </w:r>
+          </w:p>
+        </w:tc>
+        <w:tc>
+          <w:tcPr>
+            <w:tcBorders>
+              <w:top w:val="single" w:color="AAAAAA" w:sz="4"/>
+              <w:left w:val="single" w:color="AAAAAA" w:sz="4"/>
+              <w:bottom w:val="single" w:color="AAAAAA" w:sz="4"/>
+              <w:right w:val="single" w:color="AAAAAA" w:sz="4"/>
+            </w:tcBorders>
+            <w:shd w:fill="D5E8D4" w:color="auto" w:val="clear"/>
+            <w:vAlign w:val="center"/>
+          </w:tcPr>
+          <w:p>
+            <w:pPr>
+              <w:spacing w:after="80" w:before="80"/>
+              <w:jc w:val="left"/>
+            </w:pPr>
+            <w:r>
+              <w:rPr>
+                <w:rFonts w:ascii="Courier New" w:cs="Courier New" w:eastAsia="Courier New" w:hAnsi="Courier New"/>
+                <w:color w:val="1a1a2e"/>
+                <w:sz w:val="19"/>
+                <w:szCs w:val="19"/>
+              </w:rPr>
+              <w:t xml:space="preserve">schema.sql</w:t>
+            </w:r>
+            <w:r>
+              <w:rPr>
+                <w:color w:val="000000"/>
+                <w:sz w:val="20"/>
+                <w:szCs w:val="20"/>
+              </w:rPr>
+              <w:t xml:space="preserve"> </w:t>
+            </w:r>
+            <w:r>
+              <w:rPr>
+                <w:rFonts w:ascii="Courier New" w:cs="Courier New" w:eastAsia="Courier New" w:hAnsi="Courier New"/>
+                <w:color w:val="1a1a2e"/>
+                <w:sz w:val="19"/>
+                <w:szCs w:val="19"/>
+              </w:rPr>
+              <w:t xml:space="preserve">seed.sql</w:t>
+            </w:r>
+          </w:p>
+        </w:tc>
+      </w:tr>
+      <w:tr>
+        <w:tc>
+          <w:tcPr>
+            <w:tcBorders>
+              <w:top w:val="single" w:color="AAAAAA" w:sz="4"/>
+              <w:left w:val="single" w:color="AAAAAA" w:sz="4"/>
+              <w:bottom w:val="single" w:color="AAAAAA" w:sz="4"/>
+              <w:right w:val="single" w:color="AAAAAA" w:sz="4"/>
+            </w:tcBorders>
+            <w:shd w:fill="D5E8D4" w:color="auto" w:val="clear"/>
+            <w:vAlign w:val="center"/>
+          </w:tcPr>
+          <w:p>
+            <w:pPr>
+              <w:spacing w:after="80" w:before="80"/>
+              <w:jc w:val="left"/>
+            </w:pPr>
+          </w:p>
+        </w:tc>
+        <w:tc>
+          <w:tcPr>
+            <w:tcBorders>
+              <w:top w:val="single" w:color="AAAAAA" w:sz="4"/>
+              <w:left w:val="single" w:color="AAAAAA" w:sz="4"/>
+              <w:bottom w:val="single" w:color="AAAAAA" w:sz="4"/>
+              <w:right w:val="single" w:color="AAAAAA" w:sz="4"/>
+            </w:tcBorders>
+            <w:shd w:fill="D5E8D4" w:color="auto" w:val="clear"/>
+            <w:vAlign w:val="center"/>
+          </w:tcPr>
+          <w:p>
+            <w:pPr>
+              <w:spacing w:after="80" w:before="80"/>
+              <w:jc w:val="left"/>
+            </w:pPr>
+            <w:r>
+              <w:rPr>
+                <w:color w:val="000000"/>
+                <w:sz w:val="20"/>
+                <w:szCs w:val="20"/>
+              </w:rPr>
+              <w:t xml:space="preserve">商品（后端）</w:t>
+            </w:r>
+          </w:p>
+        </w:tc>
+        <w:tc>
+          <w:tcPr>
+            <w:tcBorders>
+              <w:top w:val="single" w:color="AAAAAA" w:sz="4"/>
+              <w:left w:val="single" w:color="AAAAAA" w:sz="4"/>
+              <w:bottom w:val="single" w:color="AAAAAA" w:sz="4"/>
+              <w:right w:val="single" w:color="AAAAAA" w:sz="4"/>
+            </w:tcBorders>
+            <w:shd w:fill="D5E8D4" w:color="auto" w:val="clear"/>
+            <w:vAlign w:val="center"/>
+          </w:tcPr>
+          <w:p>
+            <w:pPr>
+              <w:spacing w:after="80" w:before="80"/>
+              <w:jc w:val="left"/>
+            </w:pPr>
+            <w:r>
+              <w:rPr>
+                <w:rFonts w:ascii="Courier New" w:cs="Courier New" w:eastAsia="Courier New" w:hAnsi="Courier New"/>
+                <w:color w:val="1a1a2e"/>
+                <w:sz w:val="19"/>
+                <w:szCs w:val="19"/>
+              </w:rPr>
+              <w:t xml:space="preserve">routers/products.py</w:t>
+            </w:r>
+            <w:r>
+              <w:rPr>
+                <w:color w:val="000000"/>
+                <w:sz w:val="20"/>
+                <w:szCs w:val="20"/>
+              </w:rPr>
+              <w:t xml:space="preserve"> </w:t>
+            </w:r>
+            <w:r>
+              <w:rPr>
+                <w:rFonts w:ascii="Courier New" w:cs="Courier New" w:eastAsia="Courier New" w:hAnsi="Courier New"/>
+                <w:color w:val="1a1a2e"/>
+                <w:sz w:val="19"/>
+                <w:szCs w:val="19"/>
+              </w:rPr>
+              <w:t xml:space="preserve">models/product.py</w:t>
+            </w:r>
+          </w:p>
+        </w:tc>
+      </w:tr>
+      <w:tr>
+        <w:tc>
+          <w:tcPr>
+            <w:tcBorders>
+              <w:top w:val="single" w:color="AAAAAA" w:sz="4"/>
+              <w:left w:val="single" w:color="AAAAAA" w:sz="4"/>
+              <w:bottom w:val="single" w:color="AAAAAA" w:sz="4"/>
+              <w:right w:val="single" w:color="AAAAAA" w:sz="4"/>
+            </w:tcBorders>
+            <w:shd w:fill="D5E8D4" w:color="auto" w:val="clear"/>
+            <w:vAlign w:val="center"/>
+          </w:tcPr>
+          <w:p>
+            <w:pPr>
+              <w:spacing w:after="80" w:before="80"/>
+              <w:jc w:val="left"/>
+            </w:pPr>
+          </w:p>
+        </w:tc>
+        <w:tc>
+          <w:tcPr>
+            <w:tcBorders>
+              <w:top w:val="single" w:color="AAAAAA" w:sz="4"/>
+              <w:left w:val="single" w:color="AAAAAA" w:sz="4"/>
+              <w:bottom w:val="single" w:color="AAAAAA" w:sz="4"/>
+              <w:right w:val="single" w:color="AAAAAA" w:sz="4"/>
+            </w:tcBorders>
+            <w:shd w:fill="D5E8D4" w:color="auto" w:val="clear"/>
+            <w:vAlign w:val="center"/>
+          </w:tcPr>
+          <w:p>
+            <w:pPr>
+              <w:spacing w:after="80" w:before="80"/>
+              <w:jc w:val="left"/>
+            </w:pPr>
+            <w:r>
+              <w:rPr>
+                <w:color w:val="000000"/>
+                <w:sz w:val="20"/>
+                <w:szCs w:val="20"/>
+              </w:rPr>
+              <w:t xml:space="preserve">商品（前端）</w:t>
+            </w:r>
+          </w:p>
+        </w:tc>
+        <w:tc>
+          <w:tcPr>
+            <w:tcBorders>
+              <w:top w:val="single" w:color="AAAAAA" w:sz="4"/>
+              <w:left w:val="single" w:color="AAAAAA" w:sz="4"/>
+              <w:bottom w:val="single" w:color="AAAAAA" w:sz="4"/>
+              <w:right w:val="single" w:color="AAAAAA" w:sz="4"/>
+            </w:tcBorders>
+            <w:shd w:fill="D5E8D4" w:color="auto" w:val="clear"/>
+            <w:vAlign w:val="center"/>
+          </w:tcPr>
+          <w:p>
+            <w:pPr>
+              <w:spacing w:after="80" w:before="80"/>
+              <w:jc w:val="left"/>
+            </w:pPr>
+            <w:r>
+              <w:rPr>
+                <w:rFonts w:ascii="Courier New" w:cs="Courier New" w:eastAsia="Courier New" w:hAnsi="Courier New"/>
+                <w:color w:val="1a1a2e"/>
+                <w:sz w:val="19"/>
+                <w:szCs w:val="19"/>
+              </w:rPr>
+              <w:t xml:space="preserve">HomePage.jsx</w:t>
+            </w:r>
+            <w:r>
+              <w:rPr>
+                <w:color w:val="000000"/>
+                <w:sz w:val="20"/>
+                <w:szCs w:val="20"/>
+              </w:rPr>
+              <w:t xml:space="preserve"> </w:t>
+            </w:r>
+            <w:r>
+              <w:rPr>
+                <w:rFonts w:ascii="Courier New" w:cs="Courier New" w:eastAsia="Courier New" w:hAnsi="Courier New"/>
+                <w:color w:val="1a1a2e"/>
+                <w:sz w:val="19"/>
+                <w:szCs w:val="19"/>
+              </w:rPr>
+              <w:t xml:space="preserve">ProductCard.jsx</w:t>
+            </w:r>
+            <w:r>
+              <w:rPr>
+                <w:color w:val="000000"/>
+                <w:sz w:val="20"/>
+                <w:szCs w:val="20"/>
+              </w:rPr>
+              <w:t xml:space="preserve"> </w:t>
+            </w:r>
+            <w:r>
+              <w:rPr>
+                <w:rFonts w:ascii="Courier New" w:cs="Courier New" w:eastAsia="Courier New" w:hAnsi="Courier New"/>
+                <w:color w:val="1a1a2e"/>
+                <w:sz w:val="19"/>
+                <w:szCs w:val="19"/>
+              </w:rPr>
+              <w:t xml:space="preserve">useSearch.js</w:t>
+            </w:r>
+          </w:p>
+        </w:tc>
+      </w:tr>
+      <w:tr>
+        <w:tc>
+          <w:tcPr>
+            <w:tcBorders>
+              <w:top w:val="single" w:color="AAAAAA" w:sz="4"/>
+              <w:left w:val="single" w:color="AAAAAA" w:sz="4"/>
+              <w:bottom w:val="single" w:color="AAAAAA" w:sz="4"/>
+              <w:right w:val="single" w:color="AAAAAA" w:sz="4"/>
+            </w:tcBorders>
+            <w:shd w:fill="D5E8D4" w:color="auto" w:val="clear"/>
+            <w:vAlign w:val="center"/>
+          </w:tcPr>
+          <w:p>
+            <w:pPr>
+              <w:spacing w:after="80" w:before="80"/>
+              <w:jc w:val="left"/>
+            </w:pPr>
+          </w:p>
+        </w:tc>
+        <w:tc>
+          <w:tcPr>
+            <w:tcBorders>
+              <w:top w:val="single" w:color="AAAAAA" w:sz="4"/>
+              <w:left w:val="single" w:color="AAAAAA" w:sz="4"/>
+              <w:bottom w:val="single" w:color="AAAAAA" w:sz="4"/>
+              <w:right w:val="single" w:color="AAAAAA" w:sz="4"/>
+            </w:tcBorders>
+            <w:shd w:fill="D5E8D4" w:color="auto" w:val="clear"/>
+            <w:vAlign w:val="center"/>
+          </w:tcPr>
+          <w:p>
+            <w:pPr>
+              <w:spacing w:after="80" w:before="80"/>
+              <w:jc w:val="left"/>
+            </w:pPr>
+            <w:r>
+              <w:rPr>
+                <w:color w:val="000000"/>
+                <w:sz w:val="20"/>
+                <w:szCs w:val="20"/>
+              </w:rPr>
+              <w:t xml:space="preserve">管理员（后端）</w:t>
+            </w:r>
+          </w:p>
+        </w:tc>
+        <w:tc>
+          <w:tcPr>
+            <w:tcBorders>
+              <w:top w:val="single" w:color="AAAAAA" w:sz="4"/>
+              <w:left w:val="single" w:color="AAAAAA" w:sz="4"/>
+              <w:bottom w:val="single" w:color="AAAAAA" w:sz="4"/>
+              <w:right w:val="single" w:color="AAAAAA" w:sz="4"/>
+            </w:tcBorders>
+            <w:shd w:fill="D5E8D4" w:color="auto" w:val="clear"/>
+            <w:vAlign w:val="center"/>
+          </w:tcPr>
+          <w:p>
+            <w:pPr>
+              <w:spacing w:after="80" w:before="80"/>
+              <w:jc w:val="left"/>
+            </w:pPr>
+            <w:r>
+              <w:rPr>
+                <w:rFonts w:ascii="Courier New" w:cs="Courier New" w:eastAsia="Courier New" w:hAnsi="Courier New"/>
+                <w:color w:val="1a1a2e"/>
+                <w:sz w:val="19"/>
+                <w:szCs w:val="19"/>
+              </w:rPr>
+              <w:t xml:space="preserve">routers/users.py</w:t>
+            </w:r>
+          </w:p>
+        </w:tc>
+      </w:tr>
+      <w:tr>
+        <w:tc>
+          <w:tcPr>
+            <w:tcBorders>
+              <w:top w:val="single" w:color="AAAAAA" w:sz="4"/>
+              <w:left w:val="single" w:color="AAAAAA" w:sz="4"/>
+              <w:bottom w:val="single" w:color="AAAAAA" w:sz="4"/>
+              <w:right w:val="single" w:color="AAAAAA" w:sz="4"/>
+            </w:tcBorders>
+            <w:shd w:fill="D5E8D4" w:color="auto" w:val="clear"/>
+            <w:vAlign w:val="center"/>
+          </w:tcPr>
+          <w:p>
+            <w:pPr>
+              <w:spacing w:after="80" w:before="80"/>
+              <w:jc w:val="left"/>
+            </w:pPr>
+          </w:p>
+        </w:tc>
+        <w:tc>
+          <w:tcPr>
+            <w:tcBorders>
+              <w:top w:val="single" w:color="AAAAAA" w:sz="4"/>
+              <w:left w:val="single" w:color="AAAAAA" w:sz="4"/>
+              <w:bottom w:val="single" w:color="AAAAAA" w:sz="4"/>
+              <w:right w:val="single" w:color="AAAAAA" w:sz="4"/>
+            </w:tcBorders>
+            <w:shd w:fill="D5E8D4" w:color="auto" w:val="clear"/>
+            <w:vAlign w:val="center"/>
+          </w:tcPr>
+          <w:p>
+            <w:pPr>
+              <w:spacing w:after="80" w:before="80"/>
+              <w:jc w:val="left"/>
+            </w:pPr>
+            <w:r>
+              <w:rPr>
+                <w:color w:val="000000"/>
+                <w:sz w:val="20"/>
+                <w:szCs w:val="20"/>
+              </w:rPr>
+              <w:t xml:space="preserve">管理员（前端）</w:t>
+            </w:r>
+          </w:p>
+        </w:tc>
+        <w:tc>
+          <w:tcPr>
+            <w:tcBorders>
+              <w:top w:val="single" w:color="AAAAAA" w:sz="4"/>
+              <w:left w:val="single" w:color="AAAAAA" w:sz="4"/>
+              <w:bottom w:val="single" w:color="AAAAAA" w:sz="4"/>
+              <w:right w:val="single" w:color="AAAAAA" w:sz="4"/>
+            </w:tcBorders>
+            <w:shd w:fill="D5E8D4" w:color="auto" w:val="clear"/>
+            <w:vAlign w:val="center"/>
+          </w:tcPr>
+          <w:p>
+            <w:pPr>
+              <w:spacing w:after="80" w:before="80"/>
+              <w:jc w:val="left"/>
+            </w:pPr>
+            <w:r>
+              <w:rPr>
+                <w:rFonts w:ascii="Courier New" w:cs="Courier New" w:eastAsia="Courier New" w:hAnsi="Courier New"/>
+                <w:color w:val="1a1a2e"/>
+                <w:sz w:val="19"/>
+                <w:szCs w:val="19"/>
+              </w:rPr>
+              <w:t xml:space="preserve">AdminProductsPage.jsx</w:t>
+            </w:r>
+            <w:r>
+              <w:rPr>
+                <w:color w:val="000000"/>
+                <w:sz w:val="20"/>
+                <w:szCs w:val="20"/>
+              </w:rPr>
+              <w:t xml:space="preserve"> </w:t>
+            </w:r>
+            <w:r>
+              <w:rPr>
+                <w:rFonts w:ascii="Courier New" w:cs="Courier New" w:eastAsia="Courier New" w:hAnsi="Courier New"/>
+                <w:color w:val="1a1a2e"/>
+                <w:sz w:val="19"/>
+                <w:szCs w:val="19"/>
+              </w:rPr>
+              <w:t xml:space="preserve">AdminUsersPage.jsx</w:t>
+            </w:r>
+            <w:r>
+              <w:rPr>
+                <w:color w:val="000000"/>
+                <w:sz w:val="20"/>
+                <w:szCs w:val="20"/>
+              </w:rPr>
+              <w:t xml:space="preserve"> </w:t>
+            </w:r>
+            <w:r>
+              <w:rPr>
+                <w:rFonts w:ascii="Courier New" w:cs="Courier New" w:eastAsia="Courier New" w:hAnsi="Courier New"/>
+                <w:color w:val="1a1a2e"/>
+                <w:sz w:val="19"/>
+                <w:szCs w:val="19"/>
+              </w:rPr>
+              <w:t xml:space="preserve">AdminCartsPage.jsx</w:t>
+            </w:r>
+          </w:p>
+        </w:tc>
+      </w:tr>
+      <w:tr>
+        <w:tc>
+          <w:tcPr>
+            <w:tcBorders>
+              <w:top w:val="single" w:color="AAAAAA" w:sz="4"/>
+              <w:left w:val="single" w:color="AAAAAA" w:sz="4"/>
+              <w:bottom w:val="single" w:color="AAAAAA" w:sz="4"/>
+              <w:right w:val="single" w:color="AAAAAA" w:sz="4"/>
+            </w:tcBorders>
+            <w:shd w:fill="FFF3CD" w:color="auto" w:val="clear"/>
+            <w:vAlign w:val="center"/>
+          </w:tcPr>
+          <w:p>
+            <w:pPr>
+              <w:spacing w:after="80" w:before="80"/>
+              <w:jc w:val="left"/>
+            </w:pPr>
+            <w:r>
+              <w:rPr>
+                <w:color w:val="000000"/>
+                <w:sz w:val="20"/>
+                <w:szCs w:val="20"/>
+              </w:rPr>
+              <w:t xml:space="preserve">两人共同</w:t>
+            </w:r>
+          </w:p>
+        </w:tc>
+        <w:tc>
+          <w:tcPr>
+            <w:tcBorders>
+              <w:top w:val="single" w:color="AAAAAA" w:sz="4"/>
+              <w:left w:val="single" w:color="AAAAAA" w:sz="4"/>
+              <w:bottom w:val="single" w:color="AAAAAA" w:sz="4"/>
+              <w:right w:val="single" w:color="AAAAAA" w:sz="4"/>
+            </w:tcBorders>
+            <w:shd w:fill="FFF3CD" w:color="auto" w:val="clear"/>
+            <w:vAlign w:val="center"/>
+          </w:tcPr>
+          <w:p>
+            <w:pPr>
+              <w:spacing w:after="80" w:before="80"/>
+              <w:jc w:val="left"/>
+            </w:pPr>
+            <w:r>
+              <w:rPr>
+                <w:color w:val="000000"/>
+                <w:sz w:val="20"/>
+                <w:szCs w:val="20"/>
+              </w:rPr>
+              <w:t xml:space="preserve">收尾与提交</w:t>
+            </w:r>
+          </w:p>
+        </w:tc>
+        <w:tc>
+          <w:tcPr>
+            <w:tcBorders>
+              <w:top w:val="single" w:color="AAAAAA" w:sz="4"/>
+              <w:left w:val="single" w:color="AAAAAA" w:sz="4"/>
+              <w:bottom w:val="single" w:color="AAAAAA" w:sz="4"/>
+              <w:right w:val="single" w:color="AAAAAA" w:sz="4"/>
+            </w:tcBorders>
+            <w:shd w:fill="FFF3CD" w:color="auto" w:val="clear"/>
+            <w:vAlign w:val="center"/>
+          </w:tcPr>
+          <w:p>
+            <w:pPr>
+              <w:spacing w:after="80" w:before="80"/>
+              <w:jc w:val="left"/>
+            </w:pPr>
+            <w:r>
+              <w:rPr>
+                <w:color w:val="000000"/>
+                <w:sz w:val="20"/>
+                <w:szCs w:val="20"/>
+              </w:rPr>
+              <w:t xml:space="preserve">任务 11–14：错误审查、README、数据库导出、视频</w:t>
             </w:r>
           </w:p>
         </w:tc>
@@ -500,7 +1441,7 @@
           <w:sz w:val="23"/>
           <w:szCs w:val="23"/>
         </w:rPr>
-        <w:t xml:space="preserve">2.1  项目基础初始化（任务 2 + 任务 5）</w:t>
+        <w:t xml:space="preserve">2.1  项目初始化（任务 2 + 任务 5）</w:t>
       </w:r>
     </w:p>
     <w:p>
@@ -516,14 +1457,6 @@
           <w:szCs w:val="20"/>
         </w:rPr>
         <w:t xml:space="preserve">后端：</w:t>
-      </w:r>
-      <w:r>
-        <w:rPr>
-          <w:color w:val="000000"/>
-          <w:sz w:val="20"/>
-          <w:szCs w:val="20"/>
-        </w:rPr>
-        <w:t xml:space="preserve"/>
       </w:r>
     </w:p>
     <w:p>
@@ -550,7 +1483,7 @@
           <w:sz w:val="20"/>
           <w:szCs w:val="20"/>
         </w:rPr>
-        <w:t xml:space="preserve"> — 所有 Python 依赖包列表</w:t>
+        <w:t xml:space="preserve"> — 所有 Python 依赖包</w:t>
       </w:r>
     </w:p>
     <w:p>
@@ -577,7 +1510,7 @@
           <w:sz w:val="20"/>
           <w:szCs w:val="20"/>
         </w:rPr>
-        <w:t xml:space="preserve"> — 数据库连接配置，SQLAlchemy 引擎和 </w:t>
+        <w:t xml:space="preserve"> — SQLAlchemy 引擎、</w:t>
       </w:r>
       <w:r>
         <w:rPr>
@@ -660,14 +1593,6 @@
         </w:rPr>
         <w:t xml:space="preserve">前端：</w:t>
       </w:r>
-      <w:r>
-        <w:rPr>
-          <w:color w:val="000000"/>
-          <w:sz w:val="20"/>
-          <w:szCs w:val="20"/>
-        </w:rPr>
-        <w:t xml:space="preserve"/>
-      </w:r>
     </w:p>
     <w:p>
       <w:pPr>
@@ -693,7 +1618,7 @@
           <w:sz w:val="20"/>
           <w:szCs w:val="20"/>
         </w:rPr>
-        <w:t xml:space="preserve"> — React 应用入口，包裹 </w:t>
+        <w:t xml:space="preserve"> — React 入口，包裹 </w:t>
       </w:r>
       <w:r>
         <w:rPr>
@@ -746,7 +1671,7 @@
           <w:sz w:val="20"/>
           <w:szCs w:val="20"/>
         </w:rPr>
-        <w:t xml:space="preserve"> — 路由表，含 </w:t>
+        <w:t xml:space="preserve"> — 路由表，</w:t>
       </w:r>
       <w:r>
         <w:rPr>
@@ -780,7 +1705,23 @@
           <w:sz w:val="20"/>
           <w:szCs w:val="20"/>
         </w:rPr>
-        <w:t xml:space="preserve"> 守卫，以及 catch-all 兜底路由</w:t>
+        <w:t xml:space="preserve"> 守卫，catch-all 兜底路由</w:t>
+      </w:r>
+    </w:p>
+    <w:p>
+      <w:pPr>
+        <w:pStyle w:val="Heading2"/>
+        <w:spacing w:after="80" w:before="200"/>
+      </w:pPr>
+      <w:r>
+        <w:rPr>
+          <w:b/>
+          <w:bCs/>
+          <w:color w:val="000000"/>
+          <w:sz w:val="23"/>
+          <w:szCs w:val="23"/>
+        </w:rPr>
+        <w:t xml:space="preserve">2.2  全局 UI 样式（任务 5）</w:t>
       </w:r>
     </w:p>
     <w:p>
@@ -807,46 +1748,7 @@
           <w:sz w:val="20"/>
           <w:szCs w:val="20"/>
         </w:rPr>
-        <w:t xml:space="preserve"> — 全局 CSS 变量（含色值和响应式断点），禁止 inline style</w:t>
-      </w:r>
-    </w:p>
-    <w:p>
-      <w:pPr>
-        <w:pStyle w:val="Heading2"/>
-        <w:spacing w:after="80" w:before="200"/>
-      </w:pPr>
-      <w:r>
-        <w:rPr>
-          <w:b/>
-          <w:bCs/>
-          <w:color w:val="000000"/>
-          <w:sz w:val="23"/>
-          <w:szCs w:val="23"/>
-        </w:rPr>
-        <w:t xml:space="preserve">2.2  用户认证（任务 3）</w:t>
-      </w:r>
-    </w:p>
-    <w:p>
-      <w:pPr>
-        <w:spacing w:after="60" w:before="60"/>
-      </w:pPr>
-      <w:r>
-        <w:rPr>
-          <w:b/>
-          <w:bCs/>
-          <w:color w:val="000000"/>
-          <w:sz w:val="20"/>
-          <w:szCs w:val="20"/>
-        </w:rPr>
-        <w:t xml:space="preserve">后端：</w:t>
-      </w:r>
-      <w:r>
-        <w:rPr>
-          <w:color w:val="000000"/>
-          <w:sz w:val="20"/>
-          <w:szCs w:val="20"/>
-        </w:rPr>
-        <w:t xml:space="preserve"/>
+        <w:t xml:space="preserve"> — 全站唯一样式文件，所有组件禁止使用 inline style</w:t>
       </w:r>
     </w:p>
     <w:p>
@@ -860,20 +1762,28 @@
       </w:pPr>
       <w:r>
         <w:rPr>
+          <w:color w:val="000000"/>
+          <w:sz w:val="20"/>
+          <w:szCs w:val="20"/>
+        </w:rPr>
+        <w:t xml:space="preserve">定义 CSS 变量：</w:t>
+      </w:r>
+      <w:r>
+        <w:rPr>
           <w:rFonts w:ascii="Courier New" w:cs="Courier New" w:eastAsia="Courier New" w:hAnsi="Courier New"/>
           <w:color w:val="1a1a2e"/>
           <w:sz w:val="19"/>
           <w:szCs w:val="19"/>
         </w:rPr>
-        <w:t xml:space="preserve">backend/models/user.py</w:t>
-      </w:r>
-      <w:r>
-        <w:rPr>
-          <w:color w:val="000000"/>
-          <w:sz w:val="20"/>
-          <w:szCs w:val="20"/>
-        </w:rPr>
-        <w:t xml:space="preserve"> — User ORM 模型，映射 </w:t>
+        <w:t xml:space="preserve">--primary: #2563eb</w:t>
+      </w:r>
+      <w:r>
+        <w:rPr>
+          <w:color w:val="000000"/>
+          <w:sz w:val="20"/>
+          <w:szCs w:val="20"/>
+        </w:rPr>
+        <w:t xml:space="preserve">、</w:t>
       </w:r>
       <w:r>
         <w:rPr>
@@ -882,15 +1792,32 @@
           <w:sz w:val="19"/>
           <w:szCs w:val="19"/>
         </w:rPr>
-        <w:t xml:space="preserve">users</w:t>
-      </w:r>
-      <w:r>
-        <w:rPr>
-          <w:color w:val="000000"/>
-          <w:sz w:val="20"/>
-          <w:szCs w:val="20"/>
-        </w:rPr>
-        <w:t xml:space="preserve"> 表</w:t>
+        <w:t xml:space="preserve">--danger: #dc2626</w:t>
+      </w:r>
+      <w:r>
+        <w:rPr>
+          <w:color w:val="000000"/>
+          <w:sz w:val="20"/>
+          <w:szCs w:val="20"/>
+        </w:rPr>
+        <w:t xml:space="preserve">、</w:t>
+      </w:r>
+      <w:r>
+        <w:rPr>
+          <w:rFonts w:ascii="Courier New" w:cs="Courier New" w:eastAsia="Courier New" w:hAnsi="Courier New"/>
+          <w:color w:val="1a1a2e"/>
+          <w:sz w:val="19"/>
+          <w:szCs w:val="19"/>
+        </w:rPr>
+        <w:t xml:space="preserve">--bg: #f9fafb</w:t>
+      </w:r>
+      <w:r>
+        <w:rPr>
+          <w:color w:val="000000"/>
+          <w:sz w:val="20"/>
+          <w:szCs w:val="20"/>
+        </w:rPr>
+        <w:t xml:space="preserve"> 等</w:t>
       </w:r>
     </w:p>
     <w:p>
@@ -904,195 +1831,28 @@
       </w:pPr>
       <w:r>
         <w:rPr>
+          <w:color w:val="000000"/>
+          <w:sz w:val="20"/>
+          <w:szCs w:val="20"/>
+        </w:rPr>
+        <w:t xml:space="preserve">响应式断点：支持 768px（平板）和 1280px（桌面），商品网格用 </w:t>
+      </w:r>
+      <w:r>
+        <w:rPr>
           <w:rFonts w:ascii="Courier New" w:cs="Courier New" w:eastAsia="Courier New" w:hAnsi="Courier New"/>
           <w:color w:val="1a1a2e"/>
           <w:sz w:val="19"/>
           <w:szCs w:val="19"/>
         </w:rPr>
-        <w:t xml:space="preserve">backend/schemas/user.py</w:t>
-      </w:r>
-      <w:r>
-        <w:rPr>
-          <w:color w:val="000000"/>
-          <w:sz w:val="20"/>
-          <w:szCs w:val="20"/>
-        </w:rPr>
-        <w:t xml:space="preserve"> — 5 个 Pydantic 类：</w:t>
-      </w:r>
-    </w:p>
-    <w:p>
-      <w:pPr>
-        <w:pStyle w:val="ListParagraph"/>
-        <w:numPr>
-          <w:ilvl w:val="1"/>
-          <w:numId w:val="1"/>
-        </w:numPr>
-        <w:spacing w:after="30" w:before="30"/>
-      </w:pPr>
-      <w:r>
-        <w:rPr>
-          <w:color w:val="000000"/>
-          <w:sz w:val="20"/>
-          <w:szCs w:val="20"/>
-        </w:rPr>
-        <w:t xml:space="preserve"/>
-      </w:r>
-      <w:r>
-        <w:rPr>
-          <w:rFonts w:ascii="Courier New" w:cs="Courier New" w:eastAsia="Courier New" w:hAnsi="Courier New"/>
-          <w:color w:val="1a1a2e"/>
-          <w:sz w:val="19"/>
-          <w:szCs w:val="19"/>
-        </w:rPr>
-        <w:t xml:space="preserve">UserRegister</w:t>
-      </w:r>
-      <w:r>
-        <w:rPr>
-          <w:color w:val="000000"/>
-          <w:sz w:val="20"/>
-          <w:szCs w:val="20"/>
-        </w:rPr>
-        <w:t xml:space="preserve">：用户名最短 3 位，密码最短 6 位</w:t>
-      </w:r>
-    </w:p>
-    <w:p>
-      <w:pPr>
-        <w:pStyle w:val="ListParagraph"/>
-        <w:numPr>
-          <w:ilvl w:val="1"/>
-          <w:numId w:val="1"/>
-        </w:numPr>
-        <w:spacing w:after="30" w:before="30"/>
-      </w:pPr>
-      <w:r>
-        <w:rPr>
-          <w:color w:val="000000"/>
-          <w:sz w:val="20"/>
-          <w:szCs w:val="20"/>
-        </w:rPr>
-        <w:t xml:space="preserve"/>
-      </w:r>
-      <w:r>
-        <w:rPr>
-          <w:rFonts w:ascii="Courier New" w:cs="Courier New" w:eastAsia="Courier New" w:hAnsi="Courier New"/>
-          <w:color w:val="1a1a2e"/>
-          <w:sz w:val="19"/>
-          <w:szCs w:val="19"/>
-        </w:rPr>
-        <w:t xml:space="preserve">UserLogin</w:t>
-      </w:r>
-      <w:r>
-        <w:rPr>
-          <w:color w:val="000000"/>
-          <w:sz w:val="20"/>
-          <w:szCs w:val="20"/>
-        </w:rPr>
-        <w:t xml:space="preserve">：邮箱 + 密码</w:t>
-      </w:r>
-    </w:p>
-    <w:p>
-      <w:pPr>
-        <w:pStyle w:val="ListParagraph"/>
-        <w:numPr>
-          <w:ilvl w:val="1"/>
-          <w:numId w:val="1"/>
-        </w:numPr>
-        <w:spacing w:after="30" w:before="30"/>
-      </w:pPr>
-      <w:r>
-        <w:rPr>
-          <w:color w:val="000000"/>
-          <w:sz w:val="20"/>
-          <w:szCs w:val="20"/>
-        </w:rPr>
-        <w:t xml:space="preserve"/>
-      </w:r>
-      <w:r>
-        <w:rPr>
-          <w:rFonts w:ascii="Courier New" w:cs="Courier New" w:eastAsia="Courier New" w:hAnsi="Courier New"/>
-          <w:color w:val="1a1a2e"/>
-          <w:sz w:val="19"/>
-          <w:szCs w:val="19"/>
-        </w:rPr>
-        <w:t xml:space="preserve">UserUpdate</w:t>
-      </w:r>
-      <w:r>
-        <w:rPr>
-          <w:color w:val="000000"/>
-          <w:sz w:val="20"/>
-          <w:szCs w:val="20"/>
-        </w:rPr>
-        <w:t xml:space="preserve">：可选字段，用于修改资料</w:t>
-      </w:r>
-    </w:p>
-    <w:p>
-      <w:pPr>
-        <w:pStyle w:val="ListParagraph"/>
-        <w:numPr>
-          <w:ilvl w:val="1"/>
-          <w:numId w:val="1"/>
-        </w:numPr>
-        <w:spacing w:after="30" w:before="30"/>
-      </w:pPr>
-      <w:r>
-        <w:rPr>
-          <w:color w:val="000000"/>
-          <w:sz w:val="20"/>
-          <w:szCs w:val="20"/>
-        </w:rPr>
-        <w:t xml:space="preserve"/>
-      </w:r>
-      <w:r>
-        <w:rPr>
-          <w:rFonts w:ascii="Courier New" w:cs="Courier New" w:eastAsia="Courier New" w:hAnsi="Courier New"/>
-          <w:color w:val="1a1a2e"/>
-          <w:sz w:val="19"/>
-          <w:szCs w:val="19"/>
-        </w:rPr>
-        <w:t xml:space="preserve">UserOut</w:t>
-      </w:r>
-      <w:r>
-        <w:rPr>
-          <w:color w:val="000000"/>
-          <w:sz w:val="20"/>
-          <w:szCs w:val="20"/>
-        </w:rPr>
-        <w:t xml:space="preserve">：返回给前端的用户信息（不含密码）</w:t>
-      </w:r>
-    </w:p>
-    <w:p>
-      <w:pPr>
-        <w:pStyle w:val="ListParagraph"/>
-        <w:numPr>
-          <w:ilvl w:val="1"/>
-          <w:numId w:val="1"/>
-        </w:numPr>
-        <w:spacing w:after="30" w:before="30"/>
-      </w:pPr>
-      <w:r>
-        <w:rPr>
-          <w:color w:val="000000"/>
-          <w:sz w:val="20"/>
-          <w:szCs w:val="20"/>
-        </w:rPr>
-        <w:t xml:space="preserve"/>
-      </w:r>
-      <w:r>
-        <w:rPr>
-          <w:rFonts w:ascii="Courier New" w:cs="Courier New" w:eastAsia="Courier New" w:hAnsi="Courier New"/>
-          <w:color w:val="1a1a2e"/>
-          <w:sz w:val="19"/>
-          <w:szCs w:val="19"/>
-        </w:rPr>
-        <w:t xml:space="preserve">Token</w:t>
-      </w:r>
-      <w:r>
-        <w:rPr>
-          <w:color w:val="000000"/>
-          <w:sz w:val="20"/>
-          <w:szCs w:val="20"/>
-        </w:rPr>
-        <w:t xml:space="preserve">：登录/注册成功后返回的 JWT + 用户信息</w:t>
+        <w:t xml:space="preserve">auto-fill</w:t>
+      </w:r>
+      <w:r>
+        <w:rPr>
+          <w:color w:val="000000"/>
+          <w:sz w:val="20"/>
+          <w:szCs w:val="20"/>
+        </w:rPr>
+        <w:t xml:space="preserve"> 自适应</w:t>
       </w:r>
     </w:p>
     <w:p>
@@ -1106,20 +1866,28 @@
       </w:pPr>
       <w:r>
         <w:rPr>
+          <w:color w:val="000000"/>
+          <w:sz w:val="20"/>
+          <w:szCs w:val="20"/>
+        </w:rPr>
+        <w:t xml:space="preserve">通用样式类：</w:t>
+      </w:r>
+      <w:r>
+        <w:rPr>
           <w:rFonts w:ascii="Courier New" w:cs="Courier New" w:eastAsia="Courier New" w:hAnsi="Courier New"/>
           <w:color w:val="1a1a2e"/>
           <w:sz w:val="19"/>
           <w:szCs w:val="19"/>
         </w:rPr>
-        <w:t xml:space="preserve">backend/auth/jwt.py</w:t>
-      </w:r>
-      <w:r>
-        <w:rPr>
-          <w:color w:val="000000"/>
-          <w:sz w:val="20"/>
-          <w:szCs w:val="20"/>
-        </w:rPr>
-        <w:t xml:space="preserve"> — 密码哈希、验证、生成/解析 token、</w:t>
+        <w:t xml:space="preserve">.container</w:t>
+      </w:r>
+      <w:r>
+        <w:rPr>
+          <w:color w:val="000000"/>
+          <w:sz w:val="20"/>
+          <w:szCs w:val="20"/>
+        </w:rPr>
+        <w:t xml:space="preserve">、</w:t>
       </w:r>
       <w:r>
         <w:rPr>
@@ -1128,7 +1896,7 @@
           <w:sz w:val="19"/>
           <w:szCs w:val="19"/>
         </w:rPr>
-        <w:t xml:space="preserve">get_current_user</w:t>
+        <w:t xml:space="preserve">.card</w:t>
       </w:r>
       <w:r>
         <w:rPr>
@@ -1145,7 +1913,106 @@
           <w:sz w:val="19"/>
           <w:szCs w:val="19"/>
         </w:rPr>
-        <w:t xml:space="preserve">require_admin</w:t>
+        <w:t xml:space="preserve">.btn</w:t>
+      </w:r>
+      <w:r>
+        <w:rPr>
+          <w:color w:val="000000"/>
+          <w:sz w:val="20"/>
+          <w:szCs w:val="20"/>
+        </w:rPr>
+        <w:t xml:space="preserve">、</w:t>
+      </w:r>
+      <w:r>
+        <w:rPr>
+          <w:rFonts w:ascii="Courier New" w:cs="Courier New" w:eastAsia="Courier New" w:hAnsi="Courier New"/>
+          <w:color w:val="1a1a2e"/>
+          <w:sz w:val="19"/>
+          <w:szCs w:val="19"/>
+        </w:rPr>
+        <w:t xml:space="preserve">.btn-danger</w:t>
+      </w:r>
+      <w:r>
+        <w:rPr>
+          <w:color w:val="000000"/>
+          <w:sz w:val="20"/>
+          <w:szCs w:val="20"/>
+        </w:rPr>
+        <w:t xml:space="preserve">、</w:t>
+      </w:r>
+      <w:r>
+        <w:rPr>
+          <w:rFonts w:ascii="Courier New" w:cs="Courier New" w:eastAsia="Courier New" w:hAnsi="Courier New"/>
+          <w:color w:val="1a1a2e"/>
+          <w:sz w:val="19"/>
+          <w:szCs w:val="19"/>
+        </w:rPr>
+        <w:t xml:space="preserve">.form-group</w:t>
+      </w:r>
+      <w:r>
+        <w:rPr>
+          <w:color w:val="000000"/>
+          <w:sz w:val="20"/>
+          <w:szCs w:val="20"/>
+        </w:rPr>
+        <w:t xml:space="preserve">、</w:t>
+      </w:r>
+      <w:r>
+        <w:rPr>
+          <w:rFonts w:ascii="Courier New" w:cs="Courier New" w:eastAsia="Courier New" w:hAnsi="Courier New"/>
+          <w:color w:val="1a1a2e"/>
+          <w:sz w:val="19"/>
+          <w:szCs w:val="19"/>
+        </w:rPr>
+        <w:t xml:space="preserve">.error-msg</w:t>
+      </w:r>
+      <w:r>
+        <w:rPr>
+          <w:color w:val="000000"/>
+          <w:sz w:val="20"/>
+          <w:szCs w:val="20"/>
+        </w:rPr>
+        <w:t xml:space="preserve">、</w:t>
+      </w:r>
+      <w:r>
+        <w:rPr>
+          <w:rFonts w:ascii="Courier New" w:cs="Courier New" w:eastAsia="Courier New" w:hAnsi="Courier New"/>
+          <w:color w:val="1a1a2e"/>
+          <w:sz w:val="19"/>
+          <w:szCs w:val="19"/>
+        </w:rPr>
+        <w:t xml:space="preserve">.loading</w:t>
+      </w:r>
+    </w:p>
+    <w:p>
+      <w:pPr>
+        <w:pStyle w:val="Heading2"/>
+        <w:spacing w:after="80" w:before="200"/>
+      </w:pPr>
+      <w:r>
+        <w:rPr>
+          <w:b/>
+          <w:bCs/>
+          <w:color w:val="000000"/>
+          <w:sz w:val="23"/>
+          <w:szCs w:val="23"/>
+        </w:rPr>
+        <w:t xml:space="preserve">2.3  用户认证（任务 3）</w:t>
+      </w:r>
+    </w:p>
+    <w:p>
+      <w:pPr>
+        <w:spacing w:after="60" w:before="60"/>
+      </w:pPr>
+      <w:r>
+        <w:rPr>
+          <w:b/>
+          <w:bCs/>
+          <w:color w:val="000000"/>
+          <w:sz w:val="20"/>
+          <w:szCs w:val="20"/>
+        </w:rPr>
+        <w:t xml:space="preserve">后端：</w:t>
       </w:r>
     </w:p>
     <w:p>
@@ -1164,60 +2031,15 @@
           <w:sz w:val="19"/>
           <w:szCs w:val="19"/>
         </w:rPr>
-        <w:t xml:space="preserve">backend/routers/auth.py</w:t>
-      </w:r>
-      <w:r>
-        <w:rPr>
-          <w:color w:val="000000"/>
-          <w:sz w:val="20"/>
-          <w:szCs w:val="20"/>
-        </w:rPr>
-        <w:t xml:space="preserve"> — 注册和登录接口；</w:t>
-      </w:r>
-      <w:r>
-        <w:rPr>
-          <w:rFonts w:ascii="Courier New" w:cs="Courier New" w:eastAsia="Courier New" w:hAnsi="Courier New"/>
-          <w:color w:val="1a1a2e"/>
-          <w:sz w:val="19"/>
-          <w:szCs w:val="19"/>
-        </w:rPr>
-        <w:t xml:space="preserve">db.flush()</w:t>
-      </w:r>
-      <w:r>
-        <w:rPr>
-          <w:color w:val="000000"/>
-          <w:sz w:val="20"/>
-          <w:szCs w:val="20"/>
-        </w:rPr>
-        <w:t xml:space="preserve"> 在提交前获取新用户 ID 以创建空购物车</w:t>
-      </w:r>
-    </w:p>
-    <w:p>
-      <w:pPr>
-        <w:spacing w:after="0" w:before="40"/>
-      </w:pPr>
-    </w:p>
-    <w:p>
-      <w:pPr>
-        <w:spacing w:after="60" w:before="60"/>
-      </w:pPr>
-      <w:r>
-        <w:rPr>
-          <w:b/>
-          <w:bCs/>
-          <w:color w:val="000000"/>
-          <w:sz w:val="20"/>
-          <w:szCs w:val="20"/>
-        </w:rPr>
-        <w:t xml:space="preserve">前端：</w:t>
-      </w:r>
-      <w:r>
-        <w:rPr>
-          <w:color w:val="000000"/>
-          <w:sz w:val="20"/>
-          <w:szCs w:val="20"/>
-        </w:rPr>
-        <w:t xml:space="preserve"/>
+        <w:t xml:space="preserve">backend/models/user.py</w:t>
+      </w:r>
+      <w:r>
+        <w:rPr>
+          <w:color w:val="000000"/>
+          <w:sz w:val="20"/>
+          <w:szCs w:val="20"/>
+        </w:rPr>
+        <w:t xml:space="preserve"> — User ORM 模型</w:t>
       </w:r>
     </w:p>
     <w:p>
@@ -1236,49 +2058,15 @@
           <w:sz w:val="19"/>
           <w:szCs w:val="19"/>
         </w:rPr>
-        <w:t xml:space="preserve">frontend/src/context/AuthContext.jsx</w:t>
-      </w:r>
-      <w:r>
-        <w:rPr>
-          <w:color w:val="000000"/>
-          <w:sz w:val="20"/>
-          <w:szCs w:val="20"/>
-        </w:rPr>
-        <w:t xml:space="preserve"> — 全局认证状态，</w:t>
-      </w:r>
-      <w:r>
-        <w:rPr>
-          <w:rFonts w:ascii="Courier New" w:cs="Courier New" w:eastAsia="Courier New" w:hAnsi="Courier New"/>
-          <w:color w:val="1a1a2e"/>
-          <w:sz w:val="19"/>
-          <w:szCs w:val="19"/>
-        </w:rPr>
-        <w:t xml:space="preserve">login()</w:t>
-      </w:r>
-      <w:r>
-        <w:rPr>
-          <w:color w:val="000000"/>
-          <w:sz w:val="20"/>
-          <w:szCs w:val="20"/>
-        </w:rPr>
-        <w:t xml:space="preserve"> / </w:t>
-      </w:r>
-      <w:r>
-        <w:rPr>
-          <w:rFonts w:ascii="Courier New" w:cs="Courier New" w:eastAsia="Courier New" w:hAnsi="Courier New"/>
-          <w:color w:val="1a1a2e"/>
-          <w:sz w:val="19"/>
-          <w:szCs w:val="19"/>
-        </w:rPr>
-        <w:t xml:space="preserve">logout()</w:t>
-      </w:r>
-      <w:r>
-        <w:rPr>
-          <w:color w:val="000000"/>
-          <w:sz w:val="20"/>
-          <w:szCs w:val="20"/>
-        </w:rPr>
-        <w:t xml:space="preserve">，从 localStorage 初始化</w:t>
+        <w:t xml:space="preserve">backend/schemas/user.py</w:t>
+      </w:r>
+      <w:r>
+        <w:rPr>
+          <w:color w:val="000000"/>
+          <w:sz w:val="20"/>
+          <w:szCs w:val="20"/>
+        </w:rPr>
+        <w:t xml:space="preserve"> — UserRegister（字段校验）、UserLogin、UserUpdate、UserOut、Token</w:t>
       </w:r>
     </w:p>
     <w:p>
@@ -1297,15 +2085,41 @@
           <w:sz w:val="19"/>
           <w:szCs w:val="19"/>
         </w:rPr>
-        <w:t xml:space="preserve">frontend/src/services/api.js</w:t>
-      </w:r>
-      <w:r>
-        <w:rPr>
-          <w:color w:val="000000"/>
-          <w:sz w:val="20"/>
-          <w:szCs w:val="20"/>
-        </w:rPr>
-        <w:t xml:space="preserve"> — 统一 fetch 封装，自动附加 Bearer token，统一错误处理</w:t>
+        <w:t xml:space="preserve">backend/auth/jwt.py</w:t>
+      </w:r>
+      <w:r>
+        <w:rPr>
+          <w:color w:val="000000"/>
+          <w:sz w:val="20"/>
+          <w:szCs w:val="20"/>
+        </w:rPr>
+        <w:t xml:space="preserve"> — 密码哈希/验证、生成/解析 JWT、</w:t>
+      </w:r>
+      <w:r>
+        <w:rPr>
+          <w:rFonts w:ascii="Courier New" w:cs="Courier New" w:eastAsia="Courier New" w:hAnsi="Courier New"/>
+          <w:color w:val="1a1a2e"/>
+          <w:sz w:val="19"/>
+          <w:szCs w:val="19"/>
+        </w:rPr>
+        <w:t xml:space="preserve">get_current_user</w:t>
+      </w:r>
+      <w:r>
+        <w:rPr>
+          <w:color w:val="000000"/>
+          <w:sz w:val="20"/>
+          <w:szCs w:val="20"/>
+        </w:rPr>
+        <w:t xml:space="preserve">、</w:t>
+      </w:r>
+      <w:r>
+        <w:rPr>
+          <w:rFonts w:ascii="Courier New" w:cs="Courier New" w:eastAsia="Courier New" w:hAnsi="Courier New"/>
+          <w:color w:val="1a1a2e"/>
+          <w:sz w:val="19"/>
+          <w:szCs w:val="19"/>
+        </w:rPr>
+        <w:t xml:space="preserve">require_admin</w:t>
       </w:r>
     </w:p>
     <w:p>
@@ -1324,15 +2138,52 @@
           <w:sz w:val="19"/>
           <w:szCs w:val="19"/>
         </w:rPr>
-        <w:t xml:space="preserve">frontend/src/services/authService.js</w:t>
-      </w:r>
-      <w:r>
-        <w:rPr>
-          <w:color w:val="000000"/>
-          <w:sz w:val="20"/>
-          <w:szCs w:val="20"/>
-        </w:rPr>
-        <w:t xml:space="preserve"> — 注册和登录接口封装</w:t>
+        <w:t xml:space="preserve">backend/routers/auth.py</w:t>
+      </w:r>
+      <w:r>
+        <w:rPr>
+          <w:color w:val="000000"/>
+          <w:sz w:val="20"/>
+          <w:szCs w:val="20"/>
+        </w:rPr>
+        <w:t xml:space="preserve"> — 注册（含 </w:t>
+      </w:r>
+      <w:r>
+        <w:rPr>
+          <w:rFonts w:ascii="Courier New" w:cs="Courier New" w:eastAsia="Courier New" w:hAnsi="Courier New"/>
+          <w:color w:val="1a1a2e"/>
+          <w:sz w:val="19"/>
+          <w:szCs w:val="19"/>
+        </w:rPr>
+        <w:t xml:space="preserve">db.flush()</w:t>
+      </w:r>
+      <w:r>
+        <w:rPr>
+          <w:color w:val="000000"/>
+          <w:sz w:val="20"/>
+          <w:szCs w:val="20"/>
+        </w:rPr>
+        <w:t xml:space="preserve"> 同步创建购物车）、登录</w:t>
+      </w:r>
+    </w:p>
+    <w:p>
+      <w:pPr>
+        <w:spacing w:after="0" w:before="40"/>
+      </w:pPr>
+    </w:p>
+    <w:p>
+      <w:pPr>
+        <w:spacing w:after="60" w:before="60"/>
+      </w:pPr>
+      <w:r>
+        <w:rPr>
+          <w:b/>
+          <w:bCs/>
+          <w:color w:val="000000"/>
+          <w:sz w:val="20"/>
+          <w:szCs w:val="20"/>
+        </w:rPr>
+        <w:t xml:space="preserve">前端：</w:t>
       </w:r>
     </w:p>
     <w:p>
@@ -1351,15 +2202,15 @@
           <w:sz w:val="19"/>
           <w:szCs w:val="19"/>
         </w:rPr>
-        <w:t xml:space="preserve">frontend/src/pages/LoginPage.jsx</w:t>
-      </w:r>
-      <w:r>
-        <w:rPr>
-          <w:color w:val="000000"/>
-          <w:sz w:val="20"/>
-          <w:szCs w:val="20"/>
-        </w:rPr>
-        <w:t xml:space="preserve"> — 登录表单，错误行内显示</w:t>
+        <w:t xml:space="preserve">frontend/src/context/AuthContext.jsx</w:t>
+      </w:r>
+      <w:r>
+        <w:rPr>
+          <w:color w:val="000000"/>
+          <w:sz w:val="20"/>
+          <w:szCs w:val="20"/>
+        </w:rPr>
+        <w:t xml:space="preserve"> — 全局登录状态，从 localStorage 初始化</w:t>
       </w:r>
     </w:p>
     <w:p>
@@ -1378,54 +2229,15 @@
           <w:sz w:val="19"/>
           <w:szCs w:val="19"/>
         </w:rPr>
-        <w:t xml:space="preserve">frontend/src/pages/RegisterPage.jsx</w:t>
-      </w:r>
-      <w:r>
-        <w:rPr>
-          <w:color w:val="000000"/>
-          <w:sz w:val="20"/>
-          <w:szCs w:val="20"/>
-        </w:rPr>
-        <w:t xml:space="preserve"> — 注册表单，结构同登录页</w:t>
-      </w:r>
-    </w:p>
-    <w:p>
-      <w:pPr>
-        <w:pStyle w:val="Heading2"/>
-        <w:spacing w:after="80" w:before="200"/>
-      </w:pPr>
-      <w:r>
-        <w:rPr>
-          <w:b/>
-          <w:bCs/>
-          <w:color w:val="000000"/>
-          <w:sz w:val="23"/>
-          <w:szCs w:val="23"/>
-        </w:rPr>
-        <w:t xml:space="preserve">2.3  购物车（任务 4b + 任务 9）</w:t>
-      </w:r>
-    </w:p>
-    <w:p>
-      <w:pPr>
-        <w:spacing w:after="60" w:before="60"/>
-      </w:pPr>
-      <w:r>
-        <w:rPr>
-          <w:b/>
-          <w:bCs/>
-          <w:color w:val="000000"/>
-          <w:sz w:val="20"/>
-          <w:szCs w:val="20"/>
-        </w:rPr>
-        <w:t xml:space="preserve">后端：</w:t>
-      </w:r>
-      <w:r>
-        <w:rPr>
-          <w:color w:val="000000"/>
-          <w:sz w:val="20"/>
-          <w:szCs w:val="20"/>
-        </w:rPr>
-        <w:t xml:space="preserve"/>
+        <w:t xml:space="preserve">frontend/src/services/api.js</w:t>
+      </w:r>
+      <w:r>
+        <w:rPr>
+          <w:color w:val="000000"/>
+          <w:sz w:val="20"/>
+          <w:szCs w:val="20"/>
+        </w:rPr>
+        <w:t xml:space="preserve"> — 统一 fetch 封装，自动附加 Bearer token</w:t>
       </w:r>
     </w:p>
     <w:p>
@@ -1444,49 +2256,15 @@
           <w:sz w:val="19"/>
           <w:szCs w:val="19"/>
         </w:rPr>
-        <w:t xml:space="preserve">backend/models/cart.py</w:t>
-      </w:r>
-      <w:r>
-        <w:rPr>
-          <w:color w:val="000000"/>
-          <w:sz w:val="20"/>
-          <w:szCs w:val="20"/>
-        </w:rPr>
-        <w:t xml:space="preserve"> — </w:t>
-      </w:r>
-      <w:r>
-        <w:rPr>
-          <w:rFonts w:ascii="Courier New" w:cs="Courier New" w:eastAsia="Courier New" w:hAnsi="Courier New"/>
-          <w:color w:val="1a1a2e"/>
-          <w:sz w:val="19"/>
-          <w:szCs w:val="19"/>
-        </w:rPr>
-        <w:t xml:space="preserve">ShoppingCart</w:t>
-      </w:r>
-      <w:r>
-        <w:rPr>
-          <w:color w:val="000000"/>
-          <w:sz w:val="20"/>
-          <w:szCs w:val="20"/>
-        </w:rPr>
-        <w:t xml:space="preserve"> 和 </w:t>
-      </w:r>
-      <w:r>
-        <w:rPr>
-          <w:rFonts w:ascii="Courier New" w:cs="Courier New" w:eastAsia="Courier New" w:hAnsi="Courier New"/>
-          <w:color w:val="1a1a2e"/>
-          <w:sz w:val="19"/>
-          <w:szCs w:val="19"/>
-        </w:rPr>
-        <w:t xml:space="preserve">CartItem</w:t>
-      </w:r>
-      <w:r>
-        <w:rPr>
-          <w:color w:val="000000"/>
-          <w:sz w:val="20"/>
-          <w:szCs w:val="20"/>
-        </w:rPr>
-        <w:t xml:space="preserve"> 两个 ORM 模型</w:t>
+        <w:t xml:space="preserve">frontend/src/services/authService.js</w:t>
+      </w:r>
+      <w:r>
+        <w:rPr>
+          <w:color w:val="000000"/>
+          <w:sz w:val="20"/>
+          <w:szCs w:val="20"/>
+        </w:rPr>
+        <w:t xml:space="preserve"> — 注册和登录接口封装</w:t>
       </w:r>
     </w:p>
     <w:p>
@@ -1505,92 +2283,15 @@
           <w:sz w:val="19"/>
           <w:szCs w:val="19"/>
         </w:rPr>
-        <w:t xml:space="preserve">backend/schemas/cart.py</w:t>
-      </w:r>
-      <w:r>
-        <w:rPr>
-          <w:color w:val="000000"/>
-          <w:sz w:val="20"/>
-          <w:szCs w:val="20"/>
-        </w:rPr>
-        <w:t xml:space="preserve"> — </w:t>
-      </w:r>
-      <w:r>
-        <w:rPr>
-          <w:rFonts w:ascii="Courier New" w:cs="Courier New" w:eastAsia="Courier New" w:hAnsi="Courier New"/>
-          <w:color w:val="1a1a2e"/>
-          <w:sz w:val="19"/>
-          <w:szCs w:val="19"/>
-        </w:rPr>
-        <w:t xml:space="preserve">CartItemAdd</w:t>
-      </w:r>
-      <w:r>
-        <w:rPr>
-          <w:color w:val="000000"/>
-          <w:sz w:val="20"/>
-          <w:szCs w:val="20"/>
-        </w:rPr>
-        <w:t xml:space="preserve">、</w:t>
-      </w:r>
-      <w:r>
-        <w:rPr>
-          <w:rFonts w:ascii="Courier New" w:cs="Courier New" w:eastAsia="Courier New" w:hAnsi="Courier New"/>
-          <w:color w:val="1a1a2e"/>
-          <w:sz w:val="19"/>
-          <w:szCs w:val="19"/>
-        </w:rPr>
-        <w:t xml:space="preserve">CartItemUpdate</w:t>
-      </w:r>
-      <w:r>
-        <w:rPr>
-          <w:color w:val="000000"/>
-          <w:sz w:val="20"/>
-          <w:szCs w:val="20"/>
-        </w:rPr>
-        <w:t xml:space="preserve">、</w:t>
-      </w:r>
-      <w:r>
-        <w:rPr>
-          <w:rFonts w:ascii="Courier New" w:cs="Courier New" w:eastAsia="Courier New" w:hAnsi="Courier New"/>
-          <w:color w:val="1a1a2e"/>
-          <w:sz w:val="19"/>
-          <w:szCs w:val="19"/>
-        </w:rPr>
-        <w:t xml:space="preserve">CartItemOut</w:t>
-      </w:r>
-      <w:r>
-        <w:rPr>
-          <w:color w:val="000000"/>
-          <w:sz w:val="20"/>
-          <w:szCs w:val="20"/>
-        </w:rPr>
-        <w:t xml:space="preserve">、</w:t>
-      </w:r>
-      <w:r>
-        <w:rPr>
-          <w:rFonts w:ascii="Courier New" w:cs="Courier New" w:eastAsia="Courier New" w:hAnsi="Courier New"/>
-          <w:color w:val="1a1a2e"/>
-          <w:sz w:val="19"/>
-          <w:szCs w:val="19"/>
-        </w:rPr>
-        <w:t xml:space="preserve">CartOut</w:t>
-      </w:r>
-      <w:r>
-        <w:rPr>
-          <w:color w:val="000000"/>
-          <w:sz w:val="20"/>
-          <w:szCs w:val="20"/>
-        </w:rPr>
-        <w:t xml:space="preserve">、</w:t>
-      </w:r>
-      <w:r>
-        <w:rPr>
-          <w:rFonts w:ascii="Courier New" w:cs="Courier New" w:eastAsia="Courier New" w:hAnsi="Courier New"/>
-          <w:color w:val="1a1a2e"/>
-          <w:sz w:val="19"/>
-          <w:szCs w:val="19"/>
-        </w:rPr>
-        <w:t xml:space="preserve">UserCartOut</w:t>
+        <w:t xml:space="preserve">frontend/src/pages/LoginPage.jsx</w:t>
+      </w:r>
+      <w:r>
+        <w:rPr>
+          <w:color w:val="000000"/>
+          <w:sz w:val="20"/>
+          <w:szCs w:val="20"/>
+        </w:rPr>
+        <w:t xml:space="preserve"> — 登录表单，错误行内显示</w:t>
       </w:r>
     </w:p>
     <w:p>
@@ -1609,43 +2310,46 @@
           <w:sz w:val="19"/>
           <w:szCs w:val="19"/>
         </w:rPr>
-        <w:t xml:space="preserve">backend/routers/cart.py</w:t>
-      </w:r>
-      <w:r>
-        <w:rPr>
-          <w:color w:val="000000"/>
-          <w:sz w:val="20"/>
-          <w:szCs w:val="20"/>
-        </w:rPr>
-        <w:t xml:space="preserve"> — 5 个接口：查看购物车、加入商品（合并重复）、修改数量（≤0 自动删除）、删除条目、管理员查看所有购物车（joinedload 优化）</w:t>
-      </w:r>
-    </w:p>
-    <w:p>
-      <w:pPr>
-        <w:spacing w:after="0" w:before="40"/>
-      </w:pPr>
-    </w:p>
-    <w:p>
-      <w:pPr>
-        <w:spacing w:after="60" w:before="60"/>
+        <w:t xml:space="preserve">frontend/src/pages/RegisterPage.jsx</w:t>
+      </w:r>
+      <w:r>
+        <w:rPr>
+          <w:color w:val="000000"/>
+          <w:sz w:val="20"/>
+          <w:szCs w:val="20"/>
+        </w:rPr>
+        <w:t xml:space="preserve"> — 注册表单</w:t>
+      </w:r>
+    </w:p>
+    <w:p>
+      <w:pPr>
+        <w:pStyle w:val="Heading2"/>
+        <w:spacing w:after="80" w:before="200"/>
       </w:pPr>
       <w:r>
         <w:rPr>
           <w:b/>
           <w:bCs/>
           <w:color w:val="000000"/>
-          <w:sz w:val="20"/>
-          <w:szCs w:val="20"/>
-        </w:rPr>
-        <w:t xml:space="preserve">前端：</w:t>
-      </w:r>
-      <w:r>
-        <w:rPr>
-          <w:color w:val="000000"/>
-          <w:sz w:val="20"/>
-          <w:szCs w:val="20"/>
-        </w:rPr>
-        <w:t xml:space="preserve"/>
+          <w:sz w:val="23"/>
+          <w:szCs w:val="23"/>
+        </w:rPr>
+        <w:t xml:space="preserve">2.4  购物车（任务 4b + 任务 9）</w:t>
+      </w:r>
+    </w:p>
+    <w:p>
+      <w:pPr>
+        <w:spacing w:after="60" w:before="60"/>
+      </w:pPr>
+      <w:r>
+        <w:rPr>
+          <w:b/>
+          <w:bCs/>
+          <w:color w:val="000000"/>
+          <w:sz w:val="20"/>
+          <w:szCs w:val="20"/>
+        </w:rPr>
+        <w:t xml:space="preserve">后端：</w:t>
       </w:r>
     </w:p>
     <w:p>
@@ -1664,15 +2368,15 @@
           <w:sz w:val="19"/>
           <w:szCs w:val="19"/>
         </w:rPr>
-        <w:t xml:space="preserve">frontend/src/services/cartService.js</w:t>
-      </w:r>
-      <w:r>
-        <w:rPr>
-          <w:color w:val="000000"/>
-          <w:sz w:val="20"/>
-          <w:szCs w:val="20"/>
-        </w:rPr>
-        <w:t xml:space="preserve"> — 购物车增删改查及管理员接口封装</w:t>
+        <w:t xml:space="preserve">backend/models/cart.py</w:t>
+      </w:r>
+      <w:r>
+        <w:rPr>
+          <w:color w:val="000000"/>
+          <w:sz w:val="20"/>
+          <w:szCs w:val="20"/>
+        </w:rPr>
+        <w:t xml:space="preserve"> — ShoppingCart 和 CartItem ORM 模型</w:t>
       </w:r>
     </w:p>
     <w:p>
@@ -1691,15 +2395,15 @@
           <w:sz w:val="19"/>
           <w:szCs w:val="19"/>
         </w:rPr>
-        <w:t xml:space="preserve">frontend/src/pages/CartPage.jsx</w:t>
-      </w:r>
-      <w:r>
-        <w:rPr>
-          <w:color w:val="000000"/>
-          <w:sz w:val="20"/>
-          <w:szCs w:val="20"/>
-        </w:rPr>
-        <w:t xml:space="preserve"> — 购物车列表，修改数量，删除，显示总价，错误/空状态提示</w:t>
+        <w:t xml:space="preserve">backend/schemas/cart.py</w:t>
+      </w:r>
+      <w:r>
+        <w:rPr>
+          <w:color w:val="000000"/>
+          <w:sz w:val="20"/>
+          <w:szCs w:val="20"/>
+        </w:rPr>
+        <w:t xml:space="preserve"> — CartItemAdd/Update/Out、CartOut、UserCartOut</w:t>
       </w:r>
     </w:p>
     <w:p>
@@ -1718,48 +2422,35 @@
           <w:sz w:val="19"/>
           <w:szCs w:val="19"/>
         </w:rPr>
-        <w:t xml:space="preserve">frontend/src/pages/ProfilePage.jsx</w:t>
-      </w:r>
-      <w:r>
-        <w:rPr>
-          <w:color w:val="000000"/>
-          <w:sz w:val="20"/>
-          <w:szCs w:val="20"/>
-        </w:rPr>
-        <w:t xml:space="preserve"> — 展示用户信息，支持通过 </w:t>
-      </w:r>
-      <w:r>
-        <w:rPr>
-          <w:rFonts w:ascii="Courier New" w:cs="Courier New" w:eastAsia="Courier New" w:hAnsi="Courier New"/>
-          <w:color w:val="1a1a2e"/>
-          <w:sz w:val="19"/>
-          <w:szCs w:val="19"/>
-        </w:rPr>
-        <w:t xml:space="preserve">PUT /users/me</w:t>
-      </w:r>
-      <w:r>
-        <w:rPr>
-          <w:color w:val="000000"/>
-          <w:sz w:val="20"/>
-          <w:szCs w:val="20"/>
-        </w:rPr>
-        <w:t xml:space="preserve"> 更新用户名或邮箱</w:t>
-      </w:r>
-    </w:p>
-    <w:p>
-      <w:pPr>
-        <w:pStyle w:val="Heading2"/>
-        <w:spacing w:after="80" w:before="200"/>
+        <w:t xml:space="preserve">backend/routers/cart.py</w:t>
+      </w:r>
+      <w:r>
+        <w:rPr>
+          <w:color w:val="000000"/>
+          <w:sz w:val="20"/>
+          <w:szCs w:val="20"/>
+        </w:rPr>
+        <w:t xml:space="preserve"> — 5 个接口：查看/加入（合并重复）/修改数量/删除/管理员查看所有</w:t>
+      </w:r>
+    </w:p>
+    <w:p>
+      <w:pPr>
+        <w:spacing w:after="0" w:before="40"/>
+      </w:pPr>
+    </w:p>
+    <w:p>
+      <w:pPr>
+        <w:spacing w:after="60" w:before="60"/>
       </w:pPr>
       <w:r>
         <w:rPr>
           <w:b/>
           <w:bCs/>
           <w:color w:val="000000"/>
-          <w:sz w:val="23"/>
-          <w:szCs w:val="23"/>
-        </w:rPr>
-        <w:t xml:space="preserve">2.4  导航栏（任务 7）</w:t>
+          <w:sz w:val="20"/>
+          <w:szCs w:val="20"/>
+        </w:rPr>
+        <w:t xml:space="preserve">前端：</w:t>
       </w:r>
     </w:p>
     <w:p>
@@ -1778,52 +2469,15 @@
           <w:sz w:val="19"/>
           <w:szCs w:val="19"/>
         </w:rPr>
-        <w:t xml:space="preserve">frontend/src/components/Navbar.jsx</w:t>
-      </w:r>
-      <w:r>
-        <w:rPr>
-          <w:color w:val="000000"/>
-          <w:sz w:val="20"/>
-          <w:szCs w:val="20"/>
-        </w:rPr>
-        <w:t xml:space="preserve"> — 根据登录状态显示不同项；admin 额外显示 Admin 链接；登出跳转登录页</w:t>
-      </w:r>
-    </w:p>
-    <w:p>
-      <w:pPr>
-        <w:spacing w:after="0" w:before="80"/>
-      </w:pPr>
-    </w:p>
-    <w:p>
-      <w:pPr>
-        <w:pStyle w:val="Heading1"/>
-        <w:spacing w:after="100" w:before="300"/>
-      </w:pPr>
-      <w:r>
-        <w:rPr>
-          <w:b/>
-          <w:bCs/>
-          <w:color w:val="000000"/>
-          <w:sz w:val="26"/>
-          <w:szCs w:val="26"/>
-        </w:rPr>
-        <w:t xml:space="preserve">三、Qiushi Huang（25668904）详细职责</w:t>
-      </w:r>
-    </w:p>
-    <w:p>
-      <w:pPr>
-        <w:pStyle w:val="Heading2"/>
-        <w:spacing w:after="80" w:before="200"/>
-      </w:pPr>
-      <w:r>
-        <w:rPr>
-          <w:b/>
-          <w:bCs/>
-          <w:color w:val="000000"/>
-          <w:sz w:val="23"/>
-          <w:szCs w:val="23"/>
-        </w:rPr>
-        <w:t xml:space="preserve">3.1  数据库设计（任务 1）</w:t>
+        <w:t xml:space="preserve">frontend/src/services/cartService.js</w:t>
+      </w:r>
+      <w:r>
+        <w:rPr>
+          <w:color w:val="000000"/>
+          <w:sz w:val="20"/>
+          <w:szCs w:val="20"/>
+        </w:rPr>
+        <w:t xml:space="preserve"> — 购物车全部接口封装</w:t>
       </w:r>
     </w:p>
     <w:p>
@@ -1842,15 +2496,15 @@
           <w:sz w:val="19"/>
           <w:szCs w:val="19"/>
         </w:rPr>
-        <w:t xml:space="preserve">database/schema.sql</w:t>
-      </w:r>
-      <w:r>
-        <w:rPr>
-          <w:color w:val="000000"/>
-          <w:sz w:val="20"/>
-          <w:szCs w:val="20"/>
-        </w:rPr>
-        <w:t xml:space="preserve"> — 创建 4 张表，含所有外键约束和联合唯一约束</w:t>
+        <w:t xml:space="preserve">frontend/src/pages/CartPage.jsx</w:t>
+      </w:r>
+      <w:r>
+        <w:rPr>
+          <w:color w:val="000000"/>
+          <w:sz w:val="20"/>
+          <w:szCs w:val="20"/>
+        </w:rPr>
+        <w:t xml:space="preserve"> — 购物车列表，修改/删除，显示总价，错误/空状态</w:t>
       </w:r>
     </w:p>
     <w:p>
@@ -1869,54 +2523,15 @@
           <w:sz w:val="19"/>
           <w:szCs w:val="19"/>
         </w:rPr>
-        <w:t xml:space="preserve">database/seed.sql</w:t>
-      </w:r>
-      <w:r>
-        <w:rPr>
-          <w:color w:val="000000"/>
-          <w:sz w:val="20"/>
-          <w:szCs w:val="20"/>
-        </w:rPr>
-        <w:t xml:space="preserve"> — 初始管理员账号（任务 12 替换真实哈希）+ 5 件示例商品</w:t>
-      </w:r>
-    </w:p>
-    <w:p>
-      <w:pPr>
-        <w:pStyle w:val="Heading2"/>
-        <w:spacing w:after="80" w:before="200"/>
-      </w:pPr>
-      <w:r>
-        <w:rPr>
-          <w:b/>
-          <w:bCs/>
-          <w:color w:val="000000"/>
-          <w:sz w:val="23"/>
-          <w:szCs w:val="23"/>
-        </w:rPr>
-        <w:t xml:space="preserve">3.2  商品模块（任务 4a + 任务 6b + 任务 8）</w:t>
-      </w:r>
-    </w:p>
-    <w:p>
-      <w:pPr>
-        <w:spacing w:after="60" w:before="60"/>
-      </w:pPr>
-      <w:r>
-        <w:rPr>
-          <w:b/>
-          <w:bCs/>
-          <w:color w:val="000000"/>
-          <w:sz w:val="20"/>
-          <w:szCs w:val="20"/>
-        </w:rPr>
-        <w:t xml:space="preserve">后端：</w:t>
-      </w:r>
-      <w:r>
-        <w:rPr>
-          <w:color w:val="000000"/>
-          <w:sz w:val="20"/>
-          <w:szCs w:val="20"/>
-        </w:rPr>
-        <w:t xml:space="preserve"/>
+        <w:t xml:space="preserve">frontend/src/pages/ProfilePage.jsx</w:t>
+      </w:r>
+      <w:r>
+        <w:rPr>
+          <w:color w:val="000000"/>
+          <w:sz w:val="20"/>
+          <w:szCs w:val="20"/>
+        </w:rPr>
+        <w:t xml:space="preserve"> — 查看并更新个人资料</w:t>
       </w:r>
     </w:p>
     <w:p>
@@ -1935,32 +2550,52 @@
           <w:sz w:val="19"/>
           <w:szCs w:val="19"/>
         </w:rPr>
-        <w:t xml:space="preserve">backend/models/product.py</w:t>
-      </w:r>
-      <w:r>
-        <w:rPr>
-          <w:color w:val="000000"/>
-          <w:sz w:val="20"/>
-          <w:szCs w:val="20"/>
-        </w:rPr>
-        <w:t xml:space="preserve"> — Product ORM 模型，映射 </w:t>
-      </w:r>
-      <w:r>
-        <w:rPr>
-          <w:rFonts w:ascii="Courier New" w:cs="Courier New" w:eastAsia="Courier New" w:hAnsi="Courier New"/>
-          <w:color w:val="1a1a2e"/>
-          <w:sz w:val="19"/>
-          <w:szCs w:val="19"/>
-        </w:rPr>
-        <w:t xml:space="preserve">products</w:t>
-      </w:r>
-      <w:r>
-        <w:rPr>
-          <w:color w:val="000000"/>
-          <w:sz w:val="20"/>
-          <w:szCs w:val="20"/>
-        </w:rPr>
-        <w:t xml:space="preserve"> 表</w:t>
+        <w:t xml:space="preserve">frontend/src/components/Navbar.jsx</w:t>
+      </w:r>
+      <w:r>
+        <w:rPr>
+          <w:color w:val="000000"/>
+          <w:sz w:val="20"/>
+          <w:szCs w:val="20"/>
+        </w:rPr>
+        <w:t xml:space="preserve"> — 导航栏，根据角色显示不同项</w:t>
+      </w:r>
+    </w:p>
+    <w:p>
+      <w:pPr>
+        <w:spacing w:after="0" w:before="80"/>
+      </w:pPr>
+    </w:p>
+    <w:p>
+      <w:pPr>
+        <w:pStyle w:val="Heading1"/>
+        <w:spacing w:after="100" w:before="300"/>
+      </w:pPr>
+      <w:r>
+        <w:rPr>
+          <w:b/>
+          <w:bCs/>
+          <w:color w:val="000000"/>
+          <w:sz w:val="26"/>
+          <w:szCs w:val="26"/>
+        </w:rPr>
+        <w:t xml:space="preserve">三、Qiushi Huang（25668904）详细职责</w:t>
+      </w:r>
+    </w:p>
+    <w:p>
+      <w:pPr>
+        <w:pStyle w:val="Heading2"/>
+        <w:spacing w:after="80" w:before="200"/>
+      </w:pPr>
+      <w:r>
+        <w:rPr>
+          <w:b/>
+          <w:bCs/>
+          <w:color w:val="000000"/>
+          <w:sz w:val="23"/>
+          <w:szCs w:val="23"/>
+        </w:rPr>
+        <w:t xml:space="preserve">3.1  数据库设计（任务 1）</w:t>
       </w:r>
     </w:p>
     <w:p>
@@ -1979,58 +2614,15 @@
           <w:sz w:val="19"/>
           <w:szCs w:val="19"/>
         </w:rPr>
-        <w:t xml:space="preserve">backend/schemas/product.py</w:t>
-      </w:r>
-      <w:r>
-        <w:rPr>
-          <w:color w:val="000000"/>
-          <w:sz w:val="20"/>
-          <w:szCs w:val="20"/>
-        </w:rPr>
-        <w:t xml:space="preserve"> — </w:t>
-      </w:r>
-      <w:r>
-        <w:rPr>
-          <w:rFonts w:ascii="Courier New" w:cs="Courier New" w:eastAsia="Courier New" w:hAnsi="Courier New"/>
-          <w:color w:val="1a1a2e"/>
-          <w:sz w:val="19"/>
-          <w:szCs w:val="19"/>
-        </w:rPr>
-        <w:t xml:space="preserve">ProductCreate</w:t>
-      </w:r>
-      <w:r>
-        <w:rPr>
-          <w:color w:val="000000"/>
-          <w:sz w:val="20"/>
-          <w:szCs w:val="20"/>
-        </w:rPr>
-        <w:t xml:space="preserve">、</w:t>
-      </w:r>
-      <w:r>
-        <w:rPr>
-          <w:rFonts w:ascii="Courier New" w:cs="Courier New" w:eastAsia="Courier New" w:hAnsi="Courier New"/>
-          <w:color w:val="1a1a2e"/>
-          <w:sz w:val="19"/>
-          <w:szCs w:val="19"/>
-        </w:rPr>
-        <w:t xml:space="preserve">ProductUpdate</w:t>
-      </w:r>
-      <w:r>
-        <w:rPr>
-          <w:color w:val="000000"/>
-          <w:sz w:val="20"/>
-          <w:szCs w:val="20"/>
-        </w:rPr>
-        <w:t xml:space="preserve">（所有字段可选）、</w:t>
-      </w:r>
-      <w:r>
-        <w:rPr>
-          <w:rFonts w:ascii="Courier New" w:cs="Courier New" w:eastAsia="Courier New" w:hAnsi="Courier New"/>
-          <w:color w:val="1a1a2e"/>
-          <w:sz w:val="19"/>
-          <w:szCs w:val="19"/>
-        </w:rPr>
-        <w:t xml:space="preserve">ProductOut</w:t>
+        <w:t xml:space="preserve">database/schema.sql</w:t>
+      </w:r>
+      <w:r>
+        <w:rPr>
+          <w:color w:val="000000"/>
+          <w:sz w:val="20"/>
+          <w:szCs w:val="20"/>
+        </w:rPr>
+        <w:t xml:space="preserve"> — 4 张表，含外键约束和 UNIQUE(cart_id, product_id)</w:t>
       </w:r>
     </w:p>
     <w:p>
@@ -2049,60 +2641,46 @@
           <w:sz w:val="19"/>
           <w:szCs w:val="19"/>
         </w:rPr>
-        <w:t xml:space="preserve">backend/routers/products.py</w:t>
-      </w:r>
-      <w:r>
-        <w:rPr>
-          <w:color w:val="000000"/>
-          <w:sz w:val="20"/>
-          <w:szCs w:val="20"/>
-        </w:rPr>
-        <w:t xml:space="preserve"> — 5 个接口：列表（含 </w:t>
-      </w:r>
-      <w:r>
-        <w:rPr>
-          <w:rFonts w:ascii="Courier New" w:cs="Courier New" w:eastAsia="Courier New" w:hAnsi="Courier New"/>
-          <w:color w:val="1a1a2e"/>
-          <w:sz w:val="19"/>
-          <w:szCs w:val="19"/>
-        </w:rPr>
-        <w:t xml:space="preserve">?q=</w:t>
-      </w:r>
-      <w:r>
-        <w:rPr>
-          <w:color w:val="000000"/>
-          <w:sz w:val="20"/>
-          <w:szCs w:val="20"/>
-        </w:rPr>
-        <w:t xml:space="preserve"> 模糊搜索）、单个、管理员创建/更新/删除</w:t>
-      </w:r>
-    </w:p>
-    <w:p>
-      <w:pPr>
-        <w:spacing w:after="0" w:before="40"/>
-      </w:pPr>
-    </w:p>
-    <w:p>
-      <w:pPr>
-        <w:spacing w:after="60" w:before="60"/>
+        <w:t xml:space="preserve">database/seed.sql</w:t>
+      </w:r>
+      <w:r>
+        <w:rPr>
+          <w:color w:val="000000"/>
+          <w:sz w:val="20"/>
+          <w:szCs w:val="20"/>
+        </w:rPr>
+        <w:t xml:space="preserve"> — 初始管理员账号 + 5 件示例商品</w:t>
+      </w:r>
+    </w:p>
+    <w:p>
+      <w:pPr>
+        <w:pStyle w:val="Heading2"/>
+        <w:spacing w:after="80" w:before="200"/>
       </w:pPr>
       <w:r>
         <w:rPr>
           <w:b/>
           <w:bCs/>
           <w:color w:val="000000"/>
-          <w:sz w:val="20"/>
-          <w:szCs w:val="20"/>
-        </w:rPr>
-        <w:t xml:space="preserve">前端：</w:t>
-      </w:r>
-      <w:r>
-        <w:rPr>
-          <w:color w:val="000000"/>
-          <w:sz w:val="20"/>
-          <w:szCs w:val="20"/>
-        </w:rPr>
-        <w:t xml:space="preserve"/>
+          <w:sz w:val="23"/>
+          <w:szCs w:val="23"/>
+        </w:rPr>
+        <w:t xml:space="preserve">3.2  商品模块（任务 4a + 任务 6b + 任务 8）</w:t>
+      </w:r>
+    </w:p>
+    <w:p>
+      <w:pPr>
+        <w:spacing w:after="60" w:before="60"/>
+      </w:pPr>
+      <w:r>
+        <w:rPr>
+          <w:b/>
+          <w:bCs/>
+          <w:color w:val="000000"/>
+          <w:sz w:val="20"/>
+          <w:szCs w:val="20"/>
+        </w:rPr>
+        <w:t xml:space="preserve">后端：</w:t>
       </w:r>
     </w:p>
     <w:p>
@@ -2121,15 +2699,15 @@
           <w:sz w:val="19"/>
           <w:szCs w:val="19"/>
         </w:rPr>
-        <w:t xml:space="preserve">frontend/src/services/productService.js</w:t>
-      </w:r>
-      <w:r>
-        <w:rPr>
-          <w:color w:val="000000"/>
-          <w:sz w:val="20"/>
-          <w:szCs w:val="20"/>
-        </w:rPr>
-        <w:t xml:space="preserve"> — 商品列表（含搜索参数）、创建、更新、删除封装</w:t>
+        <w:t xml:space="preserve">backend/models/product.py</w:t>
+      </w:r>
+      <w:r>
+        <w:rPr>
+          <w:color w:val="000000"/>
+          <w:sz w:val="20"/>
+          <w:szCs w:val="20"/>
+        </w:rPr>
+        <w:t xml:space="preserve"> — Product ORM 模型</w:t>
       </w:r>
     </w:p>
     <w:p>
@@ -2148,15 +2726,15 @@
           <w:sz w:val="19"/>
           <w:szCs w:val="19"/>
         </w:rPr>
-        <w:t xml:space="preserve">frontend/src/hooks/useSearch.js</w:t>
-      </w:r>
-      <w:r>
-        <w:rPr>
-          <w:color w:val="000000"/>
-          <w:sz w:val="20"/>
-          <w:szCs w:val="20"/>
-        </w:rPr>
-        <w:t xml:space="preserve"> — 自定义 Hook，300ms 防抖，含加载和错误状态</w:t>
+        <w:t xml:space="preserve">backend/schemas/product.py</w:t>
+      </w:r>
+      <w:r>
+        <w:rPr>
+          <w:color w:val="000000"/>
+          <w:sz w:val="20"/>
+          <w:szCs w:val="20"/>
+        </w:rPr>
+        <w:t xml:space="preserve"> — ProductCreate、ProductUpdate（所有字段可选）、ProductOut</w:t>
       </w:r>
     </w:p>
     <w:p>
@@ -2175,15 +2753,52 @@
           <w:sz w:val="19"/>
           <w:szCs w:val="19"/>
         </w:rPr>
-        <w:t xml:space="preserve">frontend/src/components/ProductCard.jsx</w:t>
-      </w:r>
-      <w:r>
-        <w:rPr>
-          <w:color w:val="000000"/>
-          <w:sz w:val="20"/>
-          <w:szCs w:val="20"/>
-        </w:rPr>
-        <w:t xml:space="preserve"> — 商品卡片：图片、名称、价格、库存；Add to Cart 按钮</w:t>
+        <w:t xml:space="preserve">backend/routers/products.py</w:t>
+      </w:r>
+      <w:r>
+        <w:rPr>
+          <w:color w:val="000000"/>
+          <w:sz w:val="20"/>
+          <w:szCs w:val="20"/>
+        </w:rPr>
+        <w:t xml:space="preserve"> — 5 个接口：列表（含 </w:t>
+      </w:r>
+      <w:r>
+        <w:rPr>
+          <w:rFonts w:ascii="Courier New" w:cs="Courier New" w:eastAsia="Courier New" w:hAnsi="Courier New"/>
+          <w:color w:val="1a1a2e"/>
+          <w:sz w:val="19"/>
+          <w:szCs w:val="19"/>
+        </w:rPr>
+        <w:t xml:space="preserve">?q=</w:t>
+      </w:r>
+      <w:r>
+        <w:rPr>
+          <w:color w:val="000000"/>
+          <w:sz w:val="20"/>
+          <w:szCs w:val="20"/>
+        </w:rPr>
+        <w:t xml:space="preserve"> 模糊搜索）、单个、管理员增删改</w:t>
+      </w:r>
+    </w:p>
+    <w:p>
+      <w:pPr>
+        <w:spacing w:after="0" w:before="40"/>
+      </w:pPr>
+    </w:p>
+    <w:p>
+      <w:pPr>
+        <w:spacing w:after="60" w:before="60"/>
+      </w:pPr>
+      <w:r>
+        <w:rPr>
+          <w:b/>
+          <w:bCs/>
+          <w:color w:val="000000"/>
+          <w:sz w:val="20"/>
+          <w:szCs w:val="20"/>
+        </w:rPr>
+        <w:t xml:space="preserve">前端：</w:t>
       </w:r>
     </w:p>
     <w:p>
@@ -2202,54 +2817,15 @@
           <w:sz w:val="19"/>
           <w:szCs w:val="19"/>
         </w:rPr>
-        <w:t xml:space="preserve">frontend/src/pages/HomePage.jsx</w:t>
-      </w:r>
-      <w:r>
-        <w:rPr>
-          <w:color w:val="000000"/>
-          <w:sz w:val="20"/>
-          <w:szCs w:val="20"/>
-        </w:rPr>
-        <w:t xml:space="preserve"> — 搜索框 + 商品网格，含加载/错误/空结果三种状态</w:t>
-      </w:r>
-    </w:p>
-    <w:p>
-      <w:pPr>
-        <w:pStyle w:val="Heading2"/>
-        <w:spacing w:after="80" w:before="200"/>
-      </w:pPr>
-      <w:r>
-        <w:rPr>
-          <w:b/>
-          <w:bCs/>
-          <w:color w:val="000000"/>
-          <w:sz w:val="23"/>
-          <w:szCs w:val="23"/>
-        </w:rPr>
-        <w:t xml:space="preserve">3.3  管理员后台（任务 4c + 任务 10）</w:t>
-      </w:r>
-    </w:p>
-    <w:p>
-      <w:pPr>
-        <w:spacing w:after="60" w:before="60"/>
-      </w:pPr>
-      <w:r>
-        <w:rPr>
-          <w:b/>
-          <w:bCs/>
-          <w:color w:val="000000"/>
-          <w:sz w:val="20"/>
-          <w:szCs w:val="20"/>
-        </w:rPr>
-        <w:t xml:space="preserve">后端：</w:t>
-      </w:r>
-      <w:r>
-        <w:rPr>
-          <w:color w:val="000000"/>
-          <w:sz w:val="20"/>
-          <w:szCs w:val="20"/>
-        </w:rPr>
-        <w:t xml:space="preserve"/>
+        <w:t xml:space="preserve">frontend/src/services/productService.js</w:t>
+      </w:r>
+      <w:r>
+        <w:rPr>
+          <w:color w:val="000000"/>
+          <w:sz w:val="20"/>
+          <w:szCs w:val="20"/>
+        </w:rPr>
+        <w:t xml:space="preserve"> — 商品接口封装</w:t>
       </w:r>
     </w:p>
     <w:p>
@@ -2268,43 +2844,15 @@
           <w:sz w:val="19"/>
           <w:szCs w:val="19"/>
         </w:rPr>
-        <w:t xml:space="preserve">backend/routers/users.py</w:t>
-      </w:r>
-      <w:r>
-        <w:rPr>
-          <w:color w:val="000000"/>
-          <w:sz w:val="20"/>
-          <w:szCs w:val="20"/>
-        </w:rPr>
-        <w:t xml:space="preserve"> — 4 个接口：查看/更新自己资料，管理员查看/删除用户（含防止删除自己）</w:t>
-      </w:r>
-    </w:p>
-    <w:p>
-      <w:pPr>
-        <w:spacing w:after="0" w:before="40"/>
-      </w:pPr>
-    </w:p>
-    <w:p>
-      <w:pPr>
-        <w:spacing w:after="60" w:before="60"/>
-      </w:pPr>
-      <w:r>
-        <w:rPr>
-          <w:b/>
-          <w:bCs/>
-          <w:color w:val="000000"/>
-          <w:sz w:val="20"/>
-          <w:szCs w:val="20"/>
-        </w:rPr>
-        <w:t xml:space="preserve">前端：</w:t>
-      </w:r>
-      <w:r>
-        <w:rPr>
-          <w:color w:val="000000"/>
-          <w:sz w:val="20"/>
-          <w:szCs w:val="20"/>
-        </w:rPr>
-        <w:t xml:space="preserve"/>
+        <w:t xml:space="preserve">frontend/src/hooks/useSearch.js</w:t>
+      </w:r>
+      <w:r>
+        <w:rPr>
+          <w:color w:val="000000"/>
+          <w:sz w:val="20"/>
+          <w:szCs w:val="20"/>
+        </w:rPr>
+        <w:t xml:space="preserve"> — 300ms 防抖 Hook，含加载/错误状态</w:t>
       </w:r>
     </w:p>
     <w:p>
@@ -2323,15 +2871,15 @@
           <w:sz w:val="19"/>
           <w:szCs w:val="19"/>
         </w:rPr>
-        <w:t xml:space="preserve">frontend/src/pages/AdminProductsPage.jsx</w:t>
-      </w:r>
-      <w:r>
-        <w:rPr>
-          <w:color w:val="000000"/>
-          <w:sz w:val="20"/>
-          <w:szCs w:val="20"/>
-        </w:rPr>
-        <w:t xml:space="preserve"> — 商品管理：列表 + 新增表单 + 行内编辑 + 删除确认</w:t>
+        <w:t xml:space="preserve">frontend/src/components/ProductCard.jsx</w:t>
+      </w:r>
+      <w:r>
+        <w:rPr>
+          <w:color w:val="000000"/>
+          <w:sz w:val="20"/>
+          <w:szCs w:val="20"/>
+        </w:rPr>
+        <w:t xml:space="preserve"> — 商品卡片，Add to Cart 按钮</w:t>
       </w:r>
     </w:p>
     <w:p>
@@ -2350,15 +2898,46 @@
           <w:sz w:val="19"/>
           <w:szCs w:val="19"/>
         </w:rPr>
-        <w:t xml:space="preserve">frontend/src/pages/AdminUsersPage.jsx</w:t>
-      </w:r>
-      <w:r>
-        <w:rPr>
-          <w:color w:val="000000"/>
-          <w:sz w:val="20"/>
-          <w:szCs w:val="20"/>
-        </w:rPr>
-        <w:t xml:space="preserve"> — 用户管理：列表 + 删除（不能删除自己）</w:t>
+        <w:t xml:space="preserve">frontend/src/pages/HomePage.jsx</w:t>
+      </w:r>
+      <w:r>
+        <w:rPr>
+          <w:color w:val="000000"/>
+          <w:sz w:val="20"/>
+          <w:szCs w:val="20"/>
+        </w:rPr>
+        <w:t xml:space="preserve"> — 搜索框 + 商品网格，含三种状态提示</w:t>
+      </w:r>
+    </w:p>
+    <w:p>
+      <w:pPr>
+        <w:pStyle w:val="Heading2"/>
+        <w:spacing w:after="80" w:before="200"/>
+      </w:pPr>
+      <w:r>
+        <w:rPr>
+          <w:b/>
+          <w:bCs/>
+          <w:color w:val="000000"/>
+          <w:sz w:val="23"/>
+          <w:szCs w:val="23"/>
+        </w:rPr>
+        <w:t xml:space="preserve">3.3  管理员后台（任务 4c + 任务 10）</w:t>
+      </w:r>
+    </w:p>
+    <w:p>
+      <w:pPr>
+        <w:spacing w:after="60" w:before="60"/>
+      </w:pPr>
+      <w:r>
+        <w:rPr>
+          <w:b/>
+          <w:bCs/>
+          <w:color w:val="000000"/>
+          <w:sz w:val="20"/>
+          <w:szCs w:val="20"/>
+        </w:rPr>
+        <w:t xml:space="preserve">后端：</w:t>
       </w:r>
     </w:p>
     <w:p>
@@ -2377,6 +2956,107 @@
           <w:sz w:val="19"/>
           <w:szCs w:val="19"/>
         </w:rPr>
+        <w:t xml:space="preserve">backend/routers/users.py</w:t>
+      </w:r>
+      <w:r>
+        <w:rPr>
+          <w:color w:val="000000"/>
+          <w:sz w:val="20"/>
+          <w:szCs w:val="20"/>
+        </w:rPr>
+        <w:t xml:space="preserve"> — GET/PUT /users/me，GET /users，DELETE /users/{id}（含防止删自己）</w:t>
+      </w:r>
+    </w:p>
+    <w:p>
+      <w:pPr>
+        <w:spacing w:after="0" w:before="40"/>
+      </w:pPr>
+    </w:p>
+    <w:p>
+      <w:pPr>
+        <w:spacing w:after="60" w:before="60"/>
+      </w:pPr>
+      <w:r>
+        <w:rPr>
+          <w:b/>
+          <w:bCs/>
+          <w:color w:val="000000"/>
+          <w:sz w:val="20"/>
+          <w:szCs w:val="20"/>
+        </w:rPr>
+        <w:t xml:space="preserve">前端：</w:t>
+      </w:r>
+    </w:p>
+    <w:p>
+      <w:pPr>
+        <w:pStyle w:val="ListParagraph"/>
+        <w:numPr>
+          <w:ilvl w:val="0"/>
+          <w:numId w:val="1"/>
+        </w:numPr>
+        <w:spacing w:after="40" w:before="40"/>
+      </w:pPr>
+      <w:r>
+        <w:rPr>
+          <w:rFonts w:ascii="Courier New" w:cs="Courier New" w:eastAsia="Courier New" w:hAnsi="Courier New"/>
+          <w:color w:val="1a1a2e"/>
+          <w:sz w:val="19"/>
+          <w:szCs w:val="19"/>
+        </w:rPr>
+        <w:t xml:space="preserve">frontend/src/pages/AdminProductsPage.jsx</w:t>
+      </w:r>
+      <w:r>
+        <w:rPr>
+          <w:color w:val="000000"/>
+          <w:sz w:val="20"/>
+          <w:szCs w:val="20"/>
+        </w:rPr>
+        <w:t xml:space="preserve"> — 商品增删改查管理</w:t>
+      </w:r>
+    </w:p>
+    <w:p>
+      <w:pPr>
+        <w:pStyle w:val="ListParagraph"/>
+        <w:numPr>
+          <w:ilvl w:val="0"/>
+          <w:numId w:val="1"/>
+        </w:numPr>
+        <w:spacing w:after="40" w:before="40"/>
+      </w:pPr>
+      <w:r>
+        <w:rPr>
+          <w:rFonts w:ascii="Courier New" w:cs="Courier New" w:eastAsia="Courier New" w:hAnsi="Courier New"/>
+          <w:color w:val="1a1a2e"/>
+          <w:sz w:val="19"/>
+          <w:szCs w:val="19"/>
+        </w:rPr>
+        <w:t xml:space="preserve">frontend/src/pages/AdminUsersPage.jsx</w:t>
+      </w:r>
+      <w:r>
+        <w:rPr>
+          <w:color w:val="000000"/>
+          <w:sz w:val="20"/>
+          <w:szCs w:val="20"/>
+        </w:rPr>
+        <w:t xml:space="preserve"> — 用户列表 + 删除（不能删自己）</w:t>
+      </w:r>
+    </w:p>
+    <w:p>
+      <w:pPr>
+        <w:pStyle w:val="ListParagraph"/>
+        <w:numPr>
+          <w:ilvl w:val="0"/>
+          <w:numId w:val="1"/>
+        </w:numPr>
+        <w:spacing w:after="40" w:before="40"/>
+      </w:pPr>
+      <w:r>
+        <w:rPr>
+          <w:rFonts w:ascii="Courier New" w:cs="Courier New" w:eastAsia="Courier New" w:hAnsi="Courier New"/>
+          <w:color w:val="1a1a2e"/>
+          <w:sz w:val="19"/>
+          <w:szCs w:val="19"/>
+        </w:rPr>
         <w:t xml:space="preserve">frontend/src/pages/AdminCartsPage.jsx</w:t>
       </w:r>
       <w:r>
@@ -2385,7 +3065,7 @@
           <w:sz w:val="20"/>
           <w:szCs w:val="20"/>
         </w:rPr>
-        <w:t xml:space="preserve"> — 查看所有用户的购物车（只读）</w:t>
+        <w:t xml:space="preserve"> — 查看所有用户购物车（只读）</w:t>
       </w:r>
     </w:p>
     <w:p>
@@ -2428,7 +3108,6 @@
       <w:tr>
         <w:tc>
           <w:tcPr>
-            <w:gridSpan w:val="1"/>
             <w:tcBorders>
               <w:top w:val="single" w:color="AAAAAA" w:sz="4"/>
               <w:left w:val="single" w:color="AAAAAA" w:sz="4"/>
@@ -2441,7 +3120,6 @@
           <w:p>
             <w:pPr>
               <w:spacing w:after="80" w:before="80"/>
-              <w:jc w:val="left"/>
             </w:pPr>
             <w:r>
               <w:rPr>
@@ -2457,7 +3135,6 @@
         </w:tc>
         <w:tc>
           <w:tcPr>
-            <w:gridSpan w:val="1"/>
             <w:tcBorders>
               <w:top w:val="single" w:color="AAAAAA" w:sz="4"/>
               <w:left w:val="single" w:color="AAAAAA" w:sz="4"/>
@@ -2470,7 +3147,6 @@
           <w:p>
             <w:pPr>
               <w:spacing w:after="80" w:before="80"/>
-              <w:jc w:val="left"/>
             </w:pPr>
             <w:r>
               <w:rPr>
@@ -2488,7 +3164,6 @@
       <w:tr>
         <w:tc>
           <w:tcPr>
-            <w:gridSpan w:val="1"/>
             <w:tcBorders>
               <w:top w:val="single" w:color="AAAAAA" w:sz="4"/>
               <w:left w:val="single" w:color="AAAAAA" w:sz="4"/>
@@ -2505,11 +3180,9 @@
             </w:pPr>
             <w:r>
               <w:rPr>
-                <w:b w:val="false"/>
-                <w:bCs w:val="false"/>
-                <w:color w:val="000000"/>
-                <w:sz w:val="19"/>
-                <w:szCs w:val="19"/>
+                <w:color w:val="000000"/>
+                <w:sz w:val="20"/>
+                <w:szCs w:val="20"/>
               </w:rPr>
               <w:t xml:space="preserve">任务 11</w:t>
             </w:r>
@@ -2517,7 +3190,6 @@
         </w:tc>
         <w:tc>
           <w:tcPr>
-            <w:gridSpan w:val="1"/>
             <w:tcBorders>
               <w:top w:val="single" w:color="AAAAAA" w:sz="4"/>
               <w:left w:val="single" w:color="AAAAAA" w:sz="4"/>
@@ -2534,11 +3206,9 @@
             </w:pPr>
             <w:r>
               <w:rPr>
-                <w:b w:val="false"/>
-                <w:bCs w:val="false"/>
-                <w:color w:val="000000"/>
-                <w:sz w:val="19"/>
-                <w:szCs w:val="19"/>
+                <w:color w:val="000000"/>
+                <w:sz w:val="20"/>
+                <w:szCs w:val="20"/>
               </w:rPr>
               <w:t xml:space="preserve">审查所有页面的错误处理和加载状态</w:t>
             </w:r>
@@ -2548,7 +3218,6 @@
       <w:tr>
         <w:tc>
           <w:tcPr>
-            <w:gridSpan w:val="1"/>
             <w:tcBorders>
               <w:top w:val="single" w:color="AAAAAA" w:sz="4"/>
               <w:left w:val="single" w:color="AAAAAA" w:sz="4"/>
@@ -2565,11 +3234,9 @@
             </w:pPr>
             <w:r>
               <w:rPr>
-                <w:b w:val="false"/>
-                <w:bCs w:val="false"/>
-                <w:color w:val="000000"/>
-                <w:sz w:val="19"/>
-                <w:szCs w:val="19"/>
+                <w:color w:val="000000"/>
+                <w:sz w:val="20"/>
+                <w:szCs w:val="20"/>
               </w:rPr>
               <w:t xml:space="preserve">任务 12</w:t>
             </w:r>
@@ -2577,7 +3244,6 @@
         </w:tc>
         <w:tc>
           <w:tcPr>
-            <w:gridSpan w:val="1"/>
             <w:tcBorders>
               <w:top w:val="single" w:color="AAAAAA" w:sz="4"/>
               <w:left w:val="single" w:color="AAAAAA" w:sz="4"/>
@@ -2594,13 +3260,11 @@
             </w:pPr>
             <w:r>
               <w:rPr>
-                <w:b w:val="false"/>
-                <w:bCs w:val="false"/>
-                <w:color w:val="000000"/>
-                <w:sz w:val="19"/>
-                <w:szCs w:val="19"/>
-              </w:rPr>
-              <w:t xml:space="preserve">生成真实 bcrypt 哈希替换 seed.sql 中的占位符</w:t>
+                <w:color w:val="000000"/>
+                <w:sz w:val="20"/>
+                <w:szCs w:val="20"/>
+              </w:rPr>
+              <w:t xml:space="preserve">生成真实 bcrypt 哈希替换 seed.sql 占位符</w:t>
             </w:r>
           </w:p>
         </w:tc>
@@ -2608,7 +3272,6 @@
       <w:tr>
         <w:tc>
           <w:tcPr>
-            <w:gridSpan w:val="1"/>
             <w:tcBorders>
               <w:top w:val="single" w:color="AAAAAA" w:sz="4"/>
               <w:left w:val="single" w:color="AAAAAA" w:sz="4"/>
@@ -2625,11 +3288,9 @@
             </w:pPr>
             <w:r>
               <w:rPr>
-                <w:b w:val="false"/>
-                <w:bCs w:val="false"/>
-                <w:color w:val="000000"/>
-                <w:sz w:val="19"/>
-                <w:szCs w:val="19"/>
+                <w:color w:val="000000"/>
+                <w:sz w:val="20"/>
+                <w:szCs w:val="20"/>
               </w:rPr>
               <w:t xml:space="preserve">任务 13</w:t>
             </w:r>
@@ -2637,7 +3298,6 @@
         </w:tc>
         <w:tc>
           <w:tcPr>
-            <w:gridSpan w:val="1"/>
             <w:tcBorders>
               <w:top w:val="single" w:color="AAAAAA" w:sz="4"/>
               <w:left w:val="single" w:color="AAAAAA" w:sz="4"/>
@@ -2654,11 +3314,9 @@
             </w:pPr>
             <w:r>
               <w:rPr>
-                <w:b w:val="false"/>
-                <w:bCs w:val="false"/>
-                <w:color w:val="000000"/>
-                <w:sz w:val="19"/>
-                <w:szCs w:val="19"/>
+                <w:color w:val="000000"/>
+                <w:sz w:val="20"/>
+                <w:szCs w:val="20"/>
               </w:rPr>
               <w:t xml:space="preserve">最终核对 README（标题、技术栈、目录结构、分工表）</w:t>
             </w:r>
@@ -2668,7 +3326,6 @@
       <w:tr>
         <w:tc>
           <w:tcPr>
-            <w:gridSpan w:val="1"/>
             <w:tcBorders>
               <w:top w:val="single" w:color="AAAAAA" w:sz="4"/>
               <w:left w:val="single" w:color="AAAAAA" w:sz="4"/>
@@ -2685,11 +3342,9 @@
             </w:pPr>
             <w:r>
               <w:rPr>
-                <w:b w:val="false"/>
-                <w:bCs w:val="false"/>
-                <w:color w:val="000000"/>
-                <w:sz w:val="19"/>
-                <w:szCs w:val="19"/>
+                <w:color w:val="000000"/>
+                <w:sz w:val="20"/>
+                <w:szCs w:val="20"/>
               </w:rPr>
               <w:t xml:space="preserve">任务 14</w:t>
             </w:r>
@@ -2697,7 +3352,6 @@
         </w:tc>
         <w:tc>
           <w:tcPr>
-            <w:gridSpan w:val="1"/>
             <w:tcBorders>
               <w:top w:val="single" w:color="AAAAAA" w:sz="4"/>
               <w:left w:val="single" w:color="AAAAAA" w:sz="4"/>
@@ -2714,11 +3368,9 @@
             </w:pPr>
             <w:r>
               <w:rPr>
-                <w:b w:val="false"/>
-                <w:bCs w:val="false"/>
-                <w:color w:val="000000"/>
-                <w:sz w:val="19"/>
-                <w:szCs w:val="19"/>
+                <w:color w:val="000000"/>
+                <w:sz w:val="20"/>
+                <w:szCs w:val="20"/>
               </w:rPr>
               <w:t xml:space="preserve">导出数据库、检查提交清单、录制视频演示</w:t>
             </w:r>
@@ -2775,13 +3427,24 @@
           <w:sz w:val="20"/>
           <w:szCs w:val="20"/>
         </w:rPr>
-        <w:t xml:space="preserve">必须按以下顺序开始，不可跳过：</w:t>
-      </w:r>
-    </w:p>
-    <w:p>
-      <w:pPr>
-        <w:spacing w:after="60" w:before="60"/>
-      </w:pPr>
+        <w:t xml:space="preserve">① </w:t>
+      </w:r>
+      <w:r>
+        <w:rPr>
+          <w:color w:val="000000"/>
+          <w:sz w:val="20"/>
+          <w:szCs w:val="20"/>
+        </w:rPr>
+        <w:t xml:space="preserve">Qiushi 完成数据库 Schema（任务 1）</w:t>
+      </w:r>
+      <w:r>
+        <w:rPr>
+          <w:color w:val="888888"/>
+          <w:sz w:val="20"/>
+          <w:szCs w:val="20"/>
+        </w:rPr>
+        <w:t xml:space="preserve">  →  </w:t>
+      </w:r>
       <w:r>
         <w:rPr>
           <w:b/>
@@ -2790,15 +3453,15 @@
           <w:sz w:val="20"/>
           <w:szCs w:val="20"/>
         </w:rPr>
-        <w:t xml:space="preserve">①</w:t>
-      </w:r>
-      <w:r>
-        <w:rPr>
-          <w:color w:val="000000"/>
-          <w:sz w:val="20"/>
-          <w:szCs w:val="20"/>
-        </w:rPr>
-        <w:t xml:space="preserve"> Qiushi 完成数据库 Schema（任务 1）</w:t>
+        <w:t xml:space="preserve">② </w:t>
+      </w:r>
+      <w:r>
+        <w:rPr>
+          <w:color w:val="000000"/>
+          <w:sz w:val="20"/>
+          <w:szCs w:val="20"/>
+        </w:rPr>
+        <w:t xml:space="preserve">Xuyu 搭建 FastAPI 框架（任务 2）</w:t>
       </w:r>
       <w:r>
         <w:rPr>
@@ -2816,57 +3479,31 @@
           <w:sz w:val="20"/>
           <w:szCs w:val="20"/>
         </w:rPr>
-        <w:t xml:space="preserve">②</w:t>
-      </w:r>
-      <w:r>
-        <w:rPr>
-          <w:color w:val="000000"/>
-          <w:sz w:val="20"/>
-          <w:szCs w:val="20"/>
-        </w:rPr>
-        <w:t xml:space="preserve"> Xuyu 搭建 FastAPI 框架（任务 2）</w:t>
-      </w:r>
-      <w:r>
-        <w:rPr>
-          <w:color w:val="888888"/>
-          <w:sz w:val="20"/>
-          <w:szCs w:val="20"/>
-        </w:rPr>
-        <w:t xml:space="preserve">  →  </w:t>
-      </w:r>
+        <w:t xml:space="preserve">③ </w:t>
+      </w:r>
+      <w:r>
+        <w:rPr>
+          <w:color w:val="000000"/>
+          <w:sz w:val="20"/>
+          <w:szCs w:val="20"/>
+        </w:rPr>
+        <w:t xml:space="preserve">并行开发各自模块</w:t>
+      </w:r>
+    </w:p>
+    <w:p>
+      <w:pPr>
+        <w:pStyle w:val="Heading2"/>
+        <w:spacing w:after="80" w:before="200"/>
+      </w:pPr>
       <w:r>
         <w:rPr>
           <w:b/>
           <w:bCs/>
           <w:color w:val="000000"/>
-          <w:sz w:val="20"/>
-          <w:szCs w:val="20"/>
-        </w:rPr>
-        <w:t xml:space="preserve">③</w:t>
-      </w:r>
-      <w:r>
-        <w:rPr>
-          <w:color w:val="000000"/>
-          <w:sz w:val="20"/>
-          <w:szCs w:val="20"/>
-        </w:rPr>
-        <w:t xml:space="preserve"> 并行开发各自模块</w:t>
-      </w:r>
-    </w:p>
-    <w:p>
-      <w:pPr>
-        <w:pStyle w:val="Heading2"/>
-        <w:spacing w:after="80" w:before="200"/>
-      </w:pPr>
-      <w:r>
-        <w:rPr>
-          <w:b/>
-          <w:bCs/>
-          <w:color w:val="000000"/>
           <w:sz w:val="23"/>
           <w:szCs w:val="23"/>
         </w:rPr>
-        <w:t xml:space="preserve">5.2  接口约定（开始写代码前必须对齐）</w:t>
+        <w:t xml:space="preserve">5.2  接口约定（开始后端前必须对齐）</w:t>
       </w:r>
     </w:p>
     <w:p>
@@ -2902,7 +3539,7 @@
           <w:sz w:val="20"/>
           <w:szCs w:val="20"/>
         </w:rPr>
-        <w:t xml:space="preserve">统一认证方式：</w:t>
+        <w:t xml:space="preserve">统一认证：</w:t>
       </w:r>
       <w:r>
         <w:rPr>
@@ -2937,7 +3574,7 @@
           <w:sz w:val="20"/>
           <w:szCs w:val="20"/>
         </w:rPr>
-        <w:t xml:space="preserve">错误响应格式：</w:t>
+        <w:t xml:space="preserve">错误响应：</w:t>
       </w:r>
       <w:r>
         <w:rPr>
@@ -2985,92 +3622,7 @@
           <w:sz w:val="20"/>
           <w:szCs w:val="20"/>
         </w:rPr>
-        <w:t xml:space="preserve">每位成员的文件必须用各自的 GitHub 身份提交和推送。</w:t>
-      </w:r>
-    </w:p>
-    <w:p>
-      <w:pPr>
-        <w:spacing w:after="0" w:before="40"/>
-      </w:pPr>
-    </w:p>
-    <w:p>
-      <w:pPr>
-        <w:spacing w:after="60" w:before="60"/>
-      </w:pPr>
-      <w:r>
-        <w:rPr>
-          <w:b/>
-          <w:bCs/>
-          <w:color w:val="000000"/>
-          <w:sz w:val="20"/>
-          <w:szCs w:val="20"/>
-        </w:rPr>
-        <w:t xml:space="preserve">Xuyu 提交：</w:t>
-      </w:r>
-      <w:r>
-        <w:rPr>
-          <w:color w:val="000000"/>
-          <w:sz w:val="20"/>
-          <w:szCs w:val="20"/>
-        </w:rPr>
-        <w:t xml:space="preserve">使用 Xuyu 的 git config + Xuyu 的 token（默认）</w:t>
-      </w:r>
-    </w:p>
-    <w:p>
-      <w:pPr>
-        <w:spacing w:after="60" w:before="60"/>
-      </w:pPr>
-      <w:r>
-        <w:rPr>
-          <w:b/>
-          <w:bCs/>
-          <w:color w:val="000000"/>
-          <w:sz w:val="20"/>
-          <w:szCs w:val="20"/>
-        </w:rPr>
-        <w:t xml:space="preserve">Qiushi 提交：</w:t>
-      </w:r>
-      <w:r>
-        <w:rPr>
-          <w:color w:val="000000"/>
-          <w:sz w:val="20"/>
-          <w:szCs w:val="20"/>
-        </w:rPr>
-        <w:t xml:space="preserve">切换 git config 到 Qiushi 的姓名和邮箱 → commit → 用 Qiushi 的 token 推送 → 立即切回 Xuyu</w:t>
-      </w:r>
-    </w:p>
-    <w:p>
-      <w:pPr>
-        <w:spacing w:after="0" w:before="40"/>
-      </w:pPr>
-    </w:p>
-    <w:p>
-      <w:pPr>
-        <w:spacing w:after="60" w:before="60"/>
-      </w:pPr>
-      <w:r>
-        <w:rPr>
-          <w:color w:val="666666"/>
-          <w:sz w:val="18"/>
-          <w:szCs w:val="18"/>
-        </w:rPr>
-        <w:t xml:space="preserve">原因：GitHub 每个 commit 同时记录 author 和 committer 两个字段，token 不对会显示两人名字不一致，评分老师可以直接看出来。</w:t>
-      </w:r>
-    </w:p>
-    <w:p>
-      <w:pPr>
-        <w:pStyle w:val="Heading2"/>
-        <w:spacing w:after="80" w:before="200"/>
-      </w:pPr>
-      <w:r>
-        <w:rPr>
-          <w:b/>
-          <w:bCs/>
-          <w:color w:val="000000"/>
-          <w:sz w:val="23"/>
-          <w:szCs w:val="23"/>
-        </w:rPr>
-        <w:t xml:space="preserve">5.4  Git 基本规范</w:t>
+        <w:t xml:space="preserve">每位成员的文件必须用各自的 GitHub 身份提交推送。</w:t>
       </w:r>
     </w:p>
     <w:p>
@@ -3088,7 +3640,7 @@
           <w:sz w:val="20"/>
           <w:szCs w:val="20"/>
         </w:rPr>
-        <w:t xml:space="preserve">每完成一个任务提交一次，commit message 必须有意义（feat: / fix: / chore: / docs:）</w:t>
+        <w:t xml:space="preserve">Xuyu 的文件：默认用 Xuyu 的 git config + Xuyu 的 token</w:t>
       </w:r>
     </w:p>
     <w:p>
@@ -3106,7 +3658,36 @@
           <w:sz w:val="20"/>
           <w:szCs w:val="20"/>
         </w:rPr>
-        <w:t xml:space="preserve">每个源码文件第一行必须有 Authors 签名注释</w:t>
+        <w:t xml:space="preserve">Qiushi 的文件：切换 git config → commit → 用 Qiushi 的 token 推送 → 立即切回 Xuyu</w:t>
+      </w:r>
+    </w:p>
+    <w:p>
+      <w:pPr>
+        <w:spacing w:after="60" w:before="60"/>
+      </w:pPr>
+      <w:r>
+        <w:rPr>
+          <w:color w:val="666666"/>
+          <w:sz w:val="18"/>
+          <w:szCs w:val="18"/>
+        </w:rPr>
+        <w:t xml:space="preserve">原因：GitHub 同时记录 author 和 committer，token 不匹配会留下双人名字的痕迹。</w:t>
+      </w:r>
+    </w:p>
+    <w:p>
+      <w:pPr>
+        <w:pStyle w:val="Heading2"/>
+        <w:spacing w:after="80" w:before="200"/>
+      </w:pPr>
+      <w:r>
+        <w:rPr>
+          <w:b/>
+          <w:bCs/>
+          <w:color w:val="000000"/>
+          <w:sz w:val="23"/>
+          <w:szCs w:val="23"/>
+        </w:rPr>
+        <w:t xml:space="preserve">5.4  Git 基本规范</w:t>
       </w:r>
     </w:p>
     <w:p>
@@ -3124,7 +3705,52 @@
           <w:sz w:val="20"/>
           <w:szCs w:val="20"/>
         </w:rPr>
-        <w:t xml:space="preserve">`.env` 文件绝对不提交到 GitHub</w:t>
+        <w:t xml:space="preserve">每完成一个任务提交一次，使用 feat: / fix: / chore: / docs: 前缀</w:t>
+      </w:r>
+    </w:p>
+    <w:p>
+      <w:pPr>
+        <w:pStyle w:val="ListParagraph"/>
+        <w:numPr>
+          <w:ilvl w:val="0"/>
+          <w:numId w:val="1"/>
+        </w:numPr>
+        <w:spacing w:after="40" w:before="40"/>
+      </w:pPr>
+      <w:r>
+        <w:rPr>
+          <w:color w:val="000000"/>
+          <w:sz w:val="20"/>
+          <w:szCs w:val="20"/>
+        </w:rPr>
+        <w:t xml:space="preserve">每个源码文件第一行必须有 Authors 签名注释</w:t>
+      </w:r>
+    </w:p>
+    <w:p>
+      <w:pPr>
+        <w:pStyle w:val="ListParagraph"/>
+        <w:numPr>
+          <w:ilvl w:val="0"/>
+          <w:numId w:val="1"/>
+        </w:numPr>
+        <w:spacing w:after="40" w:before="40"/>
+      </w:pPr>
+      <w:r>
+        <w:rPr>
+          <w:rFonts w:ascii="Courier New" w:cs="Courier New" w:eastAsia="Courier New" w:hAnsi="Courier New"/>
+          <w:color w:val="1a1a2e"/>
+          <w:sz w:val="19"/>
+          <w:szCs w:val="19"/>
+        </w:rPr>
+        <w:t xml:space="preserve">.env</w:t>
+      </w:r>
+      <w:r>
+        <w:rPr>
+          <w:color w:val="000000"/>
+          <w:sz w:val="20"/>
+          <w:szCs w:val="20"/>
+        </w:rPr>
+        <w:t xml:space="preserve"> 文件绝对不提交</w:t>
       </w:r>
     </w:p>
     <w:p>
@@ -3158,7 +3784,7 @@
           <w:sz w:val="18"/>
           <w:szCs w:val="18"/>
         </w:rPr>
-        <w:t xml:space="preserve">蓝色 = Xuyu Zhang，绿色 = Qiushi Huang</w:t>
+        <w:t xml:space="preserve">蓝色 = Xuyu，绿色 = Qiushi</w:t>
       </w:r>
     </w:p>
     <w:p>
@@ -3185,7 +3811,6 @@
       <w:tr>
         <w:tc>
           <w:tcPr>
-            <w:gridSpan w:val="1"/>
             <w:tcBorders>
               <w:top w:val="single" w:color="AAAAAA" w:sz="4"/>
               <w:left w:val="single" w:color="AAAAAA" w:sz="4"/>
@@ -3198,7 +3823,6 @@
           <w:p>
             <w:pPr>
               <w:spacing w:after="80" w:before="80"/>
-              <w:jc w:val="left"/>
             </w:pPr>
             <w:r>
               <w:rPr>
@@ -3214,7 +3838,6 @@
         </w:tc>
         <w:tc>
           <w:tcPr>
-            <w:gridSpan w:val="1"/>
             <w:tcBorders>
               <w:top w:val="single" w:color="AAAAAA" w:sz="4"/>
               <w:left w:val="single" w:color="AAAAAA" w:sz="4"/>
@@ -3227,7 +3850,6 @@
           <w:p>
             <w:pPr>
               <w:spacing w:after="80" w:before="80"/>
-              <w:jc w:val="center"/>
             </w:pPr>
             <w:r>
               <w:rPr>
@@ -3245,7 +3867,6 @@
       <w:tr>
         <w:tc>
           <w:tcPr>
-            <w:gridSpan w:val="1"/>
             <w:tcBorders>
               <w:top w:val="single" w:color="AAAAAA" w:sz="4"/>
               <w:left w:val="single" w:color="AAAAAA" w:sz="4"/>
@@ -3262,11 +3883,9 @@
             </w:pPr>
             <w:r>
               <w:rPr>
-                <w:b w:val="false"/>
-                <w:bCs w:val="false"/>
-                <w:color w:val="000000"/>
-                <w:sz w:val="18"/>
-                <w:szCs w:val="18"/>
+                <w:color w:val="000000"/>
+                <w:sz w:val="20"/>
+                <w:szCs w:val="20"/>
               </w:rPr>
               <w:t xml:space="preserve">database/schema.sql</w:t>
             </w:r>
@@ -3274,7 +3893,6 @@
         </w:tc>
         <w:tc>
           <w:tcPr>
-            <w:gridSpan w:val="1"/>
             <w:tcBorders>
               <w:top w:val="single" w:color="AAAAAA" w:sz="4"/>
               <w:left w:val="single" w:color="AAAAAA" w:sz="4"/>
@@ -3291,11 +3909,9 @@
             </w:pPr>
             <w:r>
               <w:rPr>
-                <w:b w:val="false"/>
-                <w:bCs w:val="false"/>
-                <w:color w:val="000000"/>
-                <w:sz w:val="19"/>
-                <w:szCs w:val="19"/>
+                <w:color w:val="000000"/>
+                <w:sz w:val="20"/>
+                <w:szCs w:val="20"/>
               </w:rPr>
               <w:t xml:space="preserve">Qiushi</w:t>
             </w:r>
@@ -3305,7 +3921,6 @@
       <w:tr>
         <w:tc>
           <w:tcPr>
-            <w:gridSpan w:val="1"/>
             <w:tcBorders>
               <w:top w:val="single" w:color="AAAAAA" w:sz="4"/>
               <w:left w:val="single" w:color="AAAAAA" w:sz="4"/>
@@ -3322,11 +3937,9 @@
             </w:pPr>
             <w:r>
               <w:rPr>
-                <w:b w:val="false"/>
-                <w:bCs w:val="false"/>
-                <w:color w:val="000000"/>
-                <w:sz w:val="18"/>
-                <w:szCs w:val="18"/>
+                <w:color w:val="000000"/>
+                <w:sz w:val="20"/>
+                <w:szCs w:val="20"/>
               </w:rPr>
               <w:t xml:space="preserve">database/seed.sql</w:t>
             </w:r>
@@ -3334,7 +3947,6 @@
         </w:tc>
         <w:tc>
           <w:tcPr>
-            <w:gridSpan w:val="1"/>
             <w:tcBorders>
               <w:top w:val="single" w:color="AAAAAA" w:sz="4"/>
               <w:left w:val="single" w:color="AAAAAA" w:sz="4"/>
@@ -3351,11 +3963,9 @@
             </w:pPr>
             <w:r>
               <w:rPr>
-                <w:b w:val="false"/>
-                <w:bCs w:val="false"/>
-                <w:color w:val="000000"/>
-                <w:sz w:val="19"/>
-                <w:szCs w:val="19"/>
+                <w:color w:val="000000"/>
+                <w:sz w:val="20"/>
+                <w:szCs w:val="20"/>
               </w:rPr>
               <w:t xml:space="preserve">Qiushi</w:t>
             </w:r>
@@ -3365,7 +3975,6 @@
       <w:tr>
         <w:tc>
           <w:tcPr>
-            <w:gridSpan w:val="1"/>
             <w:tcBorders>
               <w:top w:val="single" w:color="AAAAAA" w:sz="4"/>
               <w:left w:val="single" w:color="AAAAAA" w:sz="4"/>
@@ -3382,11 +3991,9 @@
             </w:pPr>
             <w:r>
               <w:rPr>
-                <w:b w:val="false"/>
-                <w:bCs w:val="false"/>
-                <w:color w:val="000000"/>
-                <w:sz w:val="18"/>
-                <w:szCs w:val="18"/>
+                <w:color w:val="000000"/>
+                <w:sz w:val="20"/>
+                <w:szCs w:val="20"/>
               </w:rPr>
               <w:t xml:space="preserve">backend/requirements.txt</w:t>
             </w:r>
@@ -3394,7 +4001,6 @@
         </w:tc>
         <w:tc>
           <w:tcPr>
-            <w:gridSpan w:val="1"/>
             <w:tcBorders>
               <w:top w:val="single" w:color="AAAAAA" w:sz="4"/>
               <w:left w:val="single" w:color="AAAAAA" w:sz="4"/>
@@ -3411,11 +4017,9 @@
             </w:pPr>
             <w:r>
               <w:rPr>
-                <w:b w:val="false"/>
-                <w:bCs w:val="false"/>
-                <w:color w:val="000000"/>
-                <w:sz w:val="19"/>
-                <w:szCs w:val="19"/>
+                <w:color w:val="000000"/>
+                <w:sz w:val="20"/>
+                <w:szCs w:val="20"/>
               </w:rPr>
               <w:t xml:space="preserve">Xuyu</w:t>
             </w:r>
@@ -3425,7 +4029,6 @@
       <w:tr>
         <w:tc>
           <w:tcPr>
-            <w:gridSpan w:val="1"/>
             <w:tcBorders>
               <w:top w:val="single" w:color="AAAAAA" w:sz="4"/>
               <w:left w:val="single" w:color="AAAAAA" w:sz="4"/>
@@ -3442,11 +4045,9 @@
             </w:pPr>
             <w:r>
               <w:rPr>
-                <w:b w:val="false"/>
-                <w:bCs w:val="false"/>
-                <w:color w:val="000000"/>
-                <w:sz w:val="18"/>
-                <w:szCs w:val="18"/>
+                <w:color w:val="000000"/>
+                <w:sz w:val="20"/>
+                <w:szCs w:val="20"/>
               </w:rPr>
               <w:t xml:space="preserve">backend/database.py</w:t>
             </w:r>
@@ -3454,7 +4055,6 @@
         </w:tc>
         <w:tc>
           <w:tcPr>
-            <w:gridSpan w:val="1"/>
             <w:tcBorders>
               <w:top w:val="single" w:color="AAAAAA" w:sz="4"/>
               <w:left w:val="single" w:color="AAAAAA" w:sz="4"/>
@@ -3471,11 +4071,9 @@
             </w:pPr>
             <w:r>
               <w:rPr>
-                <w:b w:val="false"/>
-                <w:bCs w:val="false"/>
-                <w:color w:val="000000"/>
-                <w:sz w:val="19"/>
-                <w:szCs w:val="19"/>
+                <w:color w:val="000000"/>
+                <w:sz w:val="20"/>
+                <w:szCs w:val="20"/>
               </w:rPr>
               <w:t xml:space="preserve">Xuyu</w:t>
             </w:r>
@@ -3485,7 +4083,6 @@
       <w:tr>
         <w:tc>
           <w:tcPr>
-            <w:gridSpan w:val="1"/>
             <w:tcBorders>
               <w:top w:val="single" w:color="AAAAAA" w:sz="4"/>
               <w:left w:val="single" w:color="AAAAAA" w:sz="4"/>
@@ -3502,11 +4099,9 @@
             </w:pPr>
             <w:r>
               <w:rPr>
-                <w:b w:val="false"/>
-                <w:bCs w:val="false"/>
-                <w:color w:val="000000"/>
-                <w:sz w:val="18"/>
-                <w:szCs w:val="18"/>
+                <w:color w:val="000000"/>
+                <w:sz w:val="20"/>
+                <w:szCs w:val="20"/>
               </w:rPr>
               <w:t xml:space="preserve">backend/main.py</w:t>
             </w:r>
@@ -3514,7 +4109,6 @@
         </w:tc>
         <w:tc>
           <w:tcPr>
-            <w:gridSpan w:val="1"/>
             <w:tcBorders>
               <w:top w:val="single" w:color="AAAAAA" w:sz="4"/>
               <w:left w:val="single" w:color="AAAAAA" w:sz="4"/>
@@ -3531,11 +4125,9 @@
             </w:pPr>
             <w:r>
               <w:rPr>
-                <w:b w:val="false"/>
-                <w:bCs w:val="false"/>
-                <w:color w:val="000000"/>
-                <w:sz w:val="19"/>
-                <w:szCs w:val="19"/>
+                <w:color w:val="000000"/>
+                <w:sz w:val="20"/>
+                <w:szCs w:val="20"/>
               </w:rPr>
               <w:t xml:space="preserve">Xuyu</w:t>
             </w:r>
@@ -3545,7 +4137,6 @@
       <w:tr>
         <w:tc>
           <w:tcPr>
-            <w:gridSpan w:val="1"/>
             <w:tcBorders>
               <w:top w:val="single" w:color="AAAAAA" w:sz="4"/>
               <w:left w:val="single" w:color="AAAAAA" w:sz="4"/>
@@ -3562,11 +4153,9 @@
             </w:pPr>
             <w:r>
               <w:rPr>
-                <w:b w:val="false"/>
-                <w:bCs w:val="false"/>
-                <w:color w:val="000000"/>
-                <w:sz w:val="18"/>
-                <w:szCs w:val="18"/>
+                <w:color w:val="000000"/>
+                <w:sz w:val="20"/>
+                <w:szCs w:val="20"/>
               </w:rPr>
               <w:t xml:space="preserve">backend/auth/jwt.py</w:t>
             </w:r>
@@ -3574,7 +4163,6 @@
         </w:tc>
         <w:tc>
           <w:tcPr>
-            <w:gridSpan w:val="1"/>
             <w:tcBorders>
               <w:top w:val="single" w:color="AAAAAA" w:sz="4"/>
               <w:left w:val="single" w:color="AAAAAA" w:sz="4"/>
@@ -3591,11 +4179,9 @@
             </w:pPr>
             <w:r>
               <w:rPr>
-                <w:b w:val="false"/>
-                <w:bCs w:val="false"/>
-                <w:color w:val="000000"/>
-                <w:sz w:val="19"/>
-                <w:szCs w:val="19"/>
+                <w:color w:val="000000"/>
+                <w:sz w:val="20"/>
+                <w:szCs w:val="20"/>
               </w:rPr>
               <w:t xml:space="preserve">Xuyu</w:t>
             </w:r>
@@ -3605,7 +4191,6 @@
       <w:tr>
         <w:tc>
           <w:tcPr>
-            <w:gridSpan w:val="1"/>
             <w:tcBorders>
               <w:top w:val="single" w:color="AAAAAA" w:sz="4"/>
               <w:left w:val="single" w:color="AAAAAA" w:sz="4"/>
@@ -3622,11 +4207,9 @@
             </w:pPr>
             <w:r>
               <w:rPr>
-                <w:b w:val="false"/>
-                <w:bCs w:val="false"/>
-                <w:color w:val="000000"/>
-                <w:sz w:val="18"/>
-                <w:szCs w:val="18"/>
+                <w:color w:val="000000"/>
+                <w:sz w:val="20"/>
+                <w:szCs w:val="20"/>
               </w:rPr>
               <w:t xml:space="preserve">backend/routers/auth.py</w:t>
             </w:r>
@@ -3634,7 +4217,6 @@
         </w:tc>
         <w:tc>
           <w:tcPr>
-            <w:gridSpan w:val="1"/>
             <w:tcBorders>
               <w:top w:val="single" w:color="AAAAAA" w:sz="4"/>
               <w:left w:val="single" w:color="AAAAAA" w:sz="4"/>
@@ -3651,11 +4233,9 @@
             </w:pPr>
             <w:r>
               <w:rPr>
-                <w:b w:val="false"/>
-                <w:bCs w:val="false"/>
-                <w:color w:val="000000"/>
-                <w:sz w:val="19"/>
-                <w:szCs w:val="19"/>
+                <w:color w:val="000000"/>
+                <w:sz w:val="20"/>
+                <w:szCs w:val="20"/>
               </w:rPr>
               <w:t xml:space="preserve">Xuyu</w:t>
             </w:r>
@@ -3665,7 +4245,6 @@
       <w:tr>
         <w:tc>
           <w:tcPr>
-            <w:gridSpan w:val="1"/>
             <w:tcBorders>
               <w:top w:val="single" w:color="AAAAAA" w:sz="4"/>
               <w:left w:val="single" w:color="AAAAAA" w:sz="4"/>
@@ -3682,11 +4261,9 @@
             </w:pPr>
             <w:r>
               <w:rPr>
-                <w:b w:val="false"/>
-                <w:bCs w:val="false"/>
-                <w:color w:val="000000"/>
-                <w:sz w:val="18"/>
-                <w:szCs w:val="18"/>
+                <w:color w:val="000000"/>
+                <w:sz w:val="20"/>
+                <w:szCs w:val="20"/>
               </w:rPr>
               <w:t xml:space="preserve">backend/routers/products.py</w:t>
             </w:r>
@@ -3694,7 +4271,6 @@
         </w:tc>
         <w:tc>
           <w:tcPr>
-            <w:gridSpan w:val="1"/>
             <w:tcBorders>
               <w:top w:val="single" w:color="AAAAAA" w:sz="4"/>
               <w:left w:val="single" w:color="AAAAAA" w:sz="4"/>
@@ -3711,11 +4287,9 @@
             </w:pPr>
             <w:r>
               <w:rPr>
-                <w:b w:val="false"/>
-                <w:bCs w:val="false"/>
-                <w:color w:val="000000"/>
-                <w:sz w:val="19"/>
-                <w:szCs w:val="19"/>
+                <w:color w:val="000000"/>
+                <w:sz w:val="20"/>
+                <w:szCs w:val="20"/>
               </w:rPr>
               <w:t xml:space="preserve">Qiushi</w:t>
             </w:r>
@@ -3725,7 +4299,6 @@
       <w:tr>
         <w:tc>
           <w:tcPr>
-            <w:gridSpan w:val="1"/>
             <w:tcBorders>
               <w:top w:val="single" w:color="AAAAAA" w:sz="4"/>
               <w:left w:val="single" w:color="AAAAAA" w:sz="4"/>
@@ -3742,11 +4315,9 @@
             </w:pPr>
             <w:r>
               <w:rPr>
-                <w:b w:val="false"/>
-                <w:bCs w:val="false"/>
-                <w:color w:val="000000"/>
-                <w:sz w:val="18"/>
-                <w:szCs w:val="18"/>
+                <w:color w:val="000000"/>
+                <w:sz w:val="20"/>
+                <w:szCs w:val="20"/>
               </w:rPr>
               <w:t xml:space="preserve">backend/routers/cart.py</w:t>
             </w:r>
@@ -3754,7 +4325,6 @@
         </w:tc>
         <w:tc>
           <w:tcPr>
-            <w:gridSpan w:val="1"/>
             <w:tcBorders>
               <w:top w:val="single" w:color="AAAAAA" w:sz="4"/>
               <w:left w:val="single" w:color="AAAAAA" w:sz="4"/>
@@ -3771,11 +4341,9 @@
             </w:pPr>
             <w:r>
               <w:rPr>
-                <w:b w:val="false"/>
-                <w:bCs w:val="false"/>
-                <w:color w:val="000000"/>
-                <w:sz w:val="19"/>
-                <w:szCs w:val="19"/>
+                <w:color w:val="000000"/>
+                <w:sz w:val="20"/>
+                <w:szCs w:val="20"/>
               </w:rPr>
               <w:t xml:space="preserve">Xuyu</w:t>
             </w:r>
@@ -3785,7 +4353,6 @@
       <w:tr>
         <w:tc>
           <w:tcPr>
-            <w:gridSpan w:val="1"/>
             <w:tcBorders>
               <w:top w:val="single" w:color="AAAAAA" w:sz="4"/>
               <w:left w:val="single" w:color="AAAAAA" w:sz="4"/>
@@ -3802,11 +4369,9 @@
             </w:pPr>
             <w:r>
               <w:rPr>
-                <w:b w:val="false"/>
-                <w:bCs w:val="false"/>
-                <w:color w:val="000000"/>
-                <w:sz w:val="18"/>
-                <w:szCs w:val="18"/>
+                <w:color w:val="000000"/>
+                <w:sz w:val="20"/>
+                <w:szCs w:val="20"/>
               </w:rPr>
               <w:t xml:space="preserve">backend/routers/users.py</w:t>
             </w:r>
@@ -3814,7 +4379,6 @@
         </w:tc>
         <w:tc>
           <w:tcPr>
-            <w:gridSpan w:val="1"/>
             <w:tcBorders>
               <w:top w:val="single" w:color="AAAAAA" w:sz="4"/>
               <w:left w:val="single" w:color="AAAAAA" w:sz="4"/>
@@ -3831,11 +4395,9 @@
             </w:pPr>
             <w:r>
               <w:rPr>
-                <w:b w:val="false"/>
-                <w:bCs w:val="false"/>
-                <w:color w:val="000000"/>
-                <w:sz w:val="19"/>
-                <w:szCs w:val="19"/>
+                <w:color w:val="000000"/>
+                <w:sz w:val="20"/>
+                <w:szCs w:val="20"/>
               </w:rPr>
               <w:t xml:space="preserve">Qiushi</w:t>
             </w:r>
@@ -3845,7 +4407,6 @@
       <w:tr>
         <w:tc>
           <w:tcPr>
-            <w:gridSpan w:val="1"/>
             <w:tcBorders>
               <w:top w:val="single" w:color="AAAAAA" w:sz="4"/>
               <w:left w:val="single" w:color="AAAAAA" w:sz="4"/>
@@ -3862,11 +4423,9 @@
             </w:pPr>
             <w:r>
               <w:rPr>
-                <w:b w:val="false"/>
-                <w:bCs w:val="false"/>
-                <w:color w:val="000000"/>
-                <w:sz w:val="18"/>
-                <w:szCs w:val="18"/>
+                <w:color w:val="000000"/>
+                <w:sz w:val="20"/>
+                <w:szCs w:val="20"/>
               </w:rPr>
               <w:t xml:space="preserve">backend/models/user.py</w:t>
             </w:r>
@@ -3874,7 +4433,6 @@
         </w:tc>
         <w:tc>
           <w:tcPr>
-            <w:gridSpan w:val="1"/>
             <w:tcBorders>
               <w:top w:val="single" w:color="AAAAAA" w:sz="4"/>
               <w:left w:val="single" w:color="AAAAAA" w:sz="4"/>
@@ -3891,11 +4449,9 @@
             </w:pPr>
             <w:r>
               <w:rPr>
-                <w:b w:val="false"/>
-                <w:bCs w:val="false"/>
-                <w:color w:val="000000"/>
-                <w:sz w:val="19"/>
-                <w:szCs w:val="19"/>
+                <w:color w:val="000000"/>
+                <w:sz w:val="20"/>
+                <w:szCs w:val="20"/>
               </w:rPr>
               <w:t xml:space="preserve">Xuyu</w:t>
             </w:r>
@@ -3905,7 +4461,6 @@
       <w:tr>
         <w:tc>
           <w:tcPr>
-            <w:gridSpan w:val="1"/>
             <w:tcBorders>
               <w:top w:val="single" w:color="AAAAAA" w:sz="4"/>
               <w:left w:val="single" w:color="AAAAAA" w:sz="4"/>
@@ -3922,11 +4477,9 @@
             </w:pPr>
             <w:r>
               <w:rPr>
-                <w:b w:val="false"/>
-                <w:bCs w:val="false"/>
-                <w:color w:val="000000"/>
-                <w:sz w:val="18"/>
-                <w:szCs w:val="18"/>
+                <w:color w:val="000000"/>
+                <w:sz w:val="20"/>
+                <w:szCs w:val="20"/>
               </w:rPr>
               <w:t xml:space="preserve">backend/models/product.py</w:t>
             </w:r>
@@ -3934,7 +4487,6 @@
         </w:tc>
         <w:tc>
           <w:tcPr>
-            <w:gridSpan w:val="1"/>
             <w:tcBorders>
               <w:top w:val="single" w:color="AAAAAA" w:sz="4"/>
               <w:left w:val="single" w:color="AAAAAA" w:sz="4"/>
@@ -3951,11 +4503,9 @@
             </w:pPr>
             <w:r>
               <w:rPr>
-                <w:b w:val="false"/>
-                <w:bCs w:val="false"/>
-                <w:color w:val="000000"/>
-                <w:sz w:val="19"/>
-                <w:szCs w:val="19"/>
+                <w:color w:val="000000"/>
+                <w:sz w:val="20"/>
+                <w:szCs w:val="20"/>
               </w:rPr>
               <w:t xml:space="preserve">Qiushi</w:t>
             </w:r>
@@ -3965,7 +4515,6 @@
       <w:tr>
         <w:tc>
           <w:tcPr>
-            <w:gridSpan w:val="1"/>
             <w:tcBorders>
               <w:top w:val="single" w:color="AAAAAA" w:sz="4"/>
               <w:left w:val="single" w:color="AAAAAA" w:sz="4"/>
@@ -3982,11 +4531,9 @@
             </w:pPr>
             <w:r>
               <w:rPr>
-                <w:b w:val="false"/>
-                <w:bCs w:val="false"/>
-                <w:color w:val="000000"/>
-                <w:sz w:val="18"/>
-                <w:szCs w:val="18"/>
+                <w:color w:val="000000"/>
+                <w:sz w:val="20"/>
+                <w:szCs w:val="20"/>
               </w:rPr>
               <w:t xml:space="preserve">backend/models/cart.py</w:t>
             </w:r>
@@ -3994,7 +4541,6 @@
         </w:tc>
         <w:tc>
           <w:tcPr>
-            <w:gridSpan w:val="1"/>
             <w:tcBorders>
               <w:top w:val="single" w:color="AAAAAA" w:sz="4"/>
               <w:left w:val="single" w:color="AAAAAA" w:sz="4"/>
@@ -4011,11 +4557,9 @@
             </w:pPr>
             <w:r>
               <w:rPr>
-                <w:b w:val="false"/>
-                <w:bCs w:val="false"/>
-                <w:color w:val="000000"/>
-                <w:sz w:val="19"/>
-                <w:szCs w:val="19"/>
+                <w:color w:val="000000"/>
+                <w:sz w:val="20"/>
+                <w:szCs w:val="20"/>
               </w:rPr>
               <w:t xml:space="preserve">Xuyu</w:t>
             </w:r>
@@ -4025,7 +4569,6 @@
       <w:tr>
         <w:tc>
           <w:tcPr>
-            <w:gridSpan w:val="1"/>
             <w:tcBorders>
               <w:top w:val="single" w:color="AAAAAA" w:sz="4"/>
               <w:left w:val="single" w:color="AAAAAA" w:sz="4"/>
@@ -4042,11 +4585,9 @@
             </w:pPr>
             <w:r>
               <w:rPr>
-                <w:b w:val="false"/>
-                <w:bCs w:val="false"/>
-                <w:color w:val="000000"/>
-                <w:sz w:val="18"/>
-                <w:szCs w:val="18"/>
+                <w:color w:val="000000"/>
+                <w:sz w:val="20"/>
+                <w:szCs w:val="20"/>
               </w:rPr>
               <w:t xml:space="preserve">backend/schemas/user.py</w:t>
             </w:r>
@@ -4054,7 +4595,6 @@
         </w:tc>
         <w:tc>
           <w:tcPr>
-            <w:gridSpan w:val="1"/>
             <w:tcBorders>
               <w:top w:val="single" w:color="AAAAAA" w:sz="4"/>
               <w:left w:val="single" w:color="AAAAAA" w:sz="4"/>
@@ -4071,11 +4611,9 @@
             </w:pPr>
             <w:r>
               <w:rPr>
-                <w:b w:val="false"/>
-                <w:bCs w:val="false"/>
-                <w:color w:val="000000"/>
-                <w:sz w:val="19"/>
-                <w:szCs w:val="19"/>
+                <w:color w:val="000000"/>
+                <w:sz w:val="20"/>
+                <w:szCs w:val="20"/>
               </w:rPr>
               <w:t xml:space="preserve">Xuyu</w:t>
             </w:r>
@@ -4085,7 +4623,6 @@
       <w:tr>
         <w:tc>
           <w:tcPr>
-            <w:gridSpan w:val="1"/>
             <w:tcBorders>
               <w:top w:val="single" w:color="AAAAAA" w:sz="4"/>
               <w:left w:val="single" w:color="AAAAAA" w:sz="4"/>
@@ -4102,11 +4639,9 @@
             </w:pPr>
             <w:r>
               <w:rPr>
-                <w:b w:val="false"/>
-                <w:bCs w:val="false"/>
-                <w:color w:val="000000"/>
-                <w:sz w:val="18"/>
-                <w:szCs w:val="18"/>
+                <w:color w:val="000000"/>
+                <w:sz w:val="20"/>
+                <w:szCs w:val="20"/>
               </w:rPr>
               <w:t xml:space="preserve">backend/schemas/product.py</w:t>
             </w:r>
@@ -4114,7 +4649,6 @@
         </w:tc>
         <w:tc>
           <w:tcPr>
-            <w:gridSpan w:val="1"/>
             <w:tcBorders>
               <w:top w:val="single" w:color="AAAAAA" w:sz="4"/>
               <w:left w:val="single" w:color="AAAAAA" w:sz="4"/>
@@ -4131,11 +4665,9 @@
             </w:pPr>
             <w:r>
               <w:rPr>
-                <w:b w:val="false"/>
-                <w:bCs w:val="false"/>
-                <w:color w:val="000000"/>
-                <w:sz w:val="19"/>
-                <w:szCs w:val="19"/>
+                <w:color w:val="000000"/>
+                <w:sz w:val="20"/>
+                <w:szCs w:val="20"/>
               </w:rPr>
               <w:t xml:space="preserve">Qiushi</w:t>
             </w:r>
@@ -4145,7 +4677,6 @@
       <w:tr>
         <w:tc>
           <w:tcPr>
-            <w:gridSpan w:val="1"/>
             <w:tcBorders>
               <w:top w:val="single" w:color="AAAAAA" w:sz="4"/>
               <w:left w:val="single" w:color="AAAAAA" w:sz="4"/>
@@ -4162,11 +4693,9 @@
             </w:pPr>
             <w:r>
               <w:rPr>
-                <w:b w:val="false"/>
-                <w:bCs w:val="false"/>
-                <w:color w:val="000000"/>
-                <w:sz w:val="18"/>
-                <w:szCs w:val="18"/>
+                <w:color w:val="000000"/>
+                <w:sz w:val="20"/>
+                <w:szCs w:val="20"/>
               </w:rPr>
               <w:t xml:space="preserve">backend/schemas/cart.py</w:t>
             </w:r>
@@ -4174,7 +4703,6 @@
         </w:tc>
         <w:tc>
           <w:tcPr>
-            <w:gridSpan w:val="1"/>
             <w:tcBorders>
               <w:top w:val="single" w:color="AAAAAA" w:sz="4"/>
               <w:left w:val="single" w:color="AAAAAA" w:sz="4"/>
@@ -4191,11 +4719,9 @@
             </w:pPr>
             <w:r>
               <w:rPr>
-                <w:b w:val="false"/>
-                <w:bCs w:val="false"/>
-                <w:color w:val="000000"/>
-                <w:sz w:val="19"/>
-                <w:szCs w:val="19"/>
+                <w:color w:val="000000"/>
+                <w:sz w:val="20"/>
+                <w:szCs w:val="20"/>
               </w:rPr>
               <w:t xml:space="preserve">Xuyu</w:t>
             </w:r>
@@ -4205,7 +4731,6 @@
       <w:tr>
         <w:tc>
           <w:tcPr>
-            <w:gridSpan w:val="1"/>
             <w:tcBorders>
               <w:top w:val="single" w:color="AAAAAA" w:sz="4"/>
               <w:left w:val="single" w:color="AAAAAA" w:sz="4"/>
@@ -4222,11 +4747,9 @@
             </w:pPr>
             <w:r>
               <w:rPr>
-                <w:b w:val="false"/>
-                <w:bCs w:val="false"/>
-                <w:color w:val="000000"/>
-                <w:sz w:val="18"/>
-                <w:szCs w:val="18"/>
+                <w:color w:val="000000"/>
+                <w:sz w:val="20"/>
+                <w:szCs w:val="20"/>
               </w:rPr>
               <w:t xml:space="preserve">frontend/src/main.jsx</w:t>
             </w:r>
@@ -4234,7 +4757,6 @@
         </w:tc>
         <w:tc>
           <w:tcPr>
-            <w:gridSpan w:val="1"/>
             <w:tcBorders>
               <w:top w:val="single" w:color="AAAAAA" w:sz="4"/>
               <w:left w:val="single" w:color="AAAAAA" w:sz="4"/>
@@ -4251,11 +4773,9 @@
             </w:pPr>
             <w:r>
               <w:rPr>
-                <w:b w:val="false"/>
-                <w:bCs w:val="false"/>
-                <w:color w:val="000000"/>
-                <w:sz w:val="19"/>
-                <w:szCs w:val="19"/>
+                <w:color w:val="000000"/>
+                <w:sz w:val="20"/>
+                <w:szCs w:val="20"/>
               </w:rPr>
               <w:t xml:space="preserve">Xuyu</w:t>
             </w:r>
@@ -4265,7 +4785,6 @@
       <w:tr>
         <w:tc>
           <w:tcPr>
-            <w:gridSpan w:val="1"/>
             <w:tcBorders>
               <w:top w:val="single" w:color="AAAAAA" w:sz="4"/>
               <w:left w:val="single" w:color="AAAAAA" w:sz="4"/>
@@ -4282,11 +4801,9 @@
             </w:pPr>
             <w:r>
               <w:rPr>
-                <w:b w:val="false"/>
-                <w:bCs w:val="false"/>
-                <w:color w:val="000000"/>
-                <w:sz w:val="18"/>
-                <w:szCs w:val="18"/>
+                <w:color w:val="000000"/>
+                <w:sz w:val="20"/>
+                <w:szCs w:val="20"/>
               </w:rPr>
               <w:t xml:space="preserve">frontend/src/App.jsx</w:t>
             </w:r>
@@ -4294,7 +4811,6 @@
         </w:tc>
         <w:tc>
           <w:tcPr>
-            <w:gridSpan w:val="1"/>
             <w:tcBorders>
               <w:top w:val="single" w:color="AAAAAA" w:sz="4"/>
               <w:left w:val="single" w:color="AAAAAA" w:sz="4"/>
@@ -4311,11 +4827,9 @@
             </w:pPr>
             <w:r>
               <w:rPr>
-                <w:b w:val="false"/>
-                <w:bCs w:val="false"/>
-                <w:color w:val="000000"/>
-                <w:sz w:val="19"/>
-                <w:szCs w:val="19"/>
+                <w:color w:val="000000"/>
+                <w:sz w:val="20"/>
+                <w:szCs w:val="20"/>
               </w:rPr>
               <w:t xml:space="preserve">Xuyu</w:t>
             </w:r>
@@ -4325,7 +4839,6 @@
       <w:tr>
         <w:tc>
           <w:tcPr>
-            <w:gridSpan w:val="1"/>
             <w:tcBorders>
               <w:top w:val="single" w:color="AAAAAA" w:sz="4"/>
               <w:left w:val="single" w:color="AAAAAA" w:sz="4"/>
@@ -4342,11 +4855,9 @@
             </w:pPr>
             <w:r>
               <w:rPr>
-                <w:b w:val="false"/>
-                <w:bCs w:val="false"/>
-                <w:color w:val="000000"/>
-                <w:sz w:val="18"/>
-                <w:szCs w:val="18"/>
+                <w:color w:val="000000"/>
+                <w:sz w:val="20"/>
+                <w:szCs w:val="20"/>
               </w:rPr>
               <w:t xml:space="preserve">frontend/src/index.css</w:t>
             </w:r>
@@ -4354,7 +4865,6 @@
         </w:tc>
         <w:tc>
           <w:tcPr>
-            <w:gridSpan w:val="1"/>
             <w:tcBorders>
               <w:top w:val="single" w:color="AAAAAA" w:sz="4"/>
               <w:left w:val="single" w:color="AAAAAA" w:sz="4"/>
@@ -4371,11 +4881,9 @@
             </w:pPr>
             <w:r>
               <w:rPr>
-                <w:b w:val="false"/>
-                <w:bCs w:val="false"/>
-                <w:color w:val="000000"/>
-                <w:sz w:val="19"/>
-                <w:szCs w:val="19"/>
+                <w:color w:val="000000"/>
+                <w:sz w:val="20"/>
+                <w:szCs w:val="20"/>
               </w:rPr>
               <w:t xml:space="preserve">Xuyu</w:t>
             </w:r>
@@ -4385,7 +4893,6 @@
       <w:tr>
         <w:tc>
           <w:tcPr>
-            <w:gridSpan w:val="1"/>
             <w:tcBorders>
               <w:top w:val="single" w:color="AAAAAA" w:sz="4"/>
               <w:left w:val="single" w:color="AAAAAA" w:sz="4"/>
@@ -4402,11 +4909,9 @@
             </w:pPr>
             <w:r>
               <w:rPr>
-                <w:b w:val="false"/>
-                <w:bCs w:val="false"/>
-                <w:color w:val="000000"/>
-                <w:sz w:val="18"/>
-                <w:szCs w:val="18"/>
+                <w:color w:val="000000"/>
+                <w:sz w:val="20"/>
+                <w:szCs w:val="20"/>
               </w:rPr>
               <w:t xml:space="preserve">frontend/src/context/AuthContext.jsx</w:t>
             </w:r>
@@ -4414,7 +4919,6 @@
         </w:tc>
         <w:tc>
           <w:tcPr>
-            <w:gridSpan w:val="1"/>
             <w:tcBorders>
               <w:top w:val="single" w:color="AAAAAA" w:sz="4"/>
               <w:left w:val="single" w:color="AAAAAA" w:sz="4"/>
@@ -4431,11 +4935,9 @@
             </w:pPr>
             <w:r>
               <w:rPr>
-                <w:b w:val="false"/>
-                <w:bCs w:val="false"/>
-                <w:color w:val="000000"/>
-                <w:sz w:val="19"/>
-                <w:szCs w:val="19"/>
+                <w:color w:val="000000"/>
+                <w:sz w:val="20"/>
+                <w:szCs w:val="20"/>
               </w:rPr>
               <w:t xml:space="preserve">Xuyu</w:t>
             </w:r>
@@ -4445,7 +4947,6 @@
       <w:tr>
         <w:tc>
           <w:tcPr>
-            <w:gridSpan w:val="1"/>
             <w:tcBorders>
               <w:top w:val="single" w:color="AAAAAA" w:sz="4"/>
               <w:left w:val="single" w:color="AAAAAA" w:sz="4"/>
@@ -4462,11 +4963,9 @@
             </w:pPr>
             <w:r>
               <w:rPr>
-                <w:b w:val="false"/>
-                <w:bCs w:val="false"/>
-                <w:color w:val="000000"/>
-                <w:sz w:val="18"/>
-                <w:szCs w:val="18"/>
+                <w:color w:val="000000"/>
+                <w:sz w:val="20"/>
+                <w:szCs w:val="20"/>
               </w:rPr>
               <w:t xml:space="preserve">frontend/src/services/api.js</w:t>
             </w:r>
@@ -4474,7 +4973,6 @@
         </w:tc>
         <w:tc>
           <w:tcPr>
-            <w:gridSpan w:val="1"/>
             <w:tcBorders>
               <w:top w:val="single" w:color="AAAAAA" w:sz="4"/>
               <w:left w:val="single" w:color="AAAAAA" w:sz="4"/>
@@ -4491,11 +4989,9 @@
             </w:pPr>
             <w:r>
               <w:rPr>
-                <w:b w:val="false"/>
-                <w:bCs w:val="false"/>
-                <w:color w:val="000000"/>
-                <w:sz w:val="19"/>
-                <w:szCs w:val="19"/>
+                <w:color w:val="000000"/>
+                <w:sz w:val="20"/>
+                <w:szCs w:val="20"/>
               </w:rPr>
               <w:t xml:space="preserve">Xuyu</w:t>
             </w:r>
@@ -4505,7 +5001,6 @@
       <w:tr>
         <w:tc>
           <w:tcPr>
-            <w:gridSpan w:val="1"/>
             <w:tcBorders>
               <w:top w:val="single" w:color="AAAAAA" w:sz="4"/>
               <w:left w:val="single" w:color="AAAAAA" w:sz="4"/>
@@ -4522,11 +5017,9 @@
             </w:pPr>
             <w:r>
               <w:rPr>
-                <w:b w:val="false"/>
-                <w:bCs w:val="false"/>
-                <w:color w:val="000000"/>
-                <w:sz w:val="18"/>
-                <w:szCs w:val="18"/>
+                <w:color w:val="000000"/>
+                <w:sz w:val="20"/>
+                <w:szCs w:val="20"/>
               </w:rPr>
               <w:t xml:space="preserve">frontend/src/services/authService.js</w:t>
             </w:r>
@@ -4534,7 +5027,6 @@
         </w:tc>
         <w:tc>
           <w:tcPr>
-            <w:gridSpan w:val="1"/>
             <w:tcBorders>
               <w:top w:val="single" w:color="AAAAAA" w:sz="4"/>
               <w:left w:val="single" w:color="AAAAAA" w:sz="4"/>
@@ -4551,11 +5043,9 @@
             </w:pPr>
             <w:r>
               <w:rPr>
-                <w:b w:val="false"/>
-                <w:bCs w:val="false"/>
-                <w:color w:val="000000"/>
-                <w:sz w:val="19"/>
-                <w:szCs w:val="19"/>
+                <w:color w:val="000000"/>
+                <w:sz w:val="20"/>
+                <w:szCs w:val="20"/>
               </w:rPr>
               <w:t xml:space="preserve">Xuyu</w:t>
             </w:r>
@@ -4565,7 +5055,6 @@
       <w:tr>
         <w:tc>
           <w:tcPr>
-            <w:gridSpan w:val="1"/>
             <w:tcBorders>
               <w:top w:val="single" w:color="AAAAAA" w:sz="4"/>
               <w:left w:val="single" w:color="AAAAAA" w:sz="4"/>
@@ -4582,11 +5071,9 @@
             </w:pPr>
             <w:r>
               <w:rPr>
-                <w:b w:val="false"/>
-                <w:bCs w:val="false"/>
-                <w:color w:val="000000"/>
-                <w:sz w:val="18"/>
-                <w:szCs w:val="18"/>
+                <w:color w:val="000000"/>
+                <w:sz w:val="20"/>
+                <w:szCs w:val="20"/>
               </w:rPr>
               <w:t xml:space="preserve">frontend/src/services/productService.js</w:t>
             </w:r>
@@ -4594,7 +5081,6 @@
         </w:tc>
         <w:tc>
           <w:tcPr>
-            <w:gridSpan w:val="1"/>
             <w:tcBorders>
               <w:top w:val="single" w:color="AAAAAA" w:sz="4"/>
               <w:left w:val="single" w:color="AAAAAA" w:sz="4"/>
@@ -4611,11 +5097,9 @@
             </w:pPr>
             <w:r>
               <w:rPr>
-                <w:b w:val="false"/>
-                <w:bCs w:val="false"/>
-                <w:color w:val="000000"/>
-                <w:sz w:val="19"/>
-                <w:szCs w:val="19"/>
+                <w:color w:val="000000"/>
+                <w:sz w:val="20"/>
+                <w:szCs w:val="20"/>
               </w:rPr>
               <w:t xml:space="preserve">Qiushi</w:t>
             </w:r>
@@ -4625,7 +5109,6 @@
       <w:tr>
         <w:tc>
           <w:tcPr>
-            <w:gridSpan w:val="1"/>
             <w:tcBorders>
               <w:top w:val="single" w:color="AAAAAA" w:sz="4"/>
               <w:left w:val="single" w:color="AAAAAA" w:sz="4"/>
@@ -4642,11 +5125,9 @@
             </w:pPr>
             <w:r>
               <w:rPr>
-                <w:b w:val="false"/>
-                <w:bCs w:val="false"/>
-                <w:color w:val="000000"/>
-                <w:sz w:val="18"/>
-                <w:szCs w:val="18"/>
+                <w:color w:val="000000"/>
+                <w:sz w:val="20"/>
+                <w:szCs w:val="20"/>
               </w:rPr>
               <w:t xml:space="preserve">frontend/src/services/cartService.js</w:t>
             </w:r>
@@ -4654,7 +5135,6 @@
         </w:tc>
         <w:tc>
           <w:tcPr>
-            <w:gridSpan w:val="1"/>
             <w:tcBorders>
               <w:top w:val="single" w:color="AAAAAA" w:sz="4"/>
               <w:left w:val="single" w:color="AAAAAA" w:sz="4"/>
@@ -4671,11 +5151,9 @@
             </w:pPr>
             <w:r>
               <w:rPr>
-                <w:b w:val="false"/>
-                <w:bCs w:val="false"/>
-                <w:color w:val="000000"/>
-                <w:sz w:val="19"/>
-                <w:szCs w:val="19"/>
+                <w:color w:val="000000"/>
+                <w:sz w:val="20"/>
+                <w:szCs w:val="20"/>
               </w:rPr>
               <w:t xml:space="preserve">Xuyu</w:t>
             </w:r>
@@ -4685,7 +5163,6 @@
       <w:tr>
         <w:tc>
           <w:tcPr>
-            <w:gridSpan w:val="1"/>
             <w:tcBorders>
               <w:top w:val="single" w:color="AAAAAA" w:sz="4"/>
               <w:left w:val="single" w:color="AAAAAA" w:sz="4"/>
@@ -4702,11 +5179,9 @@
             </w:pPr>
             <w:r>
               <w:rPr>
-                <w:b w:val="false"/>
-                <w:bCs w:val="false"/>
-                <w:color w:val="000000"/>
-                <w:sz w:val="18"/>
-                <w:szCs w:val="18"/>
+                <w:color w:val="000000"/>
+                <w:sz w:val="20"/>
+                <w:szCs w:val="20"/>
               </w:rPr>
               <w:t xml:space="preserve">frontend/src/hooks/useSearch.js</w:t>
             </w:r>
@@ -4714,7 +5189,6 @@
         </w:tc>
         <w:tc>
           <w:tcPr>
-            <w:gridSpan w:val="1"/>
             <w:tcBorders>
               <w:top w:val="single" w:color="AAAAAA" w:sz="4"/>
               <w:left w:val="single" w:color="AAAAAA" w:sz="4"/>
@@ -4731,11 +5205,9 @@
             </w:pPr>
             <w:r>
               <w:rPr>
-                <w:b w:val="false"/>
-                <w:bCs w:val="false"/>
-                <w:color w:val="000000"/>
-                <w:sz w:val="19"/>
-                <w:szCs w:val="19"/>
+                <w:color w:val="000000"/>
+                <w:sz w:val="20"/>
+                <w:szCs w:val="20"/>
               </w:rPr>
               <w:t xml:space="preserve">Qiushi</w:t>
             </w:r>
@@ -4745,7 +5217,6 @@
       <w:tr>
         <w:tc>
           <w:tcPr>
-            <w:gridSpan w:val="1"/>
             <w:tcBorders>
               <w:top w:val="single" w:color="AAAAAA" w:sz="4"/>
               <w:left w:val="single" w:color="AAAAAA" w:sz="4"/>
@@ -4762,11 +5233,9 @@
             </w:pPr>
             <w:r>
               <w:rPr>
-                <w:b w:val="false"/>
-                <w:bCs w:val="false"/>
-                <w:color w:val="000000"/>
-                <w:sz w:val="18"/>
-                <w:szCs w:val="18"/>
+                <w:color w:val="000000"/>
+                <w:sz w:val="20"/>
+                <w:szCs w:val="20"/>
               </w:rPr>
               <w:t xml:space="preserve">frontend/src/components/Navbar.jsx</w:t>
             </w:r>
@@ -4774,7 +5243,6 @@
         </w:tc>
         <w:tc>
           <w:tcPr>
-            <w:gridSpan w:val="1"/>
             <w:tcBorders>
               <w:top w:val="single" w:color="AAAAAA" w:sz="4"/>
               <w:left w:val="single" w:color="AAAAAA" w:sz="4"/>
@@ -4791,11 +5259,9 @@
             </w:pPr>
             <w:r>
               <w:rPr>
-                <w:b w:val="false"/>
-                <w:bCs w:val="false"/>
-                <w:color w:val="000000"/>
-                <w:sz w:val="19"/>
-                <w:szCs w:val="19"/>
+                <w:color w:val="000000"/>
+                <w:sz w:val="20"/>
+                <w:szCs w:val="20"/>
               </w:rPr>
               <w:t xml:space="preserve">Xuyu</w:t>
             </w:r>
@@ -4805,7 +5271,6 @@
       <w:tr>
         <w:tc>
           <w:tcPr>
-            <w:gridSpan w:val="1"/>
             <w:tcBorders>
               <w:top w:val="single" w:color="AAAAAA" w:sz="4"/>
               <w:left w:val="single" w:color="AAAAAA" w:sz="4"/>
@@ -4822,11 +5287,9 @@
             </w:pPr>
             <w:r>
               <w:rPr>
-                <w:b w:val="false"/>
-                <w:bCs w:val="false"/>
-                <w:color w:val="000000"/>
-                <w:sz w:val="18"/>
-                <w:szCs w:val="18"/>
+                <w:color w:val="000000"/>
+                <w:sz w:val="20"/>
+                <w:szCs w:val="20"/>
               </w:rPr>
               <w:t xml:space="preserve">frontend/src/components/ProductCard.jsx</w:t>
             </w:r>
@@ -4834,7 +5297,6 @@
         </w:tc>
         <w:tc>
           <w:tcPr>
-            <w:gridSpan w:val="1"/>
             <w:tcBorders>
               <w:top w:val="single" w:color="AAAAAA" w:sz="4"/>
               <w:left w:val="single" w:color="AAAAAA" w:sz="4"/>
@@ -4851,11 +5313,9 @@
             </w:pPr>
             <w:r>
               <w:rPr>
-                <w:b w:val="false"/>
-                <w:bCs w:val="false"/>
-                <w:color w:val="000000"/>
-                <w:sz w:val="19"/>
-                <w:szCs w:val="19"/>
+                <w:color w:val="000000"/>
+                <w:sz w:val="20"/>
+                <w:szCs w:val="20"/>
               </w:rPr>
               <w:t xml:space="preserve">Qiushi</w:t>
             </w:r>
@@ -4865,7 +5325,6 @@
       <w:tr>
         <w:tc>
           <w:tcPr>
-            <w:gridSpan w:val="1"/>
             <w:tcBorders>
               <w:top w:val="single" w:color="AAAAAA" w:sz="4"/>
               <w:left w:val="single" w:color="AAAAAA" w:sz="4"/>
@@ -4882,11 +5341,9 @@
             </w:pPr>
             <w:r>
               <w:rPr>
-                <w:b w:val="false"/>
-                <w:bCs w:val="false"/>
-                <w:color w:val="000000"/>
-                <w:sz w:val="18"/>
-                <w:szCs w:val="18"/>
+                <w:color w:val="000000"/>
+                <w:sz w:val="20"/>
+                <w:szCs w:val="20"/>
               </w:rPr>
               <w:t xml:space="preserve">frontend/src/pages/LoginPage.jsx</w:t>
             </w:r>
@@ -4894,7 +5351,6 @@
         </w:tc>
         <w:tc>
           <w:tcPr>
-            <w:gridSpan w:val="1"/>
             <w:tcBorders>
               <w:top w:val="single" w:color="AAAAAA" w:sz="4"/>
               <w:left w:val="single" w:color="AAAAAA" w:sz="4"/>
@@ -4911,11 +5367,9 @@
             </w:pPr>
             <w:r>
               <w:rPr>
-                <w:b w:val="false"/>
-                <w:bCs w:val="false"/>
-                <w:color w:val="000000"/>
-                <w:sz w:val="19"/>
-                <w:szCs w:val="19"/>
+                <w:color w:val="000000"/>
+                <w:sz w:val="20"/>
+                <w:szCs w:val="20"/>
               </w:rPr>
               <w:t xml:space="preserve">Xuyu</w:t>
             </w:r>
@@ -4925,7 +5379,6 @@
       <w:tr>
         <w:tc>
           <w:tcPr>
-            <w:gridSpan w:val="1"/>
             <w:tcBorders>
               <w:top w:val="single" w:color="AAAAAA" w:sz="4"/>
               <w:left w:val="single" w:color="AAAAAA" w:sz="4"/>
@@ -4942,11 +5395,9 @@
             </w:pPr>
             <w:r>
               <w:rPr>
-                <w:b w:val="false"/>
-                <w:bCs w:val="false"/>
-                <w:color w:val="000000"/>
-                <w:sz w:val="18"/>
-                <w:szCs w:val="18"/>
+                <w:color w:val="000000"/>
+                <w:sz w:val="20"/>
+                <w:szCs w:val="20"/>
               </w:rPr>
               <w:t xml:space="preserve">frontend/src/pages/RegisterPage.jsx</w:t>
             </w:r>
@@ -4954,7 +5405,6 @@
         </w:tc>
         <w:tc>
           <w:tcPr>
-            <w:gridSpan w:val="1"/>
             <w:tcBorders>
               <w:top w:val="single" w:color="AAAAAA" w:sz="4"/>
               <w:left w:val="single" w:color="AAAAAA" w:sz="4"/>
@@ -4971,11 +5421,9 @@
             </w:pPr>
             <w:r>
               <w:rPr>
-                <w:b w:val="false"/>
-                <w:bCs w:val="false"/>
-                <w:color w:val="000000"/>
-                <w:sz w:val="19"/>
-                <w:szCs w:val="19"/>
+                <w:color w:val="000000"/>
+                <w:sz w:val="20"/>
+                <w:szCs w:val="20"/>
               </w:rPr>
               <w:t xml:space="preserve">Xuyu</w:t>
             </w:r>
@@ -4985,7 +5433,6 @@
       <w:tr>
         <w:tc>
           <w:tcPr>
-            <w:gridSpan w:val="1"/>
             <w:tcBorders>
               <w:top w:val="single" w:color="AAAAAA" w:sz="4"/>
               <w:left w:val="single" w:color="AAAAAA" w:sz="4"/>
@@ -5002,11 +5449,9 @@
             </w:pPr>
             <w:r>
               <w:rPr>
-                <w:b w:val="false"/>
-                <w:bCs w:val="false"/>
-                <w:color w:val="000000"/>
-                <w:sz w:val="18"/>
-                <w:szCs w:val="18"/>
+                <w:color w:val="000000"/>
+                <w:sz w:val="20"/>
+                <w:szCs w:val="20"/>
               </w:rPr>
               <w:t xml:space="preserve">frontend/src/pages/HomePage.jsx</w:t>
             </w:r>
@@ -5014,7 +5459,6 @@
         </w:tc>
         <w:tc>
           <w:tcPr>
-            <w:gridSpan w:val="1"/>
             <w:tcBorders>
               <w:top w:val="single" w:color="AAAAAA" w:sz="4"/>
               <w:left w:val="single" w:color="AAAAAA" w:sz="4"/>
@@ -5031,11 +5475,9 @@
             </w:pPr>
             <w:r>
               <w:rPr>
-                <w:b w:val="false"/>
-                <w:bCs w:val="false"/>
-                <w:color w:val="000000"/>
-                <w:sz w:val="19"/>
-                <w:szCs w:val="19"/>
+                <w:color w:val="000000"/>
+                <w:sz w:val="20"/>
+                <w:szCs w:val="20"/>
               </w:rPr>
               <w:t xml:space="preserve">Qiushi</w:t>
             </w:r>
@@ -5045,7 +5487,6 @@
       <w:tr>
         <w:tc>
           <w:tcPr>
-            <w:gridSpan w:val="1"/>
             <w:tcBorders>
               <w:top w:val="single" w:color="AAAAAA" w:sz="4"/>
               <w:left w:val="single" w:color="AAAAAA" w:sz="4"/>
@@ -5062,11 +5503,9 @@
             </w:pPr>
             <w:r>
               <w:rPr>
-                <w:b w:val="false"/>
-                <w:bCs w:val="false"/>
-                <w:color w:val="000000"/>
-                <w:sz w:val="18"/>
-                <w:szCs w:val="18"/>
+                <w:color w:val="000000"/>
+                <w:sz w:val="20"/>
+                <w:szCs w:val="20"/>
               </w:rPr>
               <w:t xml:space="preserve">frontend/src/pages/CartPage.jsx</w:t>
             </w:r>
@@ -5074,7 +5513,6 @@
         </w:tc>
         <w:tc>
           <w:tcPr>
-            <w:gridSpan w:val="1"/>
             <w:tcBorders>
               <w:top w:val="single" w:color="AAAAAA" w:sz="4"/>
               <w:left w:val="single" w:color="AAAAAA" w:sz="4"/>
@@ -5091,11 +5529,9 @@
             </w:pPr>
             <w:r>
               <w:rPr>
-                <w:b w:val="false"/>
-                <w:bCs w:val="false"/>
-                <w:color w:val="000000"/>
-                <w:sz w:val="19"/>
-                <w:szCs w:val="19"/>
+                <w:color w:val="000000"/>
+                <w:sz w:val="20"/>
+                <w:szCs w:val="20"/>
               </w:rPr>
               <w:t xml:space="preserve">Xuyu</w:t>
             </w:r>
@@ -5105,7 +5541,6 @@
       <w:tr>
         <w:tc>
           <w:tcPr>
-            <w:gridSpan w:val="1"/>
             <w:tcBorders>
               <w:top w:val="single" w:color="AAAAAA" w:sz="4"/>
               <w:left w:val="single" w:color="AAAAAA" w:sz="4"/>
@@ -5122,11 +5557,9 @@
             </w:pPr>
             <w:r>
               <w:rPr>
-                <w:b w:val="false"/>
-                <w:bCs w:val="false"/>
-                <w:color w:val="000000"/>
-                <w:sz w:val="18"/>
-                <w:szCs w:val="18"/>
+                <w:color w:val="000000"/>
+                <w:sz w:val="20"/>
+                <w:szCs w:val="20"/>
               </w:rPr>
               <w:t xml:space="preserve">frontend/src/pages/ProfilePage.jsx</w:t>
             </w:r>
@@ -5134,7 +5567,6 @@
         </w:tc>
         <w:tc>
           <w:tcPr>
-            <w:gridSpan w:val="1"/>
             <w:tcBorders>
               <w:top w:val="single" w:color="AAAAAA" w:sz="4"/>
               <w:left w:val="single" w:color="AAAAAA" w:sz="4"/>
@@ -5151,11 +5583,9 @@
             </w:pPr>
             <w:r>
               <w:rPr>
-                <w:b w:val="false"/>
-                <w:bCs w:val="false"/>
-                <w:color w:val="000000"/>
-                <w:sz w:val="19"/>
-                <w:szCs w:val="19"/>
+                <w:color w:val="000000"/>
+                <w:sz w:val="20"/>
+                <w:szCs w:val="20"/>
               </w:rPr>
               <w:t xml:space="preserve">Xuyu</w:t>
             </w:r>
@@ -5165,7 +5595,6 @@
       <w:tr>
         <w:tc>
           <w:tcPr>
-            <w:gridSpan w:val="1"/>
             <w:tcBorders>
               <w:top w:val="single" w:color="AAAAAA" w:sz="4"/>
               <w:left w:val="single" w:color="AAAAAA" w:sz="4"/>
@@ -5182,11 +5611,9 @@
             </w:pPr>
             <w:r>
               <w:rPr>
-                <w:b w:val="false"/>
-                <w:bCs w:val="false"/>
-                <w:color w:val="000000"/>
-                <w:sz w:val="18"/>
-                <w:szCs w:val="18"/>
+                <w:color w:val="000000"/>
+                <w:sz w:val="20"/>
+                <w:szCs w:val="20"/>
               </w:rPr>
               <w:t xml:space="preserve">frontend/src/pages/AdminProductsPage.jsx</w:t>
             </w:r>
@@ -5194,7 +5621,6 @@
         </w:tc>
         <w:tc>
           <w:tcPr>
-            <w:gridSpan w:val="1"/>
             <w:tcBorders>
               <w:top w:val="single" w:color="AAAAAA" w:sz="4"/>
               <w:left w:val="single" w:color="AAAAAA" w:sz="4"/>
@@ -5211,11 +5637,9 @@
             </w:pPr>
             <w:r>
               <w:rPr>
-                <w:b w:val="false"/>
-                <w:bCs w:val="false"/>
-                <w:color w:val="000000"/>
-                <w:sz w:val="19"/>
-                <w:szCs w:val="19"/>
+                <w:color w:val="000000"/>
+                <w:sz w:val="20"/>
+                <w:szCs w:val="20"/>
               </w:rPr>
               <w:t xml:space="preserve">Qiushi</w:t>
             </w:r>
@@ -5225,7 +5649,6 @@
       <w:tr>
         <w:tc>
           <w:tcPr>
-            <w:gridSpan w:val="1"/>
             <w:tcBorders>
               <w:top w:val="single" w:color="AAAAAA" w:sz="4"/>
               <w:left w:val="single" w:color="AAAAAA" w:sz="4"/>
@@ -5242,11 +5665,9 @@
             </w:pPr>
             <w:r>
               <w:rPr>
-                <w:b w:val="false"/>
-                <w:bCs w:val="false"/>
-                <w:color w:val="000000"/>
-                <w:sz w:val="18"/>
-                <w:szCs w:val="18"/>
+                <w:color w:val="000000"/>
+                <w:sz w:val="20"/>
+                <w:szCs w:val="20"/>
               </w:rPr>
               <w:t xml:space="preserve">frontend/src/pages/AdminUsersPage.jsx</w:t>
             </w:r>
@@ -5254,7 +5675,6 @@
         </w:tc>
         <w:tc>
           <w:tcPr>
-            <w:gridSpan w:val="1"/>
             <w:tcBorders>
               <w:top w:val="single" w:color="AAAAAA" w:sz="4"/>
               <w:left w:val="single" w:color="AAAAAA" w:sz="4"/>
@@ -5271,11 +5691,9 @@
             </w:pPr>
             <w:r>
               <w:rPr>
-                <w:b w:val="false"/>
-                <w:bCs w:val="false"/>
-                <w:color w:val="000000"/>
-                <w:sz w:val="19"/>
-                <w:szCs w:val="19"/>
+                <w:color w:val="000000"/>
+                <w:sz w:val="20"/>
+                <w:szCs w:val="20"/>
               </w:rPr>
               <w:t xml:space="preserve">Qiushi</w:t>
             </w:r>
@@ -5285,7 +5703,6 @@
       <w:tr>
         <w:tc>
           <w:tcPr>
-            <w:gridSpan w:val="1"/>
             <w:tcBorders>
               <w:top w:val="single" w:color="AAAAAA" w:sz="4"/>
               <w:left w:val="single" w:color="AAAAAA" w:sz="4"/>
@@ -5302,11 +5719,9 @@
             </w:pPr>
             <w:r>
               <w:rPr>
-                <w:b w:val="false"/>
-                <w:bCs w:val="false"/>
-                <w:color w:val="000000"/>
-                <w:sz w:val="18"/>
-                <w:szCs w:val="18"/>
+                <w:color w:val="000000"/>
+                <w:sz w:val="20"/>
+                <w:szCs w:val="20"/>
               </w:rPr>
               <w:t xml:space="preserve">frontend/src/pages/AdminCartsPage.jsx</w:t>
             </w:r>
@@ -5314,7 +5729,6 @@
         </w:tc>
         <w:tc>
           <w:tcPr>
-            <w:gridSpan w:val="1"/>
             <w:tcBorders>
               <w:top w:val="single" w:color="AAAAAA" w:sz="4"/>
               <w:left w:val="single" w:color="AAAAAA" w:sz="4"/>
@@ -5331,11 +5745,9 @@
             </w:pPr>
             <w:r>
               <w:rPr>
-                <w:b w:val="false"/>
-                <w:bCs w:val="false"/>
-                <w:color w:val="000000"/>
-                <w:sz w:val="19"/>
-                <w:szCs w:val="19"/>
+                <w:color w:val="000000"/>
+                <w:sz w:val="20"/>
+                <w:szCs w:val="20"/>
               </w:rPr>
               <w:t xml:space="preserve">Qiushi</w:t>
             </w:r>
